--- a/lib_files/智能机器人系统  课程报告3.docx
+++ b/lib_files/智能机器人系统  课程报告3.docx
@@ -113,6 +113,7 @@
           <w:sz w:val="36"/>
           <w:szCs w:val="36"/>
           <w:u w:val="single"/>
+          <w:lang w:eastAsia="zh-CN"/>
         </w:rPr>
       </w:pPr>
       <w:r>
@@ -158,18 +159,9 @@
           <w:sz w:val="36"/>
           <w:szCs w:val="36"/>
           <w:u w:val="single"/>
-        </w:rPr>
-        <w:t xml:space="preserve"> </w:t>
-      </w:r>
-      <w:r>
-        <w:rPr>
-          <w:rFonts w:ascii="宋体" w:hAnsi="宋体" w:eastAsia="宋体"/>
-          <w:spacing w:val="40"/>
-          <w:sz w:val="36"/>
-          <w:szCs w:val="36"/>
-          <w:u w:val="single"/>
-        </w:rPr>
-        <w:t xml:space="preserve">              </w:t>
+          <w:lang w:val="en-US" w:eastAsia="zh-CN"/>
+        </w:rPr>
+        <w:t>人工智能</w:t>
       </w:r>
     </w:p>
     <w:p>
@@ -184,6 +176,7 @@
           <w:sz w:val="36"/>
           <w:szCs w:val="36"/>
           <w:u w:val="single"/>
+          <w:lang w:eastAsia="zh-CN"/>
         </w:rPr>
       </w:pPr>
       <w:r>
@@ -224,13 +217,14 @@
       </w:r>
       <w:r>
         <w:rPr>
-          <w:rFonts w:ascii="宋体" w:hAnsi="宋体" w:eastAsia="宋体"/>
+          <w:rFonts w:hint="eastAsia" w:ascii="宋体" w:hAnsi="宋体" w:eastAsia="宋体"/>
           <w:spacing w:val="40"/>
           <w:sz w:val="36"/>
           <w:szCs w:val="36"/>
           <w:u w:val="single"/>
-        </w:rPr>
-        <w:t xml:space="preserve">               </w:t>
+          <w:lang w:val="en-US" w:eastAsia="zh-CN"/>
+        </w:rPr>
+        <w:t>机器人工程</w:t>
       </w:r>
     </w:p>
     <w:p>
@@ -240,21 +234,22 @@
         <w:ind w:firstLine="1320" w:firstLineChars="300"/>
         <w:jc w:val="left"/>
         <w:rPr>
-          <w:rFonts w:hint="eastAsia" w:ascii="宋体" w:hAnsi="宋体" w:eastAsia="宋体"/>
+          <w:rFonts w:hint="default" w:ascii="宋体" w:hAnsi="宋体" w:eastAsia="宋体"/>
           <w:spacing w:val="40"/>
           <w:sz w:val="36"/>
           <w:szCs w:val="36"/>
           <w:u w:val="single"/>
-        </w:rPr>
-      </w:pPr>
-      <w:r>
-        <w:rPr>
-          <w:rFonts w:hint="eastAsia" w:ascii="宋体" w:hAnsi="宋体" w:eastAsia="宋体"/>
-          <w:spacing w:val="40"/>
-          <w:sz w:val="36"/>
-          <w:szCs w:val="36"/>
-        </w:rPr>
-        <w:t>学生1姓名学号</w:t>
+          <w:lang w:val="en-US" w:eastAsia="zh-CN"/>
+        </w:rPr>
+      </w:pPr>
+      <w:r>
+        <w:rPr>
+          <w:rFonts w:hint="eastAsia" w:ascii="宋体" w:hAnsi="宋体" w:eastAsia="宋体"/>
+          <w:spacing w:val="40"/>
+          <w:sz w:val="36"/>
+          <w:szCs w:val="36"/>
+        </w:rPr>
+        <w:t>学生姓名学号</w:t>
       </w:r>
       <w:r>
         <w:rPr>
@@ -263,18 +258,9 @@
           <w:sz w:val="36"/>
           <w:szCs w:val="36"/>
           <w:u w:val="single"/>
-        </w:rPr>
-        <w:t xml:space="preserve"> </w:t>
-      </w:r>
-      <w:r>
-        <w:rPr>
-          <w:rFonts w:ascii="宋体" w:hAnsi="宋体" w:eastAsia="宋体"/>
-          <w:spacing w:val="40"/>
-          <w:sz w:val="36"/>
-          <w:szCs w:val="36"/>
-          <w:u w:val="single"/>
-        </w:rPr>
-        <w:t xml:space="preserve">         </w:t>
+          <w:lang w:val="en-US" w:eastAsia="zh-CN"/>
+        </w:rPr>
+        <w:t>应宇杰 WA2224137</w:t>
       </w:r>
     </w:p>
     <w:p>
@@ -289,16 +275,17 @@
           <w:sz w:val="36"/>
           <w:szCs w:val="36"/>
           <w:u w:val="single"/>
-        </w:rPr>
-      </w:pPr>
-      <w:r>
-        <w:rPr>
-          <w:rFonts w:hint="eastAsia" w:ascii="宋体" w:hAnsi="宋体" w:eastAsia="宋体"/>
-          <w:spacing w:val="40"/>
-          <w:sz w:val="36"/>
-          <w:szCs w:val="36"/>
-        </w:rPr>
-        <w:t>学生2姓名学号</w:t>
+          <w:lang w:eastAsia="zh-CN"/>
+        </w:rPr>
+      </w:pPr>
+      <w:r>
+        <w:rPr>
+          <w:rFonts w:hint="eastAsia" w:ascii="宋体" w:hAnsi="宋体" w:eastAsia="宋体"/>
+          <w:spacing w:val="40"/>
+          <w:sz w:val="36"/>
+          <w:szCs w:val="36"/>
+        </w:rPr>
+        <w:t xml:space="preserve">指导老师 </w:t>
       </w:r>
       <w:r>
         <w:rPr>
@@ -307,18 +294,9 @@
           <w:sz w:val="36"/>
           <w:szCs w:val="36"/>
           <w:u w:val="single"/>
-        </w:rPr>
-        <w:t xml:space="preserve"> </w:t>
-      </w:r>
-      <w:r>
-        <w:rPr>
-          <w:rFonts w:ascii="宋体" w:hAnsi="宋体" w:eastAsia="宋体"/>
-          <w:spacing w:val="40"/>
-          <w:sz w:val="36"/>
-          <w:szCs w:val="36"/>
-          <w:u w:val="single"/>
-        </w:rPr>
-        <w:t xml:space="preserve">         </w:t>
+          <w:lang w:val="en-US" w:eastAsia="zh-CN"/>
+        </w:rPr>
+        <w:t>常灯祥</w:t>
       </w:r>
     </w:p>
     <w:p>
@@ -342,7 +320,16 @@
           <w:sz w:val="36"/>
           <w:szCs w:val="36"/>
         </w:rPr>
-        <w:t xml:space="preserve">指导老师 </w:t>
+        <w:t>课程编号</w:t>
+      </w:r>
+      <w:r>
+        <w:rPr>
+          <w:rFonts w:ascii="宋体" w:hAnsi="宋体" w:eastAsia="宋体"/>
+          <w:spacing w:val="40"/>
+          <w:sz w:val="36"/>
+          <w:szCs w:val="36"/>
+        </w:rPr>
+        <w:t xml:space="preserve"> </w:t>
       </w:r>
       <w:r>
         <w:rPr>
@@ -376,16 +363,7 @@
           <w:sz w:val="36"/>
           <w:szCs w:val="36"/>
         </w:rPr>
-        <w:t>课程编号</w:t>
-      </w:r>
-      <w:r>
-        <w:rPr>
-          <w:rFonts w:ascii="宋体" w:hAnsi="宋体" w:eastAsia="宋体"/>
-          <w:spacing w:val="40"/>
-          <w:sz w:val="36"/>
-          <w:szCs w:val="36"/>
-        </w:rPr>
-        <w:t xml:space="preserve"> </w:t>
+        <w:t xml:space="preserve">课程学分 </w:t>
       </w:r>
       <w:r>
         <w:rPr>
@@ -419,7 +397,7 @@
           <w:sz w:val="36"/>
           <w:szCs w:val="36"/>
         </w:rPr>
-        <w:t xml:space="preserve">课程学分 </w:t>
+        <w:t xml:space="preserve">提交日期 </w:t>
       </w:r>
       <w:r>
         <w:rPr>
@@ -439,31 +417,73 @@
         <w:ind w:firstLine="1320" w:firstLineChars="300"/>
         <w:jc w:val="left"/>
         <w:rPr>
-          <w:rFonts w:hint="eastAsia" w:ascii="宋体" w:hAnsi="宋体" w:eastAsia="宋体"/>
-          <w:spacing w:val="40"/>
-          <w:sz w:val="36"/>
-          <w:szCs w:val="36"/>
-          <w:u w:val="single"/>
-        </w:rPr>
-      </w:pPr>
-      <w:r>
-        <w:rPr>
-          <w:rFonts w:hint="eastAsia" w:ascii="宋体" w:hAnsi="宋体" w:eastAsia="宋体"/>
-          <w:spacing w:val="40"/>
-          <w:sz w:val="36"/>
-          <w:szCs w:val="36"/>
-        </w:rPr>
-        <w:t xml:space="preserve">提交日期 </w:t>
-      </w:r>
-      <w:r>
-        <w:rPr>
-          <w:rFonts w:ascii="宋体" w:hAnsi="宋体" w:eastAsia="宋体"/>
-          <w:spacing w:val="40"/>
-          <w:sz w:val="36"/>
-          <w:szCs w:val="36"/>
-          <w:u w:val="single"/>
-        </w:rPr>
-        <w:t xml:space="preserve">               </w:t>
+          <w:rFonts w:hint="default" w:ascii="宋体" w:hAnsi="宋体" w:eastAsia="宋体"/>
+          <w:spacing w:val="40"/>
+          <w:sz w:val="36"/>
+          <w:szCs w:val="36"/>
+          <w:lang w:val="en-US" w:eastAsia="zh-CN"/>
+        </w:rPr>
+      </w:pPr>
+      <w:r>
+        <w:rPr>
+          <w:rFonts w:hint="eastAsia" w:ascii="宋体" w:hAnsi="宋体" w:eastAsia="宋体"/>
+          <w:spacing w:val="40"/>
+          <w:sz w:val="36"/>
+          <w:szCs w:val="36"/>
+          <w:lang w:val="en-US" w:eastAsia="zh-CN"/>
+        </w:rPr>
+        <w:t>项目仓库</w:t>
+      </w:r>
+      <w:r>
+        <w:rPr>
+          <w:rFonts w:hint="eastAsia" w:ascii="宋体" w:hAnsi="宋体" w:eastAsia="宋体"/>
+          <w:spacing w:val="40"/>
+          <w:sz w:val="20"/>
+          <w:szCs w:val="20"/>
+          <w:lang w:val="en-US" w:eastAsia="zh-CN"/>
+        </w:rPr>
+        <w:fldChar w:fldCharType="begin"/>
+      </w:r>
+      <w:r>
+        <w:rPr>
+          <w:rFonts w:hint="eastAsia" w:ascii="宋体" w:hAnsi="宋体" w:eastAsia="宋体"/>
+          <w:spacing w:val="40"/>
+          <w:sz w:val="20"/>
+          <w:szCs w:val="20"/>
+          <w:lang w:val="en-US" w:eastAsia="zh-CN"/>
+        </w:rPr>
+        <w:instrText xml:space="preserve"> HYPERLINK "https://github.com/yyjgg/P-LINS.git" </w:instrText>
+      </w:r>
+      <w:r>
+        <w:rPr>
+          <w:rFonts w:hint="eastAsia" w:ascii="宋体" w:hAnsi="宋体" w:eastAsia="宋体"/>
+          <w:spacing w:val="40"/>
+          <w:sz w:val="20"/>
+          <w:szCs w:val="20"/>
+          <w:lang w:val="en-US" w:eastAsia="zh-CN"/>
+        </w:rPr>
+        <w:fldChar w:fldCharType="separate"/>
+      </w:r>
+      <w:r>
+        <w:rPr>
+          <w:rStyle w:val="4"/>
+          <w:rFonts w:hint="eastAsia" w:ascii="宋体" w:hAnsi="宋体" w:eastAsia="宋体"/>
+          <w:spacing w:val="40"/>
+          <w:sz w:val="20"/>
+          <w:szCs w:val="20"/>
+          <w:lang w:val="en-US" w:eastAsia="zh-CN"/>
+        </w:rPr>
+        <w:t>https://github.com/yyjgg/P-LINS.git</w:t>
+      </w:r>
+      <w:r>
+        <w:rPr>
+          <w:rFonts w:hint="eastAsia" w:ascii="宋体" w:hAnsi="宋体" w:eastAsia="宋体"/>
+          <w:spacing w:val="40"/>
+          <w:sz w:val="20"/>
+          <w:szCs w:val="20"/>
+          <w:lang w:val="en-US" w:eastAsia="zh-CN"/>
+        </w:rPr>
+        <w:fldChar w:fldCharType="end"/>
       </w:r>
     </w:p>
     <w:p>
@@ -477,261 +497,259 @@
     </w:p>
     <w:p>
       <w:pPr>
-        <w:rPr>
-          <w:rFonts w:hint="eastAsia"/>
-          <w:sz w:val="36"/>
-          <w:szCs w:val="36"/>
-        </w:rPr>
-      </w:pPr>
-    </w:p>
-    <w:p>
-      <w:pPr>
-        <w:jc w:val="center"/>
-        <w:rPr>
-          <w:rFonts w:hint="eastAsia" w:ascii="宋体" w:hAnsi="宋体" w:eastAsia="宋体"/>
-          <w:sz w:val="44"/>
-          <w:szCs w:val="44"/>
-        </w:rPr>
-      </w:pPr>
-      <w:r>
-        <w:rPr>
-          <w:rFonts w:hint="eastAsia" w:ascii="宋体" w:hAnsi="宋体" w:eastAsia="宋体"/>
-          <w:sz w:val="44"/>
-          <w:szCs w:val="44"/>
-        </w:rPr>
-        <w:t>目录</w:t>
-      </w:r>
-    </w:p>
-    <w:p>
-      <w:pPr>
-        <w:jc w:val="center"/>
-        <w:rPr>
-          <w:rFonts w:hint="eastAsia" w:ascii="宋体" w:hAnsi="宋体" w:eastAsia="宋体"/>
-          <w:sz w:val="44"/>
-          <w:szCs w:val="44"/>
-        </w:rPr>
-      </w:pPr>
-    </w:p>
-    <w:p>
-      <w:pPr>
-        <w:jc w:val="center"/>
-        <w:rPr>
-          <w:rFonts w:hint="eastAsia" w:ascii="宋体" w:hAnsi="宋体" w:eastAsia="宋体"/>
-          <w:sz w:val="44"/>
-          <w:szCs w:val="44"/>
-        </w:rPr>
-      </w:pPr>
-    </w:p>
-    <w:p>
-      <w:pPr>
-        <w:jc w:val="center"/>
-        <w:rPr>
-          <w:rFonts w:hint="eastAsia" w:ascii="宋体" w:hAnsi="宋体" w:eastAsia="宋体"/>
-          <w:sz w:val="44"/>
-          <w:szCs w:val="44"/>
-        </w:rPr>
-      </w:pPr>
-    </w:p>
-    <w:p>
-      <w:pPr>
-        <w:jc w:val="center"/>
-        <w:rPr>
-          <w:rFonts w:hint="eastAsia" w:ascii="宋体" w:hAnsi="宋体" w:eastAsia="宋体"/>
-          <w:sz w:val="44"/>
-          <w:szCs w:val="44"/>
-        </w:rPr>
-      </w:pPr>
-    </w:p>
-    <w:p>
-      <w:pPr>
-        <w:jc w:val="center"/>
-        <w:rPr>
-          <w:rFonts w:hint="eastAsia" w:ascii="宋体" w:hAnsi="宋体" w:eastAsia="宋体"/>
-          <w:sz w:val="44"/>
-          <w:szCs w:val="44"/>
-        </w:rPr>
-      </w:pPr>
-    </w:p>
-    <w:p>
-      <w:pPr>
-        <w:jc w:val="center"/>
-        <w:rPr>
-          <w:rFonts w:hint="eastAsia" w:ascii="宋体" w:hAnsi="宋体" w:eastAsia="宋体"/>
-          <w:sz w:val="44"/>
-          <w:szCs w:val="44"/>
-        </w:rPr>
-      </w:pPr>
-    </w:p>
-    <w:p>
-      <w:pPr>
-        <w:jc w:val="center"/>
-        <w:rPr>
-          <w:rFonts w:hint="eastAsia" w:ascii="宋体" w:hAnsi="宋体" w:eastAsia="宋体"/>
-          <w:sz w:val="44"/>
-          <w:szCs w:val="44"/>
-        </w:rPr>
-      </w:pPr>
-    </w:p>
-    <w:p>
-      <w:pPr>
-        <w:jc w:val="center"/>
-        <w:rPr>
-          <w:rFonts w:hint="eastAsia" w:ascii="宋体" w:hAnsi="宋体" w:eastAsia="宋体"/>
-          <w:sz w:val="44"/>
-          <w:szCs w:val="44"/>
-        </w:rPr>
-      </w:pPr>
-    </w:p>
-    <w:p>
-      <w:pPr>
-        <w:jc w:val="center"/>
-        <w:rPr>
-          <w:rFonts w:hint="eastAsia" w:ascii="宋体" w:hAnsi="宋体" w:eastAsia="宋体"/>
-          <w:sz w:val="44"/>
-          <w:szCs w:val="44"/>
-        </w:rPr>
-      </w:pPr>
-    </w:p>
-    <w:p>
-      <w:pPr>
-        <w:jc w:val="center"/>
-        <w:rPr>
-          <w:rFonts w:hint="eastAsia" w:ascii="宋体" w:hAnsi="宋体" w:eastAsia="宋体"/>
-          <w:sz w:val="44"/>
-          <w:szCs w:val="44"/>
-        </w:rPr>
-      </w:pPr>
-    </w:p>
-    <w:p>
-      <w:pPr>
-        <w:jc w:val="center"/>
-        <w:rPr>
-          <w:rFonts w:hint="eastAsia" w:ascii="宋体" w:hAnsi="宋体" w:eastAsia="宋体"/>
-          <w:sz w:val="44"/>
-          <w:szCs w:val="44"/>
-        </w:rPr>
-      </w:pPr>
-    </w:p>
-    <w:p>
-      <w:pPr>
-        <w:jc w:val="center"/>
-        <w:rPr>
-          <w:rFonts w:hint="eastAsia" w:ascii="宋体" w:hAnsi="宋体" w:eastAsia="宋体"/>
-          <w:sz w:val="44"/>
-          <w:szCs w:val="44"/>
-        </w:rPr>
-      </w:pPr>
-    </w:p>
-    <w:p>
-      <w:pPr>
-        <w:jc w:val="center"/>
-        <w:rPr>
-          <w:rFonts w:hint="eastAsia" w:ascii="宋体" w:hAnsi="宋体" w:eastAsia="宋体"/>
-          <w:sz w:val="44"/>
-          <w:szCs w:val="44"/>
-        </w:rPr>
-      </w:pPr>
-    </w:p>
-    <w:p>
-      <w:pPr>
-        <w:jc w:val="center"/>
-        <w:rPr>
-          <w:rFonts w:hint="eastAsia" w:ascii="宋体" w:hAnsi="宋体" w:eastAsia="宋体"/>
-          <w:sz w:val="44"/>
-          <w:szCs w:val="44"/>
-        </w:rPr>
-      </w:pPr>
-    </w:p>
-    <w:p>
-      <w:pPr>
-        <w:jc w:val="center"/>
-        <w:rPr>
-          <w:rFonts w:hint="eastAsia" w:ascii="宋体" w:hAnsi="宋体" w:eastAsia="宋体"/>
-          <w:sz w:val="44"/>
-          <w:szCs w:val="44"/>
-        </w:rPr>
-      </w:pPr>
-    </w:p>
-    <w:p>
-      <w:pPr>
-        <w:jc w:val="center"/>
-        <w:rPr>
-          <w:rFonts w:hint="eastAsia" w:ascii="宋体" w:hAnsi="宋体" w:eastAsia="宋体"/>
-          <w:sz w:val="44"/>
-          <w:szCs w:val="44"/>
-        </w:rPr>
-      </w:pPr>
-    </w:p>
-    <w:p>
-      <w:pPr>
-        <w:jc w:val="center"/>
-        <w:rPr>
-          <w:rFonts w:hint="eastAsia" w:ascii="宋体" w:hAnsi="宋体" w:eastAsia="宋体"/>
-          <w:sz w:val="44"/>
-          <w:szCs w:val="44"/>
-        </w:rPr>
-      </w:pPr>
-    </w:p>
-    <w:p>
-      <w:pPr>
-        <w:jc w:val="center"/>
-        <w:rPr>
-          <w:rFonts w:hint="eastAsia" w:ascii="宋体" w:hAnsi="宋体" w:eastAsia="宋体"/>
-          <w:sz w:val="44"/>
-          <w:szCs w:val="44"/>
-        </w:rPr>
-      </w:pPr>
-    </w:p>
-    <w:p>
-      <w:pPr>
-        <w:jc w:val="center"/>
-        <w:rPr>
-          <w:rFonts w:hint="eastAsia" w:ascii="宋体" w:hAnsi="宋体" w:eastAsia="宋体"/>
-          <w:sz w:val="44"/>
-          <w:szCs w:val="44"/>
-        </w:rPr>
-      </w:pPr>
-    </w:p>
-    <w:p>
-      <w:pPr>
-        <w:jc w:val="center"/>
-        <w:rPr>
-          <w:rFonts w:hint="eastAsia" w:ascii="宋体" w:hAnsi="宋体" w:eastAsia="宋体"/>
-          <w:sz w:val="44"/>
-          <w:szCs w:val="44"/>
-        </w:rPr>
-      </w:pPr>
-    </w:p>
-    <w:p>
-      <w:pPr>
-        <w:jc w:val="center"/>
-        <w:rPr>
-          <w:rFonts w:hint="eastAsia" w:ascii="宋体" w:hAnsi="宋体" w:eastAsia="宋体"/>
-          <w:sz w:val="44"/>
-          <w:szCs w:val="44"/>
-        </w:rPr>
-      </w:pPr>
-    </w:p>
-    <w:p>
-      <w:pPr>
-        <w:jc w:val="center"/>
-        <w:rPr>
-          <w:rFonts w:hint="eastAsia" w:ascii="宋体" w:hAnsi="宋体" w:eastAsia="宋体"/>
-          <w:b/>
-          <w:bCs/>
-          <w:sz w:val="44"/>
-          <w:szCs w:val="44"/>
-        </w:rPr>
-      </w:pPr>
-    </w:p>
-    <w:p>
-      <w:pPr>
-        <w:pStyle w:val="4"/>
+        <w:jc w:val="both"/>
+        <w:rPr>
+          <w:rFonts w:hint="eastAsia" w:ascii="宋体" w:hAnsi="宋体" w:eastAsia="宋体"/>
+          <w:sz w:val="44"/>
+          <w:szCs w:val="44"/>
+        </w:rPr>
+      </w:pPr>
+    </w:p>
+    <w:p>
+      <w:pPr>
+        <w:jc w:val="center"/>
+        <w:rPr>
+          <w:rFonts w:hint="eastAsia" w:ascii="宋体" w:hAnsi="宋体" w:eastAsia="宋体"/>
+          <w:sz w:val="44"/>
+          <w:szCs w:val="44"/>
+        </w:rPr>
+      </w:pPr>
+    </w:p>
+    <w:p>
+      <w:pPr>
+        <w:jc w:val="center"/>
+        <w:rPr>
+          <w:rFonts w:hint="eastAsia" w:ascii="宋体" w:hAnsi="宋体" w:eastAsia="宋体"/>
+          <w:sz w:val="44"/>
+          <w:szCs w:val="44"/>
+        </w:rPr>
+      </w:pPr>
+    </w:p>
+    <w:p>
+      <w:pPr>
+        <w:jc w:val="center"/>
+        <w:rPr>
+          <w:rFonts w:hint="eastAsia" w:ascii="宋体" w:hAnsi="宋体" w:eastAsia="宋体"/>
+          <w:sz w:val="44"/>
+          <w:szCs w:val="44"/>
+        </w:rPr>
+      </w:pPr>
+    </w:p>
+    <w:p>
+      <w:pPr>
+        <w:jc w:val="center"/>
+        <w:rPr>
+          <w:rFonts w:hint="eastAsia" w:ascii="宋体" w:hAnsi="宋体" w:eastAsia="宋体"/>
+          <w:sz w:val="44"/>
+          <w:szCs w:val="44"/>
+        </w:rPr>
+      </w:pPr>
+    </w:p>
+    <w:p>
+      <w:pPr>
+        <w:jc w:val="center"/>
+        <w:rPr>
+          <w:rFonts w:hint="eastAsia" w:ascii="宋体" w:hAnsi="宋体" w:eastAsia="宋体"/>
+          <w:sz w:val="44"/>
+          <w:szCs w:val="44"/>
+        </w:rPr>
+      </w:pPr>
+    </w:p>
+    <w:p>
+      <w:pPr>
+        <w:jc w:val="center"/>
+        <w:rPr>
+          <w:rFonts w:hint="eastAsia" w:ascii="宋体" w:hAnsi="宋体" w:eastAsia="宋体"/>
+          <w:sz w:val="44"/>
+          <w:szCs w:val="44"/>
+        </w:rPr>
+      </w:pPr>
+    </w:p>
+    <w:p>
+      <w:pPr>
+        <w:jc w:val="center"/>
+        <w:rPr>
+          <w:rFonts w:hint="eastAsia" w:ascii="宋体" w:hAnsi="宋体" w:eastAsia="宋体"/>
+          <w:sz w:val="44"/>
+          <w:szCs w:val="44"/>
+        </w:rPr>
+      </w:pPr>
+    </w:p>
+    <w:p>
+      <w:pPr>
+        <w:jc w:val="center"/>
+        <w:rPr>
+          <w:rFonts w:hint="eastAsia" w:ascii="宋体" w:hAnsi="宋体" w:eastAsia="宋体"/>
+          <w:sz w:val="44"/>
+          <w:szCs w:val="44"/>
+        </w:rPr>
+      </w:pPr>
+    </w:p>
+    <w:p>
+      <w:pPr>
+        <w:jc w:val="center"/>
+        <w:rPr>
+          <w:rFonts w:hint="eastAsia" w:ascii="宋体" w:hAnsi="宋体" w:eastAsia="宋体"/>
+          <w:sz w:val="44"/>
+          <w:szCs w:val="44"/>
+        </w:rPr>
+      </w:pPr>
+    </w:p>
+    <w:p>
+      <w:pPr>
+        <w:jc w:val="center"/>
+        <w:rPr>
+          <w:rFonts w:hint="eastAsia" w:ascii="宋体" w:hAnsi="宋体" w:eastAsia="宋体"/>
+          <w:sz w:val="44"/>
+          <w:szCs w:val="44"/>
+        </w:rPr>
+      </w:pPr>
+    </w:p>
+    <w:p>
+      <w:pPr>
+        <w:jc w:val="center"/>
+        <w:rPr>
+          <w:rFonts w:hint="eastAsia" w:ascii="宋体" w:hAnsi="宋体" w:eastAsia="宋体"/>
+          <w:sz w:val="44"/>
+          <w:szCs w:val="44"/>
+        </w:rPr>
+      </w:pPr>
+    </w:p>
+    <w:p>
+      <w:pPr>
+        <w:jc w:val="center"/>
+        <w:rPr>
+          <w:rFonts w:hint="eastAsia" w:ascii="宋体" w:hAnsi="宋体" w:eastAsia="宋体"/>
+          <w:sz w:val="44"/>
+          <w:szCs w:val="44"/>
+        </w:rPr>
+      </w:pPr>
+    </w:p>
+    <w:p>
+      <w:pPr>
+        <w:jc w:val="center"/>
+        <w:rPr>
+          <w:rFonts w:hint="eastAsia" w:ascii="宋体" w:hAnsi="宋体" w:eastAsia="宋体"/>
+          <w:sz w:val="44"/>
+          <w:szCs w:val="44"/>
+        </w:rPr>
+      </w:pPr>
+    </w:p>
+    <w:p>
+      <w:pPr>
+        <w:jc w:val="center"/>
+        <w:rPr>
+          <w:rFonts w:hint="eastAsia" w:ascii="宋体" w:hAnsi="宋体" w:eastAsia="宋体"/>
+          <w:sz w:val="44"/>
+          <w:szCs w:val="44"/>
+        </w:rPr>
+      </w:pPr>
+    </w:p>
+    <w:p>
+      <w:pPr>
+        <w:jc w:val="center"/>
+        <w:rPr>
+          <w:rFonts w:hint="eastAsia" w:ascii="宋体" w:hAnsi="宋体" w:eastAsia="宋体"/>
+          <w:sz w:val="44"/>
+          <w:szCs w:val="44"/>
+        </w:rPr>
+      </w:pPr>
+    </w:p>
+    <w:p>
+      <w:pPr>
+        <w:jc w:val="center"/>
+        <w:rPr>
+          <w:rFonts w:hint="eastAsia" w:ascii="宋体" w:hAnsi="宋体" w:eastAsia="宋体"/>
+          <w:sz w:val="44"/>
+          <w:szCs w:val="44"/>
+        </w:rPr>
+      </w:pPr>
+    </w:p>
+    <w:p>
+      <w:pPr>
+        <w:jc w:val="center"/>
+        <w:rPr>
+          <w:rFonts w:hint="eastAsia" w:ascii="宋体" w:hAnsi="宋体" w:eastAsia="宋体"/>
+          <w:sz w:val="44"/>
+          <w:szCs w:val="44"/>
+        </w:rPr>
+      </w:pPr>
+    </w:p>
+    <w:p>
+      <w:pPr>
+        <w:jc w:val="center"/>
+        <w:rPr>
+          <w:rFonts w:hint="eastAsia" w:ascii="宋体" w:hAnsi="宋体" w:eastAsia="宋体"/>
+          <w:sz w:val="44"/>
+          <w:szCs w:val="44"/>
+        </w:rPr>
+      </w:pPr>
+    </w:p>
+    <w:p>
+      <w:pPr>
+        <w:jc w:val="center"/>
+        <w:rPr>
+          <w:rFonts w:hint="eastAsia" w:ascii="宋体" w:hAnsi="宋体" w:eastAsia="宋体"/>
+          <w:sz w:val="44"/>
+          <w:szCs w:val="44"/>
+        </w:rPr>
+      </w:pPr>
+    </w:p>
+    <w:p>
+      <w:pPr>
+        <w:jc w:val="center"/>
+        <w:rPr>
+          <w:rFonts w:hint="eastAsia" w:ascii="宋体" w:hAnsi="宋体" w:eastAsia="宋体"/>
+          <w:sz w:val="44"/>
+          <w:szCs w:val="44"/>
+        </w:rPr>
+      </w:pPr>
+    </w:p>
+    <w:p>
+      <w:pPr>
+        <w:jc w:val="center"/>
+        <w:rPr>
+          <w:rFonts w:hint="eastAsia" w:ascii="宋体" w:hAnsi="宋体" w:eastAsia="宋体"/>
+          <w:sz w:val="44"/>
+          <w:szCs w:val="44"/>
+        </w:rPr>
+      </w:pPr>
+    </w:p>
+    <w:p>
+      <w:pPr>
+        <w:jc w:val="center"/>
+        <w:rPr>
+          <w:rFonts w:hint="eastAsia" w:ascii="宋体" w:hAnsi="宋体" w:eastAsia="宋体"/>
+          <w:b/>
+          <w:bCs/>
+          <w:sz w:val="44"/>
+          <w:szCs w:val="44"/>
+        </w:rPr>
+      </w:pPr>
+    </w:p>
+    <w:p>
+      <w:pPr>
+        <w:pStyle w:val="6"/>
+        <w:keepNext w:val="0"/>
+        <w:keepLines w:val="0"/>
+        <w:pageBreakBefore w:val="0"/>
+        <w:widowControl w:val="0"/>
         <w:numPr>
           <w:ilvl w:val="0"/>
           <w:numId w:val="1"/>
         </w:numPr>
-        <w:ind w:firstLineChars="0"/>
+        <w:kinsoku/>
+        <w:wordWrap/>
+        <w:overflowPunct/>
+        <w:topLinePunct w:val="0"/>
+        <w:autoSpaceDE/>
+        <w:autoSpaceDN/>
+        <w:bidi w:val="0"/>
+        <w:adjustRightInd/>
+        <w:snapToGrid/>
+        <w:ind w:left="879" w:hanging="879" w:firstLineChars="0"/>
+        <w:textAlignment w:val="auto"/>
+        <w:outlineLvl w:val="0"/>
         <w:rPr>
           <w:rFonts w:hint="eastAsia" w:ascii="宋体" w:hAnsi="宋体" w:eastAsia="宋体"/>
           <w:b/>
@@ -753,30 +771,147 @@
     </w:p>
     <w:p>
       <w:pPr>
-        <w:pStyle w:val="4"/>
+        <w:pStyle w:val="6"/>
+        <w:numPr>
+          <w:ilvl w:val="0"/>
+          <w:numId w:val="2"/>
+        </w:numPr>
+        <w:ind w:left="0" w:leftChars="0" w:firstLine="420" w:firstLineChars="0"/>
+        <w:rPr>
+          <w:rFonts w:hint="eastAsia" w:ascii="宋体" w:hAnsi="宋体" w:eastAsia="宋体"/>
+          <w:b/>
+          <w:bCs/>
+          <w:sz w:val="28"/>
+          <w:szCs w:val="28"/>
+        </w:rPr>
+      </w:pPr>
+      <w:r>
+        <w:rPr>
+          <w:rFonts w:hint="eastAsia" w:ascii="宋体" w:hAnsi="宋体" w:eastAsia="宋体"/>
+          <w:b/>
+          <w:bCs/>
+          <w:sz w:val="28"/>
+          <w:szCs w:val="28"/>
+          <w:lang w:val="en-US" w:eastAsia="zh-CN"/>
+        </w:rPr>
+        <w:t>实验目的</w:t>
+      </w:r>
+    </w:p>
+    <w:p>
+      <w:pPr>
+        <w:pStyle w:val="6"/>
         <w:numPr>
           <w:numId w:val="0"/>
         </w:numPr>
-        <w:ind w:leftChars="0"/>
-        <w:rPr>
-          <w:rFonts w:hint="eastAsia" w:ascii="宋体" w:hAnsi="宋体" w:eastAsia="宋体"/>
-          <w:b/>
-          <w:bCs/>
-          <w:sz w:val="28"/>
-          <w:szCs w:val="28"/>
-        </w:rPr>
-      </w:pPr>
-      <w:bookmarkStart w:id="0" w:name="_GoBack"/>
-      <w:bookmarkEnd w:id="0"/>
-    </w:p>
-    <w:p>
-      <w:pPr>
-        <w:pStyle w:val="4"/>
+        <w:ind w:left="420" w:leftChars="0"/>
+        <w:rPr>
+          <w:rFonts w:hint="default" w:ascii="宋体" w:hAnsi="宋体" w:eastAsia="宋体"/>
+          <w:b/>
+          <w:bCs/>
+          <w:sz w:val="28"/>
+          <w:szCs w:val="28"/>
+          <w:lang w:val="en-US" w:eastAsia="zh-CN"/>
+        </w:rPr>
+      </w:pPr>
+      <w:r>
+        <w:rPr>
+          <w:rFonts w:hint="eastAsia" w:ascii="宋体" w:hAnsi="宋体" w:eastAsia="宋体"/>
+          <w:b w:val="0"/>
+          <w:bCs w:val="0"/>
+          <w:sz w:val="28"/>
+          <w:szCs w:val="28"/>
+        </w:rPr>
+        <w:t>本实验旨在通过分析和调试基于扩展卡尔曼滤波（ESKF）的多传感器融合 SLAM 系统，使学生理解同步定位与地图构建的核心原理。具体包括：掌握 IMU、激光雷达传感器的数据特性及在 SLAM 中的互补作用；理解 ESKF 的状态估计流程（预测与更新）、噪声矩阵配置对滤波精度的影响；熟悉点云去畸变、平面特征提取等工程实现细节，建立从传感器数据到机器人位姿估计的完整认知。</w:t>
+      </w:r>
+      <w:r>
+        <w:rPr>
+          <w:rFonts w:hint="eastAsia" w:ascii="宋体" w:hAnsi="宋体" w:eastAsia="宋体"/>
+          <w:b/>
+          <w:bCs/>
+          <w:sz w:val="28"/>
+          <w:szCs w:val="28"/>
+          <w:lang w:val="en-US" w:eastAsia="zh-CN"/>
+        </w:rPr>
+        <w:t>本实验报告中将侧重于介绍lidar配准方法的原理介绍，并且对整个工程部分实现的细节进行介绍，最后把整个工程在WHU-helmet数据集中的street—bag上跑通，给出部分建图的点云照片，对比使用pdr行人模型进行观测和单纯的lio算法的定位精度。</w:t>
+      </w:r>
+    </w:p>
+    <w:p>
+      <w:pPr>
+        <w:pStyle w:val="6"/>
+        <w:numPr>
+          <w:ilvl w:val="0"/>
+          <w:numId w:val="2"/>
+        </w:numPr>
+        <w:ind w:left="0" w:leftChars="0" w:firstLine="420" w:firstLineChars="0"/>
+        <w:rPr>
+          <w:rFonts w:hint="eastAsia" w:ascii="宋体" w:hAnsi="宋体" w:eastAsia="宋体"/>
+          <w:b/>
+          <w:bCs/>
+          <w:sz w:val="28"/>
+          <w:szCs w:val="28"/>
+        </w:rPr>
+      </w:pPr>
+      <w:r>
+        <w:rPr>
+          <w:rFonts w:hint="eastAsia" w:ascii="宋体" w:hAnsi="宋体" w:eastAsia="宋体"/>
+          <w:b/>
+          <w:bCs/>
+          <w:sz w:val="28"/>
+          <w:szCs w:val="28"/>
+          <w:lang w:val="en-US" w:eastAsia="zh-CN"/>
+        </w:rPr>
+        <w:t>实验要求</w:t>
+      </w:r>
+    </w:p>
+    <w:p>
+      <w:pPr>
+        <w:pStyle w:val="6"/>
+        <w:numPr>
+          <w:numId w:val="0"/>
+        </w:numPr>
+        <w:ind w:left="420" w:leftChars="0"/>
+        <w:rPr>
+          <w:rFonts w:hint="eastAsia" w:ascii="宋体" w:hAnsi="宋体" w:eastAsia="宋体"/>
+          <w:b w:val="0"/>
+          <w:bCs w:val="0"/>
+          <w:sz w:val="28"/>
+          <w:szCs w:val="28"/>
+        </w:rPr>
+      </w:pPr>
+      <w:r>
+        <w:rPr>
+          <w:rFonts w:hint="eastAsia" w:ascii="宋体" w:hAnsi="宋体" w:eastAsia="宋体"/>
+          <w:b w:val="0"/>
+          <w:bCs w:val="0"/>
+          <w:sz w:val="28"/>
+          <w:szCs w:val="28"/>
+        </w:rPr>
+        <w:t>搭建 ROS 开发环境，编译运行 P-LINS 工程，正确解析激光雷达点云、IMU数据的订阅与发布逻辑，验证各传感器数据在系统中的流转路径。测试 PDR（行人航位推算）速度观测、SE3 位姿观测等模块的融合效果，通过可视化工具（如 RViz）对比融合前后的轨迹误差，评估多传感器融合策略的有效性。</w:t>
+      </w:r>
+    </w:p>
+    <w:p>
+      <w:pPr>
+        <w:pStyle w:val="6"/>
+        <w:keepNext w:val="0"/>
+        <w:keepLines w:val="0"/>
+        <w:pageBreakBefore w:val="0"/>
+        <w:widowControl w:val="0"/>
         <w:numPr>
           <w:ilvl w:val="0"/>
           <w:numId w:val="1"/>
         </w:numPr>
-        <w:ind w:firstLineChars="0"/>
+        <w:kinsoku/>
+        <w:wordWrap/>
+        <w:overflowPunct/>
+        <w:topLinePunct w:val="0"/>
+        <w:autoSpaceDE/>
+        <w:autoSpaceDN/>
+        <w:bidi w:val="0"/>
+        <w:adjustRightInd/>
+        <w:snapToGrid/>
+        <w:ind w:left="879" w:hanging="879" w:firstLineChars="0"/>
+        <w:textAlignment w:val="auto"/>
+        <w:outlineLvl w:val="0"/>
         <w:rPr>
           <w:rFonts w:hint="eastAsia" w:ascii="宋体" w:hAnsi="宋体" w:eastAsia="宋体"/>
           <w:b/>
@@ -798,28 +933,145 @@
     </w:p>
     <w:p>
       <w:pPr>
-        <w:pStyle w:val="4"/>
+        <w:pStyle w:val="6"/>
         <w:numPr>
-          <w:numId w:val="0"/>
+          <w:ilvl w:val="0"/>
+          <w:numId w:val="3"/>
         </w:numPr>
-        <w:ind w:leftChars="0"/>
-        <w:rPr>
-          <w:rFonts w:hint="eastAsia" w:ascii="宋体" w:hAnsi="宋体" w:eastAsia="宋体"/>
-          <w:b/>
-          <w:bCs/>
-          <w:sz w:val="28"/>
-          <w:szCs w:val="28"/>
-        </w:rPr>
-      </w:pPr>
-    </w:p>
-    <w:p>
-      <w:pPr>
-        <w:pStyle w:val="4"/>
+        <w:ind w:left="0" w:leftChars="0" w:firstLine="420" w:firstLineChars="0"/>
+        <w:rPr>
+          <w:rFonts w:hint="eastAsia" w:ascii="宋体" w:hAnsi="宋体" w:eastAsia="宋体"/>
+          <w:b/>
+          <w:bCs/>
+          <w:sz w:val="28"/>
+          <w:szCs w:val="28"/>
+          <w:lang w:eastAsia="zh-CN"/>
+        </w:rPr>
+      </w:pPr>
+      <w:r>
+        <w:rPr>
+          <w:rFonts w:hint="eastAsia" w:ascii="宋体" w:hAnsi="宋体" w:eastAsia="宋体"/>
+          <w:b/>
+          <w:bCs/>
+          <w:sz w:val="28"/>
+          <w:szCs w:val="28"/>
+          <w:lang w:val="en-US" w:eastAsia="zh-CN"/>
+        </w:rPr>
+        <w:t>点云预处理</w:t>
+      </w:r>
+    </w:p>
+    <w:p>
+      <w:pPr>
+        <w:pStyle w:val="6"/>
+        <w:numPr>
+          <w:ilvl w:val="0"/>
+          <w:numId w:val="3"/>
+        </w:numPr>
+        <w:ind w:left="0" w:leftChars="0" w:firstLine="420" w:firstLineChars="0"/>
+        <w:rPr>
+          <w:rFonts w:hint="eastAsia" w:ascii="宋体" w:hAnsi="宋体" w:eastAsia="宋体"/>
+          <w:b/>
+          <w:bCs/>
+          <w:sz w:val="28"/>
+          <w:szCs w:val="28"/>
+          <w:lang w:eastAsia="zh-CN"/>
+        </w:rPr>
+      </w:pPr>
+      <w:r>
+        <w:rPr>
+          <w:rFonts w:hint="eastAsia" w:ascii="宋体" w:hAnsi="宋体" w:eastAsia="宋体"/>
+          <w:b/>
+          <w:bCs/>
+          <w:sz w:val="28"/>
+          <w:szCs w:val="28"/>
+          <w:lang w:val="en-US" w:eastAsia="zh-CN"/>
+        </w:rPr>
+        <w:t>特征提取方法</w:t>
+      </w:r>
+    </w:p>
+    <w:p>
+      <w:pPr>
+        <w:pStyle w:val="6"/>
+        <w:numPr>
+          <w:ilvl w:val="0"/>
+          <w:numId w:val="3"/>
+        </w:numPr>
+        <w:ind w:left="0" w:leftChars="0" w:firstLine="420" w:firstLineChars="0"/>
+        <w:rPr>
+          <w:rFonts w:hint="eastAsia" w:ascii="宋体" w:hAnsi="宋体" w:eastAsia="宋体"/>
+          <w:b/>
+          <w:bCs/>
+          <w:sz w:val="28"/>
+          <w:szCs w:val="28"/>
+          <w:lang w:eastAsia="zh-CN"/>
+        </w:rPr>
+      </w:pPr>
+      <w:r>
+        <w:rPr>
+          <w:rFonts w:hint="eastAsia" w:ascii="宋体" w:hAnsi="宋体" w:eastAsia="宋体"/>
+          <w:b/>
+          <w:bCs/>
+          <w:sz w:val="28"/>
+          <w:szCs w:val="28"/>
+          <w:lang w:val="en-US" w:eastAsia="zh-CN"/>
+        </w:rPr>
+        <w:t>K近邻算法和K_d树</w:t>
+      </w:r>
+      <w:bookmarkStart w:id="0" w:name="_GoBack"/>
+      <w:bookmarkEnd w:id="0"/>
+    </w:p>
+    <w:p>
+      <w:pPr>
+        <w:pStyle w:val="6"/>
+        <w:numPr>
+          <w:ilvl w:val="0"/>
+          <w:numId w:val="3"/>
+        </w:numPr>
+        <w:ind w:left="0" w:leftChars="0" w:firstLine="420" w:firstLineChars="0"/>
+        <w:rPr>
+          <w:rFonts w:hint="eastAsia" w:ascii="宋体" w:hAnsi="宋体" w:eastAsia="宋体"/>
+          <w:b/>
+          <w:bCs/>
+          <w:sz w:val="28"/>
+          <w:szCs w:val="28"/>
+          <w:lang w:eastAsia="zh-CN"/>
+        </w:rPr>
+      </w:pPr>
+      <w:r>
+        <w:rPr>
+          <w:rFonts w:hint="eastAsia" w:ascii="宋体" w:hAnsi="宋体" w:eastAsia="宋体"/>
+          <w:b/>
+          <w:bCs/>
+          <w:sz w:val="28"/>
+          <w:szCs w:val="28"/>
+          <w:lang w:val="en-US" w:eastAsia="zh-CN"/>
+        </w:rPr>
+        <w:t>点到平面ICP方法</w:t>
+      </w:r>
+    </w:p>
+    <w:p>
+      <w:pPr>
+        <w:pStyle w:val="6"/>
+        <w:keepNext w:val="0"/>
+        <w:keepLines w:val="0"/>
+        <w:pageBreakBefore w:val="0"/>
+        <w:widowControl w:val="0"/>
         <w:numPr>
           <w:ilvl w:val="0"/>
           <w:numId w:val="1"/>
         </w:numPr>
-        <w:ind w:firstLineChars="0"/>
+        <w:kinsoku/>
+        <w:wordWrap/>
+        <w:overflowPunct/>
+        <w:topLinePunct w:val="0"/>
+        <w:autoSpaceDE/>
+        <w:autoSpaceDN/>
+        <w:bidi w:val="0"/>
+        <w:adjustRightInd/>
+        <w:snapToGrid/>
+        <w:ind w:left="879" w:hanging="879" w:firstLineChars="0"/>
+        <w:textAlignment w:val="auto"/>
+        <w:outlineLvl w:val="0"/>
         <w:rPr>
           <w:rFonts w:hint="eastAsia" w:ascii="宋体" w:hAnsi="宋体" w:eastAsia="宋体"/>
           <w:b/>
@@ -841,8 +1093,9 @@
     </w:p>
     <w:p>
       <w:pPr>
-        <w:pStyle w:val="4"/>
+        <w:pStyle w:val="6"/>
         <w:numPr>
+          <w:ilvl w:val="0"/>
           <w:numId w:val="0"/>
         </w:numPr>
         <w:ind w:leftChars="0"/>
@@ -857,12 +1110,27 @@
     </w:p>
     <w:p>
       <w:pPr>
-        <w:pStyle w:val="4"/>
+        <w:pStyle w:val="6"/>
+        <w:keepNext w:val="0"/>
+        <w:keepLines w:val="0"/>
+        <w:pageBreakBefore w:val="0"/>
+        <w:widowControl w:val="0"/>
         <w:numPr>
           <w:ilvl w:val="0"/>
           <w:numId w:val="1"/>
         </w:numPr>
-        <w:ind w:firstLineChars="0"/>
+        <w:kinsoku/>
+        <w:wordWrap/>
+        <w:overflowPunct/>
+        <w:topLinePunct w:val="0"/>
+        <w:autoSpaceDE/>
+        <w:autoSpaceDN/>
+        <w:bidi w:val="0"/>
+        <w:adjustRightInd/>
+        <w:snapToGrid/>
+        <w:ind w:left="879" w:hanging="879" w:firstLineChars="0"/>
+        <w:textAlignment w:val="auto"/>
+        <w:outlineLvl w:val="0"/>
         <w:rPr>
           <w:rFonts w:hint="eastAsia" w:ascii="宋体" w:hAnsi="宋体" w:eastAsia="宋体"/>
           <w:b/>
@@ -884,8 +1152,9 @@
     </w:p>
     <w:p>
       <w:pPr>
-        <w:pStyle w:val="4"/>
+        <w:pStyle w:val="6"/>
         <w:numPr>
+          <w:ilvl w:val="0"/>
           <w:numId w:val="0"/>
         </w:numPr>
         <w:ind w:leftChars="0"/>
@@ -900,12 +1169,27 @@
     </w:p>
     <w:p>
       <w:pPr>
-        <w:pStyle w:val="4"/>
+        <w:pStyle w:val="6"/>
+        <w:keepNext w:val="0"/>
+        <w:keepLines w:val="0"/>
+        <w:pageBreakBefore w:val="0"/>
+        <w:widowControl w:val="0"/>
         <w:numPr>
           <w:ilvl w:val="0"/>
           <w:numId w:val="1"/>
         </w:numPr>
-        <w:ind w:firstLineChars="0"/>
+        <w:kinsoku/>
+        <w:wordWrap/>
+        <w:overflowPunct/>
+        <w:topLinePunct w:val="0"/>
+        <w:autoSpaceDE/>
+        <w:autoSpaceDN/>
+        <w:bidi w:val="0"/>
+        <w:adjustRightInd/>
+        <w:snapToGrid/>
+        <w:ind w:left="879" w:hanging="879" w:firstLineChars="0"/>
+        <w:textAlignment w:val="auto"/>
+        <w:outlineLvl w:val="0"/>
         <w:rPr>
           <w:rFonts w:hint="eastAsia" w:ascii="宋体" w:hAnsi="宋体" w:eastAsia="宋体"/>
           <w:b/>
@@ -927,8 +1211,9 @@
     </w:p>
     <w:p>
       <w:pPr>
-        <w:pStyle w:val="4"/>
+        <w:pStyle w:val="6"/>
         <w:numPr>
+          <w:ilvl w:val="0"/>
           <w:numId w:val="0"/>
         </w:numPr>
         <w:ind w:leftChars="0"/>
@@ -943,12 +1228,27 @@
     </w:p>
     <w:p>
       <w:pPr>
-        <w:pStyle w:val="4"/>
+        <w:pStyle w:val="6"/>
+        <w:keepNext w:val="0"/>
+        <w:keepLines w:val="0"/>
+        <w:pageBreakBefore w:val="0"/>
+        <w:widowControl w:val="0"/>
         <w:numPr>
           <w:ilvl w:val="0"/>
           <w:numId w:val="1"/>
         </w:numPr>
-        <w:ind w:firstLineChars="0"/>
+        <w:kinsoku/>
+        <w:wordWrap/>
+        <w:overflowPunct/>
+        <w:topLinePunct w:val="0"/>
+        <w:autoSpaceDE/>
+        <w:autoSpaceDN/>
+        <w:bidi w:val="0"/>
+        <w:adjustRightInd/>
+        <w:snapToGrid/>
+        <w:ind w:left="879" w:hanging="879" w:firstLineChars="0"/>
+        <w:textAlignment w:val="auto"/>
+        <w:outlineLvl w:val="0"/>
         <w:rPr>
           <w:rFonts w:hint="eastAsia" w:ascii="宋体" w:hAnsi="宋体" w:eastAsia="宋体"/>
           <w:b/>
@@ -970,8 +1270,9 @@
     </w:p>
     <w:p>
       <w:pPr>
-        <w:pStyle w:val="4"/>
+        <w:pStyle w:val="6"/>
         <w:numPr>
+          <w:ilvl w:val="0"/>
           <w:numId w:val="0"/>
         </w:numPr>
         <w:ind w:leftChars="0"/>
@@ -995,6 +1296,24 @@
 <file path=word/numbering.xml><?xml version="1.0" encoding="utf-8"?>
 <w:numbering xmlns:wpc="http://schemas.microsoft.com/office/word/2010/wordprocessingCanvas" xmlns:mc="http://schemas.openxmlformats.org/markup-compatibility/2006" xmlns:o="urn:schemas-microsoft-com:office:office" xmlns:r="http://schemas.openxmlformats.org/officeDocument/2006/relationships" xmlns:m="http://schemas.openxmlformats.org/officeDocument/2006/math" xmlns:v="urn:schemas-microsoft-com:vml" xmlns:wp14="http://schemas.microsoft.com/office/word/2010/wordprocessingDrawing" xmlns:wp="http://schemas.openxmlformats.org/drawingml/2006/wordprocessingDrawing" xmlns:w10="urn:schemas-microsoft-com:office:word" xmlns:w="http://schemas.openxmlformats.org/wordprocessingml/2006/main" xmlns:w14="http://schemas.microsoft.com/office/word/2010/wordml" xmlns:wpg="http://schemas.microsoft.com/office/word/2010/wordprocessingGroup" xmlns:wpi="http://schemas.microsoft.com/office/word/2010/wordprocessingInk" xmlns:wne="http://schemas.microsoft.com/office/word/2006/wordml" xmlns:wps="http://schemas.microsoft.com/office/word/2010/wordprocessingShape" xmlns:wpsCustomData="http://www.wps.cn/officeDocument/2013/wpsCustomData" mc:Ignorable="w14 wp14">
   <w:abstractNum w:abstractNumId="0">
+    <w:nsid w:val="EEE2A503"/>
+    <w:multiLevelType w:val="singleLevel"/>
+    <w:tmpl w:val="EEE2A503"/>
+    <w:lvl w:ilvl="0" w:tentative="0">
+      <w:start w:val="1"/>
+      <w:numFmt w:val="chineseCounting"/>
+      <w:suff w:val="nothing"/>
+      <w:lvlText w:val="（%1）"/>
+      <w:lvlJc w:val="left"/>
+      <w:pPr>
+        <w:ind w:left="0" w:firstLine="420"/>
+      </w:pPr>
+      <w:rPr>
+        <w:rFonts w:hint="eastAsia"/>
+      </w:rPr>
+    </w:lvl>
+  </w:abstractNum>
+  <w:abstractNum w:abstractNumId="1">
     <w:nsid w:val="23B341BE"/>
     <w:multiLevelType w:val="multilevel"/>
     <w:tmpl w:val="23B341BE"/>
@@ -1083,8 +1402,32 @@
       </w:pPr>
     </w:lvl>
   </w:abstractNum>
+  <w:abstractNum w:abstractNumId="2">
+    <w:nsid w:val="76DC6532"/>
+    <w:multiLevelType w:val="singleLevel"/>
+    <w:tmpl w:val="76DC6532"/>
+    <w:lvl w:ilvl="0" w:tentative="0">
+      <w:start w:val="1"/>
+      <w:numFmt w:val="chineseCounting"/>
+      <w:suff w:val="nothing"/>
+      <w:lvlText w:val="（%1）"/>
+      <w:lvlJc w:val="left"/>
+      <w:pPr>
+        <w:ind w:left="0" w:firstLine="420"/>
+      </w:pPr>
+      <w:rPr>
+        <w:rFonts w:hint="eastAsia"/>
+      </w:rPr>
+    </w:lvl>
+  </w:abstractNum>
   <w:num w:numId="1">
+    <w:abstractNumId w:val="1"/>
+  </w:num>
+  <w:num w:numId="2">
     <w:abstractNumId w:val="0"/>
+  </w:num>
+  <w:num w:numId="3">
+    <w:abstractNumId w:val="2"/>
   </w:num>
 </w:numbering>
 </file>
@@ -1386,7 +1729,29 @@
       </w:tblCellMar>
     </w:tblPr>
   </w:style>
-  <w:style w:type="paragraph" w:styleId="4">
+  <w:style w:type="character" w:styleId="4">
+    <w:name w:val="FollowedHyperlink"/>
+    <w:basedOn w:val="3"/>
+    <w:semiHidden/>
+    <w:unhideWhenUsed/>
+    <w:uiPriority w:val="99"/>
+    <w:rPr>
+      <w:color w:val="800080"/>
+      <w:u w:val="single"/>
+    </w:rPr>
+  </w:style>
+  <w:style w:type="character" w:styleId="5">
+    <w:name w:val="Hyperlink"/>
+    <w:basedOn w:val="3"/>
+    <w:semiHidden/>
+    <w:unhideWhenUsed/>
+    <w:uiPriority w:val="99"/>
+    <w:rPr>
+      <w:color w:val="0000FF"/>
+      <w:u w:val="single"/>
+    </w:rPr>
+  </w:style>
+  <w:style w:type="paragraph" w:styleId="6">
     <w:name w:val="List Paragraph"/>
     <w:basedOn w:val="1"/>
     <w:qFormat/>

--- a/lib_files/智能机器人系统  课程报告3.docx
+++ b/lib_files/智能机器人系统  课程报告3.docx
@@ -383,11 +383,12 @@
         <w:ind w:firstLine="1320" w:firstLineChars="300"/>
         <w:jc w:val="left"/>
         <w:rPr>
-          <w:rFonts w:hint="eastAsia" w:ascii="宋体" w:hAnsi="宋体" w:eastAsia="宋体"/>
+          <w:rFonts w:hint="default" w:ascii="宋体" w:hAnsi="宋体" w:eastAsia="宋体"/>
           <w:spacing w:val="40"/>
           <w:sz w:val="36"/>
           <w:szCs w:val="36"/>
           <w:u w:val="single"/>
+          <w:lang w:val="en-US" w:eastAsia="zh-CN"/>
         </w:rPr>
       </w:pPr>
       <w:r>
@@ -401,14 +402,17 @@
       </w:r>
       <w:r>
         <w:rPr>
-          <w:rFonts w:ascii="宋体" w:hAnsi="宋体" w:eastAsia="宋体"/>
+          <w:rFonts w:hint="eastAsia" w:ascii="宋体" w:hAnsi="宋体" w:eastAsia="宋体"/>
           <w:spacing w:val="40"/>
           <w:sz w:val="36"/>
           <w:szCs w:val="36"/>
           <w:u w:val="single"/>
-        </w:rPr>
-        <w:t xml:space="preserve">               </w:t>
-      </w:r>
+          <w:lang w:val="en-US" w:eastAsia="zh-CN"/>
+        </w:rPr>
+        <w:t>2025.12.30</w:t>
+      </w:r>
+      <w:bookmarkStart w:id="6" w:name="_GoBack"/>
+      <w:bookmarkEnd w:id="6"/>
     </w:p>
     <w:p>
       <w:pPr>
@@ -466,7 +470,7 @@
       </w:r>
       <w:r>
         <w:rPr>
-          <w:rStyle w:val="4"/>
+          <w:rStyle w:val="8"/>
           <w:rFonts w:hint="eastAsia" w:ascii="宋体" w:hAnsi="宋体" w:eastAsia="宋体"/>
           <w:spacing w:val="40"/>
           <w:sz w:val="20"/>
@@ -505,13 +509,520 @@
         </w:rPr>
       </w:pPr>
     </w:p>
+    <w:sdt>
+      <w:sdtPr>
+        <w:rPr>
+          <w:rFonts w:ascii="宋体" w:hAnsi="宋体" w:eastAsia="宋体" w:cstheme="minorBidi"/>
+          <w:kern w:val="2"/>
+          <w:sz w:val="21"/>
+          <w:szCs w:val="24"/>
+          <w:lang w:val="en-US" w:eastAsia="zh-CN" w:bidi="ar-SA"/>
+        </w:rPr>
+        <w:id w:val="147451954"/>
+        <w15:color w:val="DBDBDB"/>
+        <w:docPartObj>
+          <w:docPartGallery w:val="Table of Contents"/>
+          <w:docPartUnique/>
+        </w:docPartObj>
+      </w:sdtPr>
+      <w:sdtEndPr>
+        <w:rPr>
+          <w:rFonts w:hint="eastAsia" w:ascii="宋体" w:hAnsi="宋体" w:eastAsia="宋体" w:cstheme="minorBidi"/>
+          <w:kern w:val="2"/>
+          <w:sz w:val="21"/>
+          <w:szCs w:val="44"/>
+          <w:lang w:val="en-US" w:eastAsia="zh-CN" w:bidi="ar-SA"/>
+        </w:rPr>
+      </w:sdtEndPr>
+      <w:sdtContent>
+        <w:p>
+          <w:pPr>
+            <w:spacing w:before="0" w:beforeLines="0" w:after="0" w:afterLines="0" w:line="240" w:lineRule="auto"/>
+            <w:ind w:left="0" w:leftChars="0" w:right="0" w:rightChars="0" w:firstLine="0" w:firstLineChars="0"/>
+            <w:jc w:val="center"/>
+          </w:pPr>
+          <w:r>
+            <w:rPr>
+              <w:rFonts w:ascii="宋体" w:hAnsi="宋体" w:eastAsia="宋体"/>
+              <w:sz w:val="21"/>
+            </w:rPr>
+            <w:t>目录</w:t>
+          </w:r>
+        </w:p>
+        <w:p>
+          <w:pPr>
+            <w:pStyle w:val="3"/>
+            <w:tabs>
+              <w:tab w:val="right" w:leader="dot" w:pos="8306"/>
+            </w:tabs>
+          </w:pPr>
+          <w:r>
+            <w:rPr>
+              <w:rFonts w:hint="eastAsia" w:ascii="宋体" w:hAnsi="宋体" w:eastAsia="宋体"/>
+              <w:sz w:val="44"/>
+              <w:szCs w:val="44"/>
+            </w:rPr>
+            <w:fldChar w:fldCharType="begin"/>
+          </w:r>
+          <w:r>
+            <w:rPr>
+              <w:rFonts w:hint="eastAsia" w:ascii="宋体" w:hAnsi="宋体" w:eastAsia="宋体"/>
+              <w:sz w:val="44"/>
+              <w:szCs w:val="44"/>
+            </w:rPr>
+            <w:instrText xml:space="preserve">TOC \o "1-1" \h \u </w:instrText>
+          </w:r>
+          <w:r>
+            <w:rPr>
+              <w:rFonts w:hint="eastAsia" w:ascii="宋体" w:hAnsi="宋体" w:eastAsia="宋体"/>
+              <w:sz w:val="44"/>
+              <w:szCs w:val="44"/>
+            </w:rPr>
+            <w:fldChar w:fldCharType="separate"/>
+          </w:r>
+          <w:r>
+            <w:rPr>
+              <w:rFonts w:hint="eastAsia" w:ascii="宋体" w:hAnsi="宋体" w:eastAsia="宋体"/>
+              <w:szCs w:val="44"/>
+            </w:rPr>
+            <w:fldChar w:fldCharType="begin"/>
+          </w:r>
+          <w:r>
+            <w:rPr>
+              <w:rFonts w:hint="eastAsia" w:ascii="宋体" w:hAnsi="宋体" w:eastAsia="宋体"/>
+              <w:szCs w:val="44"/>
+            </w:rPr>
+            <w:instrText xml:space="preserve"> HYPERLINK \l _Toc25834 </w:instrText>
+          </w:r>
+          <w:r>
+            <w:rPr>
+              <w:rFonts w:hint="eastAsia" w:ascii="宋体" w:hAnsi="宋体" w:eastAsia="宋体"/>
+              <w:szCs w:val="44"/>
+            </w:rPr>
+            <w:fldChar w:fldCharType="separate"/>
+          </w:r>
+          <w:r>
+            <w:rPr>
+              <w:rFonts w:hint="default" w:ascii="宋体" w:hAnsi="宋体" w:eastAsia="宋体"/>
+              <w:bCs/>
+              <w:szCs w:val="28"/>
+            </w:rPr>
+            <w:t xml:space="preserve">一、 </w:t>
+          </w:r>
+          <w:r>
+            <w:rPr>
+              <w:rFonts w:hint="eastAsia" w:ascii="宋体" w:hAnsi="宋体" w:eastAsia="宋体"/>
+              <w:bCs/>
+              <w:szCs w:val="28"/>
+            </w:rPr>
+            <w:t>实验目的和要求</w:t>
+          </w:r>
+          <w:r>
+            <w:tab/>
+          </w:r>
+          <w:r>
+            <w:fldChar w:fldCharType="begin"/>
+          </w:r>
+          <w:r>
+            <w:instrText xml:space="preserve"> PAGEREF _Toc25834 \h </w:instrText>
+          </w:r>
+          <w:r>
+            <w:fldChar w:fldCharType="separate"/>
+          </w:r>
+          <w:r>
+            <w:t>3</w:t>
+          </w:r>
+          <w:r>
+            <w:fldChar w:fldCharType="end"/>
+          </w:r>
+          <w:r>
+            <w:rPr>
+              <w:rFonts w:hint="eastAsia" w:ascii="宋体" w:hAnsi="宋体" w:eastAsia="宋体"/>
+              <w:szCs w:val="44"/>
+            </w:rPr>
+            <w:fldChar w:fldCharType="end"/>
+          </w:r>
+        </w:p>
+        <w:p>
+          <w:pPr>
+            <w:pStyle w:val="3"/>
+            <w:tabs>
+              <w:tab w:val="right" w:leader="dot" w:pos="8306"/>
+            </w:tabs>
+          </w:pPr>
+          <w:r>
+            <w:rPr>
+              <w:rFonts w:hint="eastAsia" w:ascii="宋体" w:hAnsi="宋体" w:eastAsia="宋体"/>
+              <w:szCs w:val="44"/>
+            </w:rPr>
+            <w:fldChar w:fldCharType="begin"/>
+          </w:r>
+          <w:r>
+            <w:rPr>
+              <w:rFonts w:hint="eastAsia" w:ascii="宋体" w:hAnsi="宋体" w:eastAsia="宋体"/>
+              <w:szCs w:val="44"/>
+            </w:rPr>
+            <w:instrText xml:space="preserve"> HYPERLINK \l _Toc32440 </w:instrText>
+          </w:r>
+          <w:r>
+            <w:rPr>
+              <w:rFonts w:hint="eastAsia" w:ascii="宋体" w:hAnsi="宋体" w:eastAsia="宋体"/>
+              <w:szCs w:val="44"/>
+            </w:rPr>
+            <w:fldChar w:fldCharType="separate"/>
+          </w:r>
+          <w:r>
+            <w:rPr>
+              <w:rFonts w:hint="default" w:ascii="宋体" w:hAnsi="宋体" w:eastAsia="宋体"/>
+              <w:bCs/>
+              <w:szCs w:val="28"/>
+            </w:rPr>
+            <w:t xml:space="preserve">二、 </w:t>
+          </w:r>
+          <w:r>
+            <w:rPr>
+              <w:rFonts w:hint="eastAsia" w:ascii="宋体" w:hAnsi="宋体" w:eastAsia="宋体"/>
+              <w:bCs/>
+              <w:szCs w:val="28"/>
+            </w:rPr>
+            <w:t>实验原理</w:t>
+          </w:r>
+          <w:r>
+            <w:tab/>
+          </w:r>
+          <w:r>
+            <w:fldChar w:fldCharType="begin"/>
+          </w:r>
+          <w:r>
+            <w:instrText xml:space="preserve"> PAGEREF _Toc32440 \h </w:instrText>
+          </w:r>
+          <w:r>
+            <w:fldChar w:fldCharType="separate"/>
+          </w:r>
+          <w:r>
+            <w:t>4</w:t>
+          </w:r>
+          <w:r>
+            <w:fldChar w:fldCharType="end"/>
+          </w:r>
+          <w:r>
+            <w:rPr>
+              <w:rFonts w:hint="eastAsia" w:ascii="宋体" w:hAnsi="宋体" w:eastAsia="宋体"/>
+              <w:szCs w:val="44"/>
+            </w:rPr>
+            <w:fldChar w:fldCharType="end"/>
+          </w:r>
+        </w:p>
+        <w:p>
+          <w:pPr>
+            <w:pStyle w:val="3"/>
+            <w:tabs>
+              <w:tab w:val="right" w:leader="dot" w:pos="8306"/>
+            </w:tabs>
+          </w:pPr>
+          <w:r>
+            <w:rPr>
+              <w:rFonts w:hint="eastAsia" w:ascii="宋体" w:hAnsi="宋体" w:eastAsia="宋体"/>
+              <w:szCs w:val="44"/>
+            </w:rPr>
+            <w:fldChar w:fldCharType="begin"/>
+          </w:r>
+          <w:r>
+            <w:rPr>
+              <w:rFonts w:hint="eastAsia" w:ascii="宋体" w:hAnsi="宋体" w:eastAsia="宋体"/>
+              <w:szCs w:val="44"/>
+            </w:rPr>
+            <w:instrText xml:space="preserve"> HYPERLINK \l _Toc25882 </w:instrText>
+          </w:r>
+          <w:r>
+            <w:rPr>
+              <w:rFonts w:hint="eastAsia" w:ascii="宋体" w:hAnsi="宋体" w:eastAsia="宋体"/>
+              <w:szCs w:val="44"/>
+            </w:rPr>
+            <w:fldChar w:fldCharType="separate"/>
+          </w:r>
+          <w:r>
+            <w:rPr>
+              <w:rFonts w:hint="default" w:ascii="宋体" w:hAnsi="宋体" w:eastAsia="宋体"/>
+              <w:bCs/>
+              <w:szCs w:val="28"/>
+            </w:rPr>
+            <w:t xml:space="preserve">三、 </w:t>
+          </w:r>
+          <w:r>
+            <w:rPr>
+              <w:rFonts w:hint="eastAsia" w:ascii="宋体" w:hAnsi="宋体" w:eastAsia="宋体"/>
+              <w:bCs/>
+              <w:szCs w:val="28"/>
+            </w:rPr>
+            <w:t>实验方法与内容</w:t>
+          </w:r>
+          <w:r>
+            <w:tab/>
+          </w:r>
+          <w:r>
+            <w:fldChar w:fldCharType="begin"/>
+          </w:r>
+          <w:r>
+            <w:instrText xml:space="preserve"> PAGEREF _Toc25882 \h </w:instrText>
+          </w:r>
+          <w:r>
+            <w:fldChar w:fldCharType="separate"/>
+          </w:r>
+          <w:r>
+            <w:t>7</w:t>
+          </w:r>
+          <w:r>
+            <w:fldChar w:fldCharType="end"/>
+          </w:r>
+          <w:r>
+            <w:rPr>
+              <w:rFonts w:hint="eastAsia" w:ascii="宋体" w:hAnsi="宋体" w:eastAsia="宋体"/>
+              <w:szCs w:val="44"/>
+            </w:rPr>
+            <w:fldChar w:fldCharType="end"/>
+          </w:r>
+        </w:p>
+        <w:p>
+          <w:pPr>
+            <w:pStyle w:val="3"/>
+            <w:tabs>
+              <w:tab w:val="right" w:leader="dot" w:pos="8306"/>
+            </w:tabs>
+          </w:pPr>
+          <w:r>
+            <w:rPr>
+              <w:rFonts w:hint="eastAsia" w:ascii="宋体" w:hAnsi="宋体" w:eastAsia="宋体"/>
+              <w:szCs w:val="44"/>
+            </w:rPr>
+            <w:fldChar w:fldCharType="begin"/>
+          </w:r>
+          <w:r>
+            <w:rPr>
+              <w:rFonts w:hint="eastAsia" w:ascii="宋体" w:hAnsi="宋体" w:eastAsia="宋体"/>
+              <w:szCs w:val="44"/>
+            </w:rPr>
+            <w:instrText xml:space="preserve"> HYPERLINK \l _Toc22081 </w:instrText>
+          </w:r>
+          <w:r>
+            <w:rPr>
+              <w:rFonts w:hint="eastAsia" w:ascii="宋体" w:hAnsi="宋体" w:eastAsia="宋体"/>
+              <w:szCs w:val="44"/>
+            </w:rPr>
+            <w:fldChar w:fldCharType="separate"/>
+          </w:r>
+          <w:r>
+            <w:rPr>
+              <w:rFonts w:hint="default" w:ascii="宋体" w:hAnsi="宋体" w:eastAsia="宋体"/>
+              <w:bCs/>
+              <w:szCs w:val="28"/>
+            </w:rPr>
+            <w:t xml:space="preserve">四、 </w:t>
+          </w:r>
+          <w:r>
+            <w:rPr>
+              <w:rFonts w:hint="eastAsia" w:ascii="宋体" w:hAnsi="宋体" w:eastAsia="宋体"/>
+              <w:bCs/>
+              <w:szCs w:val="28"/>
+            </w:rPr>
+            <w:t>实验原始纪录</w:t>
+          </w:r>
+          <w:r>
+            <w:tab/>
+          </w:r>
+          <w:r>
+            <w:fldChar w:fldCharType="begin"/>
+          </w:r>
+          <w:r>
+            <w:instrText xml:space="preserve"> PAGEREF _Toc22081 \h </w:instrText>
+          </w:r>
+          <w:r>
+            <w:fldChar w:fldCharType="separate"/>
+          </w:r>
+          <w:r>
+            <w:t>8</w:t>
+          </w:r>
+          <w:r>
+            <w:fldChar w:fldCharType="end"/>
+          </w:r>
+          <w:r>
+            <w:rPr>
+              <w:rFonts w:hint="eastAsia" w:ascii="宋体" w:hAnsi="宋体" w:eastAsia="宋体"/>
+              <w:szCs w:val="44"/>
+            </w:rPr>
+            <w:fldChar w:fldCharType="end"/>
+          </w:r>
+        </w:p>
+        <w:p>
+          <w:pPr>
+            <w:pStyle w:val="3"/>
+            <w:tabs>
+              <w:tab w:val="right" w:leader="dot" w:pos="8306"/>
+            </w:tabs>
+          </w:pPr>
+          <w:r>
+            <w:rPr>
+              <w:rFonts w:hint="eastAsia" w:ascii="宋体" w:hAnsi="宋体" w:eastAsia="宋体"/>
+              <w:szCs w:val="44"/>
+            </w:rPr>
+            <w:fldChar w:fldCharType="begin"/>
+          </w:r>
+          <w:r>
+            <w:rPr>
+              <w:rFonts w:hint="eastAsia" w:ascii="宋体" w:hAnsi="宋体" w:eastAsia="宋体"/>
+              <w:szCs w:val="44"/>
+            </w:rPr>
+            <w:instrText xml:space="preserve"> HYPERLINK \l _Toc5848 </w:instrText>
+          </w:r>
+          <w:r>
+            <w:rPr>
+              <w:rFonts w:hint="eastAsia" w:ascii="宋体" w:hAnsi="宋体" w:eastAsia="宋体"/>
+              <w:szCs w:val="44"/>
+            </w:rPr>
+            <w:fldChar w:fldCharType="separate"/>
+          </w:r>
+          <w:r>
+            <w:rPr>
+              <w:rFonts w:hint="default" w:ascii="宋体" w:hAnsi="宋体" w:eastAsia="宋体"/>
+              <w:bCs/>
+              <w:szCs w:val="28"/>
+            </w:rPr>
+            <w:t xml:space="preserve">五、 </w:t>
+          </w:r>
+          <w:r>
+            <w:rPr>
+              <w:rFonts w:hint="eastAsia" w:ascii="宋体" w:hAnsi="宋体" w:eastAsia="宋体"/>
+              <w:bCs/>
+              <w:szCs w:val="28"/>
+            </w:rPr>
+            <w:t>实验结果及分析</w:t>
+          </w:r>
+          <w:r>
+            <w:tab/>
+          </w:r>
+          <w:r>
+            <w:fldChar w:fldCharType="begin"/>
+          </w:r>
+          <w:r>
+            <w:instrText xml:space="preserve"> PAGEREF _Toc5848 \h </w:instrText>
+          </w:r>
+          <w:r>
+            <w:fldChar w:fldCharType="separate"/>
+          </w:r>
+          <w:r>
+            <w:t>9</w:t>
+          </w:r>
+          <w:r>
+            <w:fldChar w:fldCharType="end"/>
+          </w:r>
+          <w:r>
+            <w:rPr>
+              <w:rFonts w:hint="eastAsia" w:ascii="宋体" w:hAnsi="宋体" w:eastAsia="宋体"/>
+              <w:szCs w:val="44"/>
+            </w:rPr>
+            <w:fldChar w:fldCharType="end"/>
+          </w:r>
+        </w:p>
+        <w:p>
+          <w:pPr>
+            <w:pStyle w:val="3"/>
+            <w:tabs>
+              <w:tab w:val="right" w:leader="dot" w:pos="8306"/>
+            </w:tabs>
+          </w:pPr>
+          <w:r>
+            <w:rPr>
+              <w:rFonts w:hint="eastAsia" w:ascii="宋体" w:hAnsi="宋体" w:eastAsia="宋体"/>
+              <w:szCs w:val="44"/>
+            </w:rPr>
+            <w:fldChar w:fldCharType="begin"/>
+          </w:r>
+          <w:r>
+            <w:rPr>
+              <w:rFonts w:hint="eastAsia" w:ascii="宋体" w:hAnsi="宋体" w:eastAsia="宋体"/>
+              <w:szCs w:val="44"/>
+            </w:rPr>
+            <w:instrText xml:space="preserve"> HYPERLINK \l _Toc22044 </w:instrText>
+          </w:r>
+          <w:r>
+            <w:rPr>
+              <w:rFonts w:hint="eastAsia" w:ascii="宋体" w:hAnsi="宋体" w:eastAsia="宋体"/>
+              <w:szCs w:val="44"/>
+            </w:rPr>
+            <w:fldChar w:fldCharType="separate"/>
+          </w:r>
+          <w:r>
+            <w:rPr>
+              <w:rFonts w:hint="default" w:ascii="宋体" w:hAnsi="宋体" w:eastAsia="宋体"/>
+              <w:bCs/>
+              <w:szCs w:val="28"/>
+            </w:rPr>
+            <w:t xml:space="preserve">六、 </w:t>
+          </w:r>
+          <w:r>
+            <w:rPr>
+              <w:rFonts w:hint="eastAsia" w:ascii="宋体" w:hAnsi="宋体" w:eastAsia="宋体"/>
+              <w:bCs/>
+              <w:szCs w:val="28"/>
+            </w:rPr>
+            <w:t>实验总结与思考</w:t>
+          </w:r>
+          <w:r>
+            <w:tab/>
+          </w:r>
+          <w:r>
+            <w:fldChar w:fldCharType="begin"/>
+          </w:r>
+          <w:r>
+            <w:instrText xml:space="preserve"> PAGEREF _Toc22044 \h </w:instrText>
+          </w:r>
+          <w:r>
+            <w:fldChar w:fldCharType="separate"/>
+          </w:r>
+          <w:r>
+            <w:t>12</w:t>
+          </w:r>
+          <w:r>
+            <w:fldChar w:fldCharType="end"/>
+          </w:r>
+          <w:r>
+            <w:rPr>
+              <w:rFonts w:hint="eastAsia" w:ascii="宋体" w:hAnsi="宋体" w:eastAsia="宋体"/>
+              <w:szCs w:val="44"/>
+            </w:rPr>
+            <w:fldChar w:fldCharType="end"/>
+          </w:r>
+        </w:p>
+        <w:p>
+          <w:pPr>
+            <w:jc w:val="center"/>
+            <w:rPr>
+              <w:rFonts w:hint="eastAsia" w:ascii="宋体" w:hAnsi="宋体" w:eastAsia="宋体" w:cstheme="minorBidi"/>
+              <w:kern w:val="2"/>
+              <w:sz w:val="21"/>
+              <w:szCs w:val="44"/>
+              <w:lang w:val="en-US" w:eastAsia="zh-CN" w:bidi="ar-SA"/>
+            </w:rPr>
+          </w:pPr>
+          <w:r>
+            <w:rPr>
+              <w:rFonts w:hint="eastAsia" w:ascii="宋体" w:hAnsi="宋体" w:eastAsia="宋体"/>
+              <w:szCs w:val="44"/>
+            </w:rPr>
+            <w:fldChar w:fldCharType="end"/>
+          </w:r>
+        </w:p>
+      </w:sdtContent>
+    </w:sdt>
     <w:p>
       <w:pPr>
         <w:jc w:val="center"/>
         <w:rPr>
-          <w:rFonts w:hint="eastAsia" w:ascii="宋体" w:hAnsi="宋体" w:eastAsia="宋体"/>
-          <w:sz w:val="44"/>
+          <w:rFonts w:hint="eastAsia" w:ascii="宋体" w:hAnsi="宋体" w:eastAsia="宋体" w:cstheme="minorBidi"/>
+          <w:kern w:val="2"/>
+          <w:sz w:val="21"/>
           <w:szCs w:val="44"/>
+          <w:lang w:val="en-US" w:eastAsia="zh-CN" w:bidi="ar-SA"/>
         </w:rPr>
       </w:pPr>
     </w:p>
@@ -729,7 +1240,7 @@
     </w:p>
     <w:p>
       <w:pPr>
-        <w:pStyle w:val="6"/>
+        <w:pStyle w:val="10"/>
         <w:keepNext w:val="0"/>
         <w:keepLines w:val="0"/>
         <w:pageBreakBefore w:val="0"/>
@@ -758,6 +1269,7 @@
           <w:szCs w:val="28"/>
         </w:rPr>
       </w:pPr>
+      <w:bookmarkStart w:id="0" w:name="_Toc25834"/>
       <w:r>
         <w:rPr>
           <w:rFonts w:hint="eastAsia" w:ascii="宋体" w:hAnsi="宋体" w:eastAsia="宋体"/>
@@ -768,10 +1280,11 @@
         </w:rPr>
         <w:t>实验目的和要求</w:t>
       </w:r>
-    </w:p>
-    <w:p>
-      <w:pPr>
-        <w:pStyle w:val="6"/>
+      <w:bookmarkEnd w:id="0"/>
+    </w:p>
+    <w:p>
+      <w:pPr>
+        <w:pStyle w:val="10"/>
         <w:numPr>
           <w:ilvl w:val="0"/>
           <w:numId w:val="2"/>
@@ -799,8 +1312,9 @@
     </w:p>
     <w:p>
       <w:pPr>
-        <w:pStyle w:val="6"/>
+        <w:pStyle w:val="10"/>
         <w:numPr>
+          <w:ilvl w:val="0"/>
           <w:numId w:val="0"/>
         </w:numPr>
         <w:ind w:left="420" w:leftChars="0"/>
@@ -837,7 +1351,7 @@
     </w:p>
     <w:p>
       <w:pPr>
-        <w:pStyle w:val="6"/>
+        <w:pStyle w:val="10"/>
         <w:numPr>
           <w:ilvl w:val="0"/>
           <w:numId w:val="2"/>
@@ -865,8 +1379,9 @@
     </w:p>
     <w:p>
       <w:pPr>
-        <w:pStyle w:val="6"/>
+        <w:pStyle w:val="10"/>
         <w:numPr>
+          <w:ilvl w:val="0"/>
           <w:numId w:val="0"/>
         </w:numPr>
         <w:ind w:left="420" w:leftChars="0"/>
@@ -891,7 +1406,7 @@
     </w:p>
     <w:p>
       <w:pPr>
-        <w:pStyle w:val="6"/>
+        <w:pStyle w:val="10"/>
         <w:keepNext w:val="0"/>
         <w:keepLines w:val="0"/>
         <w:pageBreakBefore w:val="0"/>
@@ -920,6 +1435,7 @@
           <w:szCs w:val="28"/>
         </w:rPr>
       </w:pPr>
+      <w:bookmarkStart w:id="1" w:name="_Toc32440"/>
       <w:r>
         <w:rPr>
           <w:rFonts w:hint="eastAsia" w:ascii="宋体" w:hAnsi="宋体" w:eastAsia="宋体"/>
@@ -930,10 +1446,11 @@
         </w:rPr>
         <w:t>实验原理</w:t>
       </w:r>
-    </w:p>
-    <w:p>
-      <w:pPr>
-        <w:pStyle w:val="6"/>
+      <w:bookmarkEnd w:id="1"/>
+    </w:p>
+    <w:p>
+      <w:pPr>
+        <w:pStyle w:val="10"/>
         <w:numPr>
           <w:ilvl w:val="0"/>
           <w:numId w:val="3"/>
@@ -962,7 +1479,1073 @@
     </w:p>
     <w:p>
       <w:pPr>
-        <w:pStyle w:val="6"/>
+        <w:pStyle w:val="10"/>
+        <w:numPr>
+          <w:ilvl w:val="0"/>
+          <w:numId w:val="4"/>
+        </w:numPr>
+        <w:ind w:left="425" w:leftChars="0" w:hanging="425" w:firstLineChars="0"/>
+        <w:rPr>
+          <w:rFonts w:hint="eastAsia" w:ascii="宋体" w:hAnsi="宋体" w:eastAsia="宋体"/>
+          <w:b/>
+          <w:bCs/>
+          <w:sz w:val="28"/>
+          <w:szCs w:val="28"/>
+          <w:lang w:eastAsia="zh-CN"/>
+        </w:rPr>
+      </w:pPr>
+      <w:r>
+        <w:rPr>
+          <w:rFonts w:hint="eastAsia" w:ascii="宋体" w:hAnsi="宋体" w:eastAsia="宋体"/>
+          <w:b/>
+          <w:bCs/>
+          <w:sz w:val="28"/>
+          <w:szCs w:val="28"/>
+          <w:lang w:eastAsia="zh-CN"/>
+        </w:rPr>
+        <w:t>原始数据筛选与去噪</w:t>
+      </w:r>
+    </w:p>
+    <w:p>
+      <w:pPr>
+        <w:pStyle w:val="10"/>
+        <w:numPr>
+          <w:numId w:val="0"/>
+        </w:numPr>
+        <w:ind w:leftChars="0"/>
+        <w:rPr>
+          <w:rFonts w:hint="eastAsia" w:ascii="宋体" w:hAnsi="宋体" w:eastAsia="宋体"/>
+          <w:b w:val="0"/>
+          <w:bCs w:val="0"/>
+          <w:sz w:val="28"/>
+          <w:szCs w:val="28"/>
+          <w:lang w:val="en-US" w:eastAsia="zh-CN"/>
+        </w:rPr>
+      </w:pPr>
+      <w:r>
+        <w:rPr>
+          <w:rFonts w:hint="eastAsia" w:ascii="宋体" w:hAnsi="宋体" w:eastAsia="宋体"/>
+          <w:b w:val="0"/>
+          <w:bCs w:val="0"/>
+          <w:sz w:val="28"/>
+          <w:szCs w:val="28"/>
+          <w:lang w:eastAsia="zh-CN"/>
+        </w:rPr>
+        <w:t>剔除 LiDAR 原始数据中的无效点和噪声点，避免干扰后续处理，</w:t>
+      </w:r>
+      <w:r>
+        <w:rPr>
+          <w:rFonts w:hint="eastAsia" w:ascii="宋体" w:hAnsi="宋体" w:eastAsia="宋体"/>
+          <w:b w:val="0"/>
+          <w:bCs w:val="0"/>
+          <w:sz w:val="28"/>
+          <w:szCs w:val="28"/>
+          <w:lang w:val="en-US" w:eastAsia="zh-CN"/>
+        </w:rPr>
+        <w:t>主要有两个操作：无效点主要是lidar设备的探测点的范围，可以剔除小于最小探测范围和大于最大探测范围的点。我们认为噪声点是相邻时间过短的两帧点云。</w:t>
+      </w:r>
+    </w:p>
+    <w:p>
+      <w:pPr>
+        <w:pStyle w:val="10"/>
+        <w:numPr>
+          <w:ilvl w:val="0"/>
+          <w:numId w:val="4"/>
+        </w:numPr>
+        <w:ind w:left="425" w:leftChars="0" w:hanging="425" w:firstLineChars="0"/>
+        <w:rPr>
+          <w:rFonts w:hint="default" w:ascii="宋体" w:hAnsi="宋体" w:eastAsia="宋体"/>
+          <w:b/>
+          <w:bCs/>
+          <w:sz w:val="28"/>
+          <w:szCs w:val="28"/>
+          <w:lang w:val="en-US" w:eastAsia="zh-CN"/>
+        </w:rPr>
+      </w:pPr>
+      <w:r>
+        <w:rPr>
+          <w:rFonts w:hint="default" w:ascii="宋体" w:hAnsi="宋体" w:eastAsia="宋体"/>
+          <w:b/>
+          <w:bCs/>
+          <w:sz w:val="28"/>
+          <w:szCs w:val="28"/>
+          <w:lang w:val="en-US" w:eastAsia="zh-CN"/>
+        </w:rPr>
+        <w:t>运动畸变修正</w:t>
+      </w:r>
+    </w:p>
+    <w:p>
+      <w:pPr>
+        <w:pStyle w:val="10"/>
+        <w:numPr>
+          <w:numId w:val="0"/>
+        </w:numPr>
+        <w:ind w:leftChars="0"/>
+        <w:rPr>
+          <w:rFonts w:hint="eastAsia" w:ascii="宋体" w:hAnsi="宋体" w:eastAsia="宋体"/>
+          <w:b w:val="0"/>
+          <w:bCs w:val="0"/>
+          <w:sz w:val="28"/>
+          <w:szCs w:val="28"/>
+          <w:lang w:val="en-US" w:eastAsia="zh-CN"/>
+        </w:rPr>
+      </w:pPr>
+      <w:r>
+        <w:rPr>
+          <w:rFonts w:hint="eastAsia" w:ascii="宋体" w:hAnsi="宋体" w:eastAsia="宋体"/>
+          <w:b w:val="0"/>
+          <w:bCs w:val="0"/>
+          <w:sz w:val="28"/>
+          <w:szCs w:val="28"/>
+          <w:lang w:val="en-US" w:eastAsia="zh-CN"/>
+        </w:rPr>
+        <w:t>由于对于一般lidar设备，无法保证同一帧收到的点云数据是在同一个时空坐标系下的，所以我们需要利用IMU的高频传感器数据计算得到的先验位姿，将每一帧中的点云转换到同一时空下，以消除点云的畸变，在本工程中是将同一帧的点云数据全部都转化到帧尾时空下，如式1：</w:t>
+      </w:r>
+    </w:p>
+    <w:p>
+      <w:pPr>
+        <w:pStyle w:val="10"/>
+        <w:numPr>
+          <w:numId w:val="0"/>
+        </w:numPr>
+        <w:ind w:leftChars="0"/>
+        <m:rPr/>
+        <w:rPr>
+          <w:rFonts w:hAnsi="Cambria Math"/>
+          <w:i w:val="0"/>
+          <w:sz w:val="28"/>
+          <w:lang w:val="en-US"/>
+        </w:rPr>
+      </w:pPr>
+      <m:oMathPara>
+        <m:oMath>
+          <m:eqArr>
+            <m:eqArrPr>
+              <m:maxDist m:val="1"/>
+              <m:ctrlPr>
+                <m:rPr/>
+                <w:rPr>
+                  <w:rFonts w:ascii="Cambria Math" w:hAnsi="Cambria Math"/>
+                  <w:sz w:val="28"/>
+                  <w:lang w:val="en-US"/>
+                </w:rPr>
+              </m:ctrlPr>
+            </m:eqArrPr>
+            <m:e>
+              <m:sSub>
+                <m:sSubPr>
+                  <m:ctrlPr>
+                    <w:rPr>
+                      <w:rFonts w:hint="default" w:ascii="Cambria Math" w:hAnsi="Cambria Math" w:eastAsia="宋体"/>
+                      <w:sz w:val="28"/>
+                    </w:rPr>
+                  </m:ctrlPr>
+                </m:sSubPr>
+                <m:e>
+                  <m:r>
+                    <m:rPr/>
+                    <w:rPr>
+                      <w:rFonts w:hint="default" w:ascii="Cambria Math" w:hAnsi="Cambria Math" w:eastAsia="宋体"/>
+                      <w:sz w:val="28"/>
+                    </w:rPr>
+                    <m:t>p</m:t>
+                  </m:r>
+                  <m:ctrlPr>
+                    <w:rPr>
+                      <w:rFonts w:ascii="Cambria Math" w:hAnsi="Cambria Math" w:eastAsia="宋体"/>
+                      <w:sz w:val="28"/>
+                    </w:rPr>
+                  </m:ctrlPr>
+                </m:e>
+                <m:sub>
+                  <m:r>
+                    <m:rPr/>
+                    <w:rPr>
+                      <w:rFonts w:hint="default" w:ascii="Cambria Math" w:hAnsi="Cambria Math" w:eastAsia="宋体"/>
+                      <w:sz w:val="28"/>
+                    </w:rPr>
+                    <m:t>corrected</m:t>
+                  </m:r>
+                  <m:ctrlPr>
+                    <w:rPr>
+                      <w:rFonts w:ascii="Cambria Math" w:hAnsi="Cambria Math" w:eastAsia="宋体"/>
+                      <w:sz w:val="28"/>
+                    </w:rPr>
+                  </m:ctrlPr>
+                </m:sub>
+              </m:sSub>
+              <m:r>
+                <m:rPr>
+                  <m:sty m:val="p"/>
+                </m:rPr>
+                <w:rPr>
+                  <w:rFonts w:hint="default" w:ascii="Cambria Math" w:hAnsi="Cambria Math" w:eastAsia="宋体"/>
+                  <w:sz w:val="28"/>
+                  <w:lang w:val="en-US" w:eastAsia="zh-CN"/>
+                </w:rPr>
+                <m:t>=</m:t>
+              </m:r>
+              <m:sSubSup>
+                <m:sSubSupPr>
+                  <m:ctrlPr>
+                    <m:rPr/>
+                    <w:rPr>
+                      <w:rFonts w:hint="default" w:ascii="Cambria Math" w:hAnsi="Cambria Math" w:eastAsia="宋体"/>
+                      <w:sz w:val="28"/>
+                      <w:lang w:val="en-US" w:eastAsia="zh-CN"/>
+                    </w:rPr>
+                  </m:ctrlPr>
+                </m:sSubSupPr>
+                <m:e>
+                  <m:r>
+                    <m:rPr>
+                      <m:sty m:val="p"/>
+                    </m:rPr>
+                    <w:rPr>
+                      <w:rFonts w:hint="default" w:ascii="Cambria Math" w:hAnsi="Cambria Math" w:eastAsia="宋体"/>
+                      <w:sz w:val="28"/>
+                      <w:lang w:val="en-US" w:eastAsia="zh-CN"/>
+                    </w:rPr>
+                    <m:t>R</m:t>
+                  </m:r>
+                  <m:ctrlPr>
+                    <m:rPr/>
+                    <w:rPr>
+                      <w:rFonts w:hint="default" w:ascii="Cambria Math" w:hAnsi="Cambria Math" w:eastAsia="宋体"/>
+                      <w:sz w:val="28"/>
+                      <w:lang w:val="en-US" w:eastAsia="zh-CN"/>
+                    </w:rPr>
+                  </m:ctrlPr>
+                </m:e>
+                <m:sub>
+                  <m:r>
+                    <m:rPr>
+                      <m:sty m:val="p"/>
+                    </m:rPr>
+                    <w:rPr>
+                      <w:rFonts w:hint="eastAsia" w:ascii="Cambria Math" w:hAnsi="Cambria Math" w:eastAsia="宋体"/>
+                      <w:sz w:val="28"/>
+                      <w:lang w:val="en-US" w:eastAsia="zh-CN"/>
+                    </w:rPr>
+                    <m:t>finally</m:t>
+                  </m:r>
+                  <m:ctrlPr>
+                    <m:rPr/>
+                    <w:rPr>
+                      <w:rFonts w:hint="default" w:ascii="Cambria Math" w:hAnsi="Cambria Math" w:eastAsia="宋体"/>
+                      <w:sz w:val="28"/>
+                      <w:lang w:val="en-US" w:eastAsia="zh-CN"/>
+                    </w:rPr>
+                  </m:ctrlPr>
+                </m:sub>
+                <m:sup>
+                  <m:r>
+                    <m:rPr>
+                      <m:sty m:val="p"/>
+                    </m:rPr>
+                    <w:rPr>
+                      <w:rFonts w:hint="default" w:ascii="Cambria Math" w:hAnsi="Cambria Math" w:eastAsia="宋体"/>
+                      <w:sz w:val="28"/>
+                      <w:lang w:val="en-US" w:eastAsia="zh-CN"/>
+                    </w:rPr>
+                    <m:t>T</m:t>
+                  </m:r>
+                  <m:ctrlPr>
+                    <m:rPr/>
+                    <w:rPr>
+                      <w:rFonts w:hint="default" w:ascii="Cambria Math" w:hAnsi="Cambria Math" w:eastAsia="宋体"/>
+                      <w:sz w:val="28"/>
+                      <w:lang w:val="en-US" w:eastAsia="zh-CN"/>
+                    </w:rPr>
+                  </m:ctrlPr>
+                </m:sup>
+              </m:sSubSup>
+              <m:r>
+                <m:rPr>
+                  <m:sty m:val="p"/>
+                </m:rPr>
+                <w:rPr>
+                  <w:rFonts w:ascii="Cambria Math" w:hAnsi="Cambria Math"/>
+                  <w:sz w:val="28"/>
+                  <w:lang w:val="en-US"/>
+                </w:rPr>
+                <m:t>⋅</m:t>
+              </m:r>
+              <m:r>
+                <m:rPr>
+                  <m:sty m:val="p"/>
+                </m:rPr>
+                <w:rPr>
+                  <w:rFonts w:hint="default" w:ascii="Cambria Math" w:hAnsi="Cambria Math" w:eastAsia="宋体"/>
+                  <w:sz w:val="28"/>
+                  <w:lang w:val="en-US" w:eastAsia="zh-CN"/>
+                </w:rPr>
+                <m:t>(</m:t>
+              </m:r>
+              <m:sSub>
+                <m:sSubPr>
+                  <m:ctrlPr>
+                    <m:rPr/>
+                    <w:rPr>
+                      <w:rFonts w:hint="default" w:ascii="Cambria Math" w:hAnsi="Cambria Math" w:eastAsia="宋体"/>
+                      <w:sz w:val="28"/>
+                      <w:lang w:val="en-US" w:eastAsia="zh-CN"/>
+                    </w:rPr>
+                  </m:ctrlPr>
+                </m:sSubPr>
+                <m:e>
+                  <m:r>
+                    <m:rPr>
+                      <m:sty m:val="p"/>
+                    </m:rPr>
+                    <w:rPr>
+                      <w:rFonts w:hint="default" w:ascii="Cambria Math" w:hAnsi="Cambria Math" w:eastAsia="宋体"/>
+                      <w:sz w:val="28"/>
+                      <w:lang w:val="en-US" w:eastAsia="zh-CN"/>
+                    </w:rPr>
+                    <m:t>R</m:t>
+                  </m:r>
+                  <m:ctrlPr>
+                    <m:rPr/>
+                    <w:rPr>
+                      <w:rFonts w:hint="default" w:ascii="Cambria Math" w:hAnsi="Cambria Math" w:eastAsia="宋体"/>
+                      <w:sz w:val="28"/>
+                      <w:lang w:val="en-US" w:eastAsia="zh-CN"/>
+                    </w:rPr>
+                  </m:ctrlPr>
+                </m:e>
+                <m:sub>
+                  <m:r>
+                    <m:rPr>
+                      <m:sty m:val="p"/>
+                    </m:rPr>
+                    <w:rPr>
+                      <w:rFonts w:hint="default" w:ascii="Cambria Math" w:hAnsi="Cambria Math" w:eastAsia="宋体"/>
+                      <w:sz w:val="28"/>
+                      <w:lang w:val="en-US" w:eastAsia="zh-CN"/>
+                    </w:rPr>
+                    <m:t>i</m:t>
+                  </m:r>
+                  <m:ctrlPr>
+                    <m:rPr/>
+                    <w:rPr>
+                      <w:rFonts w:hint="default" w:ascii="Cambria Math" w:hAnsi="Cambria Math" w:eastAsia="宋体"/>
+                      <w:sz w:val="28"/>
+                      <w:lang w:val="en-US" w:eastAsia="zh-CN"/>
+                    </w:rPr>
+                  </m:ctrlPr>
+                </m:sub>
+              </m:sSub>
+              <m:r>
+                <m:rPr>
+                  <m:sty m:val="p"/>
+                </m:rPr>
+                <w:rPr>
+                  <w:rFonts w:ascii="Cambria Math" w:hAnsi="Cambria Math"/>
+                  <w:sz w:val="28"/>
+                  <w:lang w:val="en-US"/>
+                </w:rPr>
+                <m:t>⋅</m:t>
+              </m:r>
+              <m:sSub>
+                <m:sSubPr>
+                  <m:ctrlPr>
+                    <m:rPr/>
+                    <w:rPr>
+                      <w:rFonts w:ascii="Cambria Math" w:hAnsi="Cambria Math"/>
+                      <w:sz w:val="28"/>
+                      <w:lang w:val="en-US"/>
+                    </w:rPr>
+                  </m:ctrlPr>
+                </m:sSubPr>
+                <m:e>
+                  <m:r>
+                    <m:rPr>
+                      <m:sty m:val="p"/>
+                    </m:rPr>
+                    <w:rPr>
+                      <w:rFonts w:hint="default" w:ascii="Cambria Math" w:hAnsi="Cambria Math"/>
+                      <w:sz w:val="28"/>
+                      <w:lang w:val="en-US" w:eastAsia="zh-CN"/>
+                    </w:rPr>
+                    <m:t>p</m:t>
+                  </m:r>
+                  <m:ctrlPr>
+                    <m:rPr/>
+                    <w:rPr>
+                      <w:rFonts w:ascii="Cambria Math" w:hAnsi="Cambria Math"/>
+                      <w:sz w:val="28"/>
+                      <w:lang w:val="en-US"/>
+                    </w:rPr>
+                  </m:ctrlPr>
+                </m:e>
+                <m:sub>
+                  <m:r>
+                    <m:rPr>
+                      <m:sty m:val="p"/>
+                    </m:rPr>
+                    <w:rPr>
+                      <w:rFonts w:hint="default" w:ascii="Cambria Math" w:hAnsi="Cambria Math"/>
+                      <w:sz w:val="28"/>
+                      <w:lang w:val="en-US" w:eastAsia="zh-CN"/>
+                    </w:rPr>
+                    <m:t>raw</m:t>
+                  </m:r>
+                  <m:ctrlPr>
+                    <m:rPr/>
+                    <w:rPr>
+                      <w:rFonts w:ascii="Cambria Math" w:hAnsi="Cambria Math"/>
+                      <w:sz w:val="28"/>
+                      <w:lang w:val="en-US"/>
+                    </w:rPr>
+                  </m:ctrlPr>
+                </m:sub>
+              </m:sSub>
+              <m:r>
+                <m:rPr>
+                  <m:sty m:val="p"/>
+                </m:rPr>
+                <w:rPr>
+                  <w:rFonts w:hint="default" w:ascii="Cambria Math" w:hAnsi="Cambria Math"/>
+                  <w:sz w:val="28"/>
+                  <w:lang w:val="en-US" w:eastAsia="zh-CN"/>
+                </w:rPr>
+                <m:t>+</m:t>
+              </m:r>
+              <m:sSub>
+                <m:sSubPr>
+                  <m:ctrlPr>
+                    <m:rPr/>
+                    <w:rPr>
+                      <w:rFonts w:hint="default" w:ascii="Cambria Math" w:hAnsi="Cambria Math"/>
+                      <w:i w:val="0"/>
+                      <w:sz w:val="28"/>
+                      <w:lang w:val="en-US" w:eastAsia="zh-CN"/>
+                    </w:rPr>
+                  </m:ctrlPr>
+                </m:sSubPr>
+                <m:e>
+                  <m:r>
+                    <m:rPr>
+                      <m:sty m:val="p"/>
+                    </m:rPr>
+                    <w:rPr>
+                      <w:rFonts w:hint="eastAsia" w:ascii="Cambria Math" w:hAnsi="Cambria Math"/>
+                      <w:sz w:val="28"/>
+                      <w:lang w:val="en-US" w:eastAsia="zh-CN"/>
+                    </w:rPr>
+                    <m:t>t</m:t>
+                  </m:r>
+                  <m:ctrlPr>
+                    <m:rPr/>
+                    <w:rPr>
+                      <w:rFonts w:hint="default" w:ascii="Cambria Math" w:hAnsi="Cambria Math"/>
+                      <w:i w:val="0"/>
+                      <w:sz w:val="28"/>
+                      <w:lang w:val="en-US" w:eastAsia="zh-CN"/>
+                    </w:rPr>
+                  </m:ctrlPr>
+                </m:e>
+                <m:sub>
+                  <m:r>
+                    <m:rPr>
+                      <m:sty m:val="p"/>
+                    </m:rPr>
+                    <w:rPr>
+                      <w:rFonts w:hint="default" w:ascii="Cambria Math" w:hAnsi="Cambria Math"/>
+                      <w:sz w:val="28"/>
+                      <w:lang w:val="en-US" w:eastAsia="zh-CN"/>
+                    </w:rPr>
+                    <m:t>i</m:t>
+                  </m:r>
+                  <m:ctrlPr>
+                    <m:rPr/>
+                    <w:rPr>
+                      <w:rFonts w:hint="default" w:ascii="Cambria Math" w:hAnsi="Cambria Math"/>
+                      <w:i w:val="0"/>
+                      <w:sz w:val="28"/>
+                      <w:lang w:val="en-US" w:eastAsia="zh-CN"/>
+                    </w:rPr>
+                  </m:ctrlPr>
+                </m:sub>
+              </m:sSub>
+              <m:r>
+                <m:rPr>
+                  <m:sty m:val="p"/>
+                </m:rPr>
+                <w:rPr>
+                  <w:rFonts w:hint="default" w:ascii="Cambria Math" w:hAnsi="Cambria Math"/>
+                  <w:sz w:val="28"/>
+                  <w:lang w:val="en-US" w:eastAsia="zh-CN"/>
+                </w:rPr>
+                <m:t>−</m:t>
+              </m:r>
+              <m:sSub>
+                <m:sSubPr>
+                  <m:ctrlPr>
+                    <m:rPr/>
+                    <w:rPr>
+                      <w:rFonts w:hint="default" w:ascii="Cambria Math" w:hAnsi="Cambria Math"/>
+                      <w:i w:val="0"/>
+                      <w:sz w:val="28"/>
+                      <w:lang w:val="en-US" w:eastAsia="zh-CN"/>
+                    </w:rPr>
+                  </m:ctrlPr>
+                </m:sSubPr>
+                <m:e>
+                  <m:r>
+                    <m:rPr>
+                      <m:sty m:val="p"/>
+                    </m:rPr>
+                    <w:rPr>
+                      <w:rFonts w:hint="eastAsia" w:ascii="Cambria Math" w:hAnsi="Cambria Math"/>
+                      <w:sz w:val="28"/>
+                      <w:lang w:val="en-US" w:eastAsia="zh-CN"/>
+                    </w:rPr>
+                    <m:t>t</m:t>
+                  </m:r>
+                  <m:ctrlPr>
+                    <m:rPr/>
+                    <w:rPr>
+                      <w:rFonts w:hint="default" w:ascii="Cambria Math" w:hAnsi="Cambria Math"/>
+                      <w:i w:val="0"/>
+                      <w:sz w:val="28"/>
+                      <w:lang w:val="en-US" w:eastAsia="zh-CN"/>
+                    </w:rPr>
+                  </m:ctrlPr>
+                </m:e>
+                <m:sub>
+                  <m:r>
+                    <m:rPr>
+                      <m:sty m:val="p"/>
+                    </m:rPr>
+                    <w:rPr>
+                      <w:rFonts w:hint="eastAsia" w:ascii="Cambria Math" w:hAnsi="Cambria Math"/>
+                      <w:sz w:val="28"/>
+                      <w:lang w:val="en-US" w:eastAsia="zh-CN"/>
+                    </w:rPr>
+                    <m:t>finally</m:t>
+                  </m:r>
+                  <m:ctrlPr>
+                    <m:rPr/>
+                    <w:rPr>
+                      <w:rFonts w:hint="default" w:ascii="Cambria Math" w:hAnsi="Cambria Math"/>
+                      <w:i w:val="0"/>
+                      <w:sz w:val="28"/>
+                      <w:lang w:val="en-US" w:eastAsia="zh-CN"/>
+                    </w:rPr>
+                  </m:ctrlPr>
+                </m:sub>
+              </m:sSub>
+              <m:r>
+                <m:rPr>
+                  <m:sty m:val="p"/>
+                </m:rPr>
+                <w:rPr>
+                  <w:rFonts w:hint="default" w:ascii="Cambria Math" w:hAnsi="Cambria Math" w:eastAsia="宋体"/>
+                  <w:sz w:val="28"/>
+                  <w:lang w:val="en-US" w:eastAsia="zh-CN"/>
+                </w:rPr>
+                <m:t>)</m:t>
+              </m:r>
+              <m:r>
+                <m:rPr>
+                  <m:sty m:val="p"/>
+                </m:rPr>
+                <w:rPr>
+                  <w:rFonts w:hint="default" w:ascii="Cambria Math" w:hAnsi="Cambria Math" w:eastAsia="宋体"/>
+                  <w:sz w:val="28"/>
+                  <w:lang w:val="en-US" w:eastAsia="zh-CN"/>
+                </w:rPr>
+                <m:t>#1</m:t>
+              </m:r>
+              <m:ctrlPr>
+                <m:rPr/>
+                <w:rPr>
+                  <w:rFonts w:ascii="Cambria Math" w:hAnsi="Cambria Math"/>
+                  <w:sz w:val="28"/>
+                  <w:lang w:val="en-US"/>
+                </w:rPr>
+              </m:ctrlPr>
+            </m:e>
+          </m:eqArr>
+        </m:oMath>
+      </m:oMathPara>
+    </w:p>
+    <w:p>
+      <w:pPr>
+        <w:pStyle w:val="10"/>
+        <w:numPr>
+          <w:numId w:val="0"/>
+        </w:numPr>
+        <w:ind w:leftChars="0"/>
+        <m:rPr/>
+        <w:rPr>
+          <w:rFonts w:hint="default" w:hAnsi="Cambria Math" w:cstheme="minorBidi"/>
+          <w:i w:val="0"/>
+          <w:kern w:val="2"/>
+          <w:sz w:val="28"/>
+          <w:szCs w:val="24"/>
+          <w:lang w:val="en-US" w:eastAsia="zh-CN" w:bidi="ar-SA"/>
+        </w:rPr>
+      </w:pPr>
+      <w:r>
+        <m:rPr/>
+        <w:rPr>
+          <w:rFonts w:hint="eastAsia" w:hAnsi="Cambria Math"/>
+          <w:i w:val="0"/>
+          <w:sz w:val="28"/>
+          <w:lang w:val="en-US" w:eastAsia="zh-CN"/>
+        </w:rPr>
+        <w:t>其中，</w:t>
+      </w:r>
+      <m:oMath>
+        <m:sSub>
+          <m:sSubPr>
+            <m:ctrlPr>
+              <w:rPr>
+                <w:rFonts w:ascii="Cambria Math" w:hAnsi="Cambria Math"/>
+                <w:sz w:val="28"/>
+                <w:lang w:val="en-US"/>
+              </w:rPr>
+            </m:ctrlPr>
+          </m:sSubPr>
+          <m:e>
+            <m:r>
+              <m:rPr>
+                <m:sty m:val="p"/>
+              </m:rPr>
+              <w:rPr>
+                <w:rFonts w:hint="default" w:ascii="Cambria Math" w:hAnsi="Cambria Math"/>
+                <w:sz w:val="28"/>
+                <w:lang w:val="en-US" w:eastAsia="zh-CN"/>
+              </w:rPr>
+              <m:t>p</m:t>
+            </m:r>
+            <m:ctrlPr>
+              <w:rPr>
+                <w:rFonts w:ascii="Cambria Math" w:hAnsi="Cambria Math"/>
+                <w:sz w:val="28"/>
+                <w:lang w:val="en-US"/>
+              </w:rPr>
+            </m:ctrlPr>
+          </m:e>
+          <m:sub>
+            <m:r>
+              <m:rPr>
+                <m:sty m:val="p"/>
+              </m:rPr>
+              <w:rPr>
+                <w:rFonts w:hint="default" w:ascii="Cambria Math" w:hAnsi="Cambria Math"/>
+                <w:sz w:val="28"/>
+                <w:lang w:val="en-US" w:eastAsia="zh-CN"/>
+              </w:rPr>
+              <m:t>raw</m:t>
+            </m:r>
+            <m:ctrlPr>
+              <w:rPr>
+                <w:rFonts w:ascii="Cambria Math" w:hAnsi="Cambria Math"/>
+                <w:sz w:val="28"/>
+                <w:lang w:val="en-US"/>
+              </w:rPr>
+            </m:ctrlPr>
+          </m:sub>
+        </m:sSub>
+      </m:oMath>
+      <w:r>
+        <w:rPr>
+          <w:rFonts w:hint="eastAsia" w:hAnsi="Cambria Math"/>
+          <w:i w:val="0"/>
+          <w:sz w:val="28"/>
+          <w:lang w:val="en-US" w:eastAsia="zh-CN"/>
+        </w:rPr>
+        <w:t>是第</w:t>
+      </w:r>
+      <m:oMath>
+        <m:r>
+          <m:rPr/>
+          <w:rPr>
+            <w:rFonts w:hint="default" w:ascii="Cambria Math" w:hAnsi="Cambria Math" w:cstheme="minorBidi"/>
+            <w:kern w:val="2"/>
+            <w:sz w:val="28"/>
+            <w:szCs w:val="24"/>
+            <w:lang w:val="en-US" w:eastAsia="zh-CN" w:bidi="ar-SA"/>
+          </w:rPr>
+          <m:t>i</m:t>
+        </m:r>
+      </m:oMath>
+      <w:r>
+        <m:rPr/>
+        <w:rPr>
+          <w:rFonts w:hint="eastAsia" w:hAnsi="Cambria Math" w:cstheme="minorBidi"/>
+          <w:i w:val="0"/>
+          <w:kern w:val="2"/>
+          <w:sz w:val="28"/>
+          <w:szCs w:val="24"/>
+          <w:lang w:val="en-US" w:eastAsia="zh-CN" w:bidi="ar-SA"/>
+        </w:rPr>
+        <w:t>时刻下的点云数据，</w:t>
+      </w:r>
+      <m:oMath>
+        <m:r>
+          <m:rPr/>
+          <w:rPr>
+            <w:rFonts w:hint="default" w:ascii="Cambria Math" w:hAnsi="Cambria Math" w:cstheme="minorBidi"/>
+            <w:kern w:val="2"/>
+            <w:sz w:val="28"/>
+            <w:szCs w:val="24"/>
+            <w:lang w:val="en-US" w:eastAsia="zh-CN" w:bidi="ar-SA"/>
+          </w:rPr>
+          <m:t>(</m:t>
+        </m:r>
+        <m:sSub>
+          <m:sSubPr>
+            <m:ctrlPr>
+              <w:rPr>
+                <w:rFonts w:hint="default" w:ascii="Cambria Math" w:hAnsi="Cambria Math" w:eastAsia="宋体"/>
+                <w:sz w:val="28"/>
+                <w:lang w:val="en-US" w:eastAsia="zh-CN"/>
+              </w:rPr>
+            </m:ctrlPr>
+          </m:sSubPr>
+          <m:e>
+            <m:r>
+              <m:rPr>
+                <m:sty m:val="p"/>
+              </m:rPr>
+              <w:rPr>
+                <w:rFonts w:hint="default" w:ascii="Cambria Math" w:hAnsi="Cambria Math" w:eastAsia="宋体"/>
+                <w:sz w:val="28"/>
+                <w:lang w:val="en-US" w:eastAsia="zh-CN"/>
+              </w:rPr>
+              <m:t>R</m:t>
+            </m:r>
+            <m:ctrlPr>
+              <w:rPr>
+                <w:rFonts w:hint="default" w:ascii="Cambria Math" w:hAnsi="Cambria Math" w:eastAsia="宋体"/>
+                <w:sz w:val="28"/>
+                <w:lang w:val="en-US" w:eastAsia="zh-CN"/>
+              </w:rPr>
+            </m:ctrlPr>
+          </m:e>
+          <m:sub>
+            <m:r>
+              <m:rPr>
+                <m:sty m:val="p"/>
+              </m:rPr>
+              <w:rPr>
+                <w:rFonts w:hint="default" w:ascii="Cambria Math" w:hAnsi="Cambria Math" w:eastAsia="宋体"/>
+                <w:sz w:val="28"/>
+                <w:lang w:val="en-US" w:eastAsia="zh-CN"/>
+              </w:rPr>
+              <m:t>i</m:t>
+            </m:r>
+            <m:ctrlPr>
+              <w:rPr>
+                <w:rFonts w:hint="default" w:ascii="Cambria Math" w:hAnsi="Cambria Math" w:eastAsia="宋体"/>
+                <w:sz w:val="28"/>
+                <w:lang w:val="en-US" w:eastAsia="zh-CN"/>
+              </w:rPr>
+            </m:ctrlPr>
+          </m:sub>
+        </m:sSub>
+        <m:r>
+          <m:rPr/>
+          <w:rPr>
+            <w:rFonts w:hint="default" w:ascii="Cambria Math" w:hAnsi="Cambria Math" w:eastAsia="宋体"/>
+            <w:sz w:val="28"/>
+            <w:lang w:val="en-US" w:eastAsia="zh-CN"/>
+          </w:rPr>
+          <m:t>,</m:t>
+        </m:r>
+        <m:sSub>
+          <m:sSubPr>
+            <m:ctrlPr>
+              <w:rPr>
+                <w:rFonts w:hint="default" w:ascii="Cambria Math" w:hAnsi="Cambria Math"/>
+                <w:i w:val="0"/>
+                <w:sz w:val="28"/>
+                <w:lang w:val="en-US" w:eastAsia="zh-CN"/>
+              </w:rPr>
+            </m:ctrlPr>
+          </m:sSubPr>
+          <m:e>
+            <m:r>
+              <m:rPr>
+                <m:sty m:val="p"/>
+              </m:rPr>
+              <w:rPr>
+                <w:rFonts w:hint="eastAsia" w:ascii="Cambria Math" w:hAnsi="Cambria Math"/>
+                <w:sz w:val="28"/>
+                <w:lang w:val="en-US" w:eastAsia="zh-CN"/>
+              </w:rPr>
+              <m:t>t</m:t>
+            </m:r>
+            <m:ctrlPr>
+              <w:rPr>
+                <w:rFonts w:hint="default" w:ascii="Cambria Math" w:hAnsi="Cambria Math"/>
+                <w:i w:val="0"/>
+                <w:sz w:val="28"/>
+                <w:lang w:val="en-US" w:eastAsia="zh-CN"/>
+              </w:rPr>
+            </m:ctrlPr>
+          </m:e>
+          <m:sub>
+            <m:r>
+              <m:rPr>
+                <m:sty m:val="p"/>
+              </m:rPr>
+              <w:rPr>
+                <w:rFonts w:hint="default" w:ascii="Cambria Math" w:hAnsi="Cambria Math"/>
+                <w:sz w:val="28"/>
+                <w:lang w:val="en-US" w:eastAsia="zh-CN"/>
+              </w:rPr>
+              <m:t>i</m:t>
+            </m:r>
+            <m:ctrlPr>
+              <w:rPr>
+                <w:rFonts w:hint="default" w:ascii="Cambria Math" w:hAnsi="Cambria Math"/>
+                <w:i w:val="0"/>
+                <w:sz w:val="28"/>
+                <w:lang w:val="en-US" w:eastAsia="zh-CN"/>
+              </w:rPr>
+            </m:ctrlPr>
+          </m:sub>
+        </m:sSub>
+        <m:r>
+          <m:rPr/>
+          <w:rPr>
+            <w:rFonts w:hint="default" w:ascii="Cambria Math" w:hAnsi="Cambria Math" w:cstheme="minorBidi"/>
+            <w:kern w:val="2"/>
+            <w:sz w:val="28"/>
+            <w:szCs w:val="24"/>
+            <w:lang w:val="en-US" w:eastAsia="zh-CN" w:bidi="ar-SA"/>
+          </w:rPr>
+          <m:t>)</m:t>
+        </m:r>
+      </m:oMath>
+      <w:r>
+        <m:rPr/>
+        <w:rPr>
+          <w:rFonts w:hint="eastAsia" w:hAnsi="Cambria Math" w:cstheme="minorBidi"/>
+          <w:i w:val="0"/>
+          <w:kern w:val="2"/>
+          <w:sz w:val="28"/>
+          <w:szCs w:val="24"/>
+          <w:lang w:val="en-US" w:eastAsia="zh-CN" w:bidi="ar-SA"/>
+        </w:rPr>
+        <w:t>表示</w:t>
+      </w:r>
+      <w:r>
+        <w:rPr>
+          <w:rFonts w:hint="eastAsia" w:hAnsi="Cambria Math"/>
+          <w:i w:val="0"/>
+          <w:sz w:val="28"/>
+          <w:lang w:val="en-US" w:eastAsia="zh-CN"/>
+        </w:rPr>
+        <w:t>第</w:t>
+      </w:r>
+      <m:oMath>
+        <m:r>
+          <m:rPr/>
+          <w:rPr>
+            <w:rFonts w:hint="default" w:ascii="Cambria Math" w:hAnsi="Cambria Math" w:cstheme="minorBidi"/>
+            <w:kern w:val="2"/>
+            <w:sz w:val="28"/>
+            <w:szCs w:val="24"/>
+            <w:lang w:val="en-US" w:eastAsia="zh-CN" w:bidi="ar-SA"/>
+          </w:rPr>
+          <m:t>i</m:t>
+        </m:r>
+      </m:oMath>
+      <w:r>
+        <w:rPr>
+          <w:rFonts w:hint="eastAsia" w:hAnsi="Cambria Math" w:cstheme="minorBidi"/>
+          <w:i w:val="0"/>
+          <w:kern w:val="2"/>
+          <w:sz w:val="28"/>
+          <w:szCs w:val="24"/>
+          <w:lang w:val="en-US" w:eastAsia="zh-CN" w:bidi="ar-SA"/>
+        </w:rPr>
+        <w:t>时刻设备的位姿，</w:t>
+      </w:r>
+      <m:oMath>
+        <m:r>
+          <m:rPr/>
+          <w:rPr>
+            <w:rFonts w:hint="default" w:ascii="Cambria Math" w:hAnsi="Cambria Math" w:cstheme="minorBidi"/>
+            <w:kern w:val="2"/>
+            <w:sz w:val="28"/>
+            <w:szCs w:val="24"/>
+            <w:lang w:val="en-US" w:eastAsia="zh-CN" w:bidi="ar-SA"/>
+          </w:rPr>
+          <m:t>(</m:t>
+        </m:r>
+        <m:sSub>
+          <m:sSubPr>
+            <m:ctrlPr>
+              <m:rPr/>
+              <w:rPr>
+                <w:rFonts w:hint="default" w:ascii="Cambria Math" w:hAnsi="Cambria Math" w:cstheme="minorBidi"/>
+                <w:i/>
+                <w:kern w:val="2"/>
+                <w:sz w:val="28"/>
+                <w:szCs w:val="24"/>
+                <w:lang w:val="en-US" w:eastAsia="zh-CN" w:bidi="ar-SA"/>
+              </w:rPr>
+            </m:ctrlPr>
+          </m:sSubPr>
+          <m:e>
+            <m:r>
+              <m:rPr/>
+              <w:rPr>
+                <w:rFonts w:hint="default" w:ascii="Cambria Math" w:hAnsi="Cambria Math" w:cstheme="minorBidi"/>
+                <w:kern w:val="2"/>
+                <w:sz w:val="28"/>
+                <w:szCs w:val="24"/>
+                <w:lang w:val="en-US" w:eastAsia="zh-CN" w:bidi="ar-SA"/>
+              </w:rPr>
+              <m:t>R</m:t>
+            </m:r>
+            <m:ctrlPr>
+              <m:rPr/>
+              <w:rPr>
+                <w:rFonts w:hint="default" w:ascii="Cambria Math" w:hAnsi="Cambria Math" w:cstheme="minorBidi"/>
+                <w:i/>
+                <w:kern w:val="2"/>
+                <w:sz w:val="28"/>
+                <w:szCs w:val="24"/>
+                <w:lang w:val="en-US" w:eastAsia="zh-CN" w:bidi="ar-SA"/>
+              </w:rPr>
+            </m:ctrlPr>
+          </m:e>
+          <m:sub>
+            <m:r>
+              <m:rPr/>
+              <w:rPr>
+                <w:rFonts w:hint="default" w:ascii="Cambria Math" w:hAnsi="Cambria Math" w:cstheme="minorBidi"/>
+                <w:kern w:val="2"/>
+                <w:sz w:val="28"/>
+                <w:szCs w:val="24"/>
+                <w:lang w:val="en-US" w:eastAsia="zh-CN" w:bidi="ar-SA"/>
+              </w:rPr>
+              <m:t>finally</m:t>
+            </m:r>
+            <m:ctrlPr>
+              <m:rPr/>
+              <w:rPr>
+                <w:rFonts w:hint="default" w:ascii="Cambria Math" w:hAnsi="Cambria Math" w:cstheme="minorBidi"/>
+                <w:i/>
+                <w:kern w:val="2"/>
+                <w:sz w:val="28"/>
+                <w:szCs w:val="24"/>
+                <w:lang w:val="en-US" w:eastAsia="zh-CN" w:bidi="ar-SA"/>
+              </w:rPr>
+            </m:ctrlPr>
+          </m:sub>
+        </m:sSub>
+        <m:r>
+          <m:rPr/>
+          <w:rPr>
+            <w:rFonts w:hint="default" w:ascii="Cambria Math" w:hAnsi="Cambria Math" w:cstheme="minorBidi"/>
+            <w:kern w:val="2"/>
+            <w:sz w:val="28"/>
+            <w:szCs w:val="24"/>
+            <w:lang w:val="en-US" w:eastAsia="zh-CN" w:bidi="ar-SA"/>
+          </w:rPr>
+          <m:t>,</m:t>
+        </m:r>
+        <m:sSub>
+          <m:sSubPr>
+            <m:ctrlPr>
+              <m:rPr/>
+              <w:rPr>
+                <w:rFonts w:hint="default" w:ascii="Cambria Math" w:hAnsi="Cambria Math" w:cstheme="minorBidi"/>
+                <w:i/>
+                <w:kern w:val="2"/>
+                <w:sz w:val="28"/>
+                <w:szCs w:val="24"/>
+                <w:lang w:val="en-US" w:eastAsia="zh-CN" w:bidi="ar-SA"/>
+              </w:rPr>
+            </m:ctrlPr>
+          </m:sSubPr>
+          <m:e>
+            <m:r>
+              <m:rPr/>
+              <w:rPr>
+                <w:rFonts w:hint="default" w:ascii="Cambria Math" w:hAnsi="Cambria Math" w:cstheme="minorBidi"/>
+                <w:kern w:val="2"/>
+                <w:sz w:val="28"/>
+                <w:szCs w:val="24"/>
+                <w:lang w:val="en-US" w:eastAsia="zh-CN" w:bidi="ar-SA"/>
+              </w:rPr>
+              <m:t>t</m:t>
+            </m:r>
+            <m:ctrlPr>
+              <m:rPr/>
+              <w:rPr>
+                <w:rFonts w:hint="default" w:ascii="Cambria Math" w:hAnsi="Cambria Math" w:cstheme="minorBidi"/>
+                <w:i/>
+                <w:kern w:val="2"/>
+                <w:sz w:val="28"/>
+                <w:szCs w:val="24"/>
+                <w:lang w:val="en-US" w:eastAsia="zh-CN" w:bidi="ar-SA"/>
+              </w:rPr>
+            </m:ctrlPr>
+          </m:e>
+          <m:sub>
+            <m:r>
+              <m:rPr/>
+              <w:rPr>
+                <w:rFonts w:hint="default" w:ascii="Cambria Math" w:hAnsi="Cambria Math" w:cstheme="minorBidi"/>
+                <w:kern w:val="2"/>
+                <w:sz w:val="28"/>
+                <w:szCs w:val="24"/>
+                <w:lang w:val="en-US" w:eastAsia="zh-CN" w:bidi="ar-SA"/>
+              </w:rPr>
+              <m:t>finally</m:t>
+            </m:r>
+            <m:ctrlPr>
+              <m:rPr/>
+              <w:rPr>
+                <w:rFonts w:hint="default" w:ascii="Cambria Math" w:hAnsi="Cambria Math" w:cstheme="minorBidi"/>
+                <w:i/>
+                <w:kern w:val="2"/>
+                <w:sz w:val="28"/>
+                <w:szCs w:val="24"/>
+                <w:lang w:val="en-US" w:eastAsia="zh-CN" w:bidi="ar-SA"/>
+              </w:rPr>
+            </m:ctrlPr>
+          </m:sub>
+        </m:sSub>
+        <m:r>
+          <m:rPr/>
+          <w:rPr>
+            <w:rFonts w:hint="default" w:ascii="Cambria Math" w:hAnsi="Cambria Math" w:cstheme="minorBidi"/>
+            <w:kern w:val="2"/>
+            <w:sz w:val="28"/>
+            <w:szCs w:val="24"/>
+            <w:lang w:val="en-US" w:eastAsia="zh-CN" w:bidi="ar-SA"/>
+          </w:rPr>
+          <m:t>)</m:t>
+        </m:r>
+      </m:oMath>
+      <w:r>
+        <m:rPr/>
+        <w:rPr>
+          <w:rFonts w:hint="eastAsia" w:hAnsi="Cambria Math" w:cstheme="minorBidi"/>
+          <w:i w:val="0"/>
+          <w:kern w:val="2"/>
+          <w:sz w:val="28"/>
+          <w:szCs w:val="24"/>
+          <w:lang w:val="en-US" w:eastAsia="zh-CN" w:bidi="ar-SA"/>
+        </w:rPr>
+        <w:t>表示帧尾时刻设备的位姿（相对于帧头0时刻）。</w:t>
+      </w:r>
+    </w:p>
+    <w:p>
+      <w:pPr>
+        <w:pStyle w:val="10"/>
         <w:numPr>
           <w:ilvl w:val="0"/>
           <w:numId w:val="3"/>
@@ -991,7 +2574,646 @@
     </w:p>
     <w:p>
       <w:pPr>
-        <w:pStyle w:val="6"/>
+        <w:pStyle w:val="10"/>
+        <w:numPr>
+          <w:numId w:val="0"/>
+        </w:numPr>
+        <w:ind w:left="420" w:leftChars="0"/>
+        <w:rPr>
+          <w:rFonts w:hint="eastAsia" w:ascii="宋体" w:hAnsi="宋体" w:eastAsia="宋体"/>
+          <w:b w:val="0"/>
+          <w:bCs w:val="0"/>
+          <w:sz w:val="28"/>
+          <w:szCs w:val="28"/>
+          <w:lang w:val="en-US" w:eastAsia="zh-CN"/>
+        </w:rPr>
+      </w:pPr>
+      <w:r>
+        <w:rPr>
+          <w:rFonts w:hint="eastAsia" w:ascii="宋体" w:hAnsi="宋体" w:eastAsia="宋体"/>
+          <w:b w:val="0"/>
+          <w:bCs w:val="0"/>
+          <w:sz w:val="28"/>
+          <w:szCs w:val="28"/>
+          <w:lang w:val="en-US" w:eastAsia="zh-CN"/>
+        </w:rPr>
+        <w:t>本工程先对去除畸变点云数据进行特征提取，先提取结构化信息较强的点云数据，再对特征点进行点到平面的ICP配准方法，特征提取的步骤按照计算点的局部曲率-&gt;剔除遮挡点和平行点-&gt;提取边缘点（角点）与平面点（面点）。</w:t>
+      </w:r>
+    </w:p>
+    <w:p>
+      <w:pPr>
+        <w:pStyle w:val="10"/>
+        <w:numPr>
+          <w:ilvl w:val="0"/>
+          <w:numId w:val="5"/>
+        </w:numPr>
+        <w:ind w:left="425" w:leftChars="0" w:hanging="425" w:firstLineChars="0"/>
+        <w:rPr>
+          <w:rFonts w:hint="default" w:ascii="宋体" w:hAnsi="宋体" w:eastAsia="宋体"/>
+          <w:b/>
+          <w:bCs/>
+          <w:sz w:val="28"/>
+          <w:szCs w:val="28"/>
+          <w:lang w:val="en-US" w:eastAsia="zh-CN"/>
+        </w:rPr>
+      </w:pPr>
+      <w:r>
+        <w:rPr>
+          <w:rFonts w:hint="eastAsia" w:ascii="宋体" w:hAnsi="宋体" w:eastAsia="宋体"/>
+          <w:b/>
+          <w:bCs/>
+          <w:sz w:val="28"/>
+          <w:szCs w:val="28"/>
+          <w:lang w:val="en-US" w:eastAsia="zh-CN"/>
+        </w:rPr>
+        <w:t>计算点的局部曲率</w:t>
+      </w:r>
+    </w:p>
+    <w:p>
+      <w:pPr>
+        <w:pStyle w:val="10"/>
+        <w:numPr>
+          <w:numId w:val="0"/>
+        </w:numPr>
+        <w:ind w:leftChars="0"/>
+        <w:rPr>
+          <w:rFonts w:hint="eastAsia" w:ascii="宋体" w:hAnsi="宋体" w:eastAsia="宋体"/>
+          <w:b w:val="0"/>
+          <w:bCs w:val="0"/>
+          <w:sz w:val="28"/>
+          <w:szCs w:val="28"/>
+          <w:lang w:val="en-US" w:eastAsia="zh-CN"/>
+        </w:rPr>
+      </w:pPr>
+      <w:r>
+        <w:rPr>
+          <w:rFonts w:hint="eastAsia" w:ascii="宋体" w:hAnsi="宋体" w:eastAsia="宋体"/>
+          <w:b w:val="0"/>
+          <w:bCs w:val="0"/>
+          <w:sz w:val="28"/>
+          <w:szCs w:val="28"/>
+          <w:lang w:val="en-US" w:eastAsia="zh-CN"/>
+        </w:rPr>
+        <w:t>在实际工程中计算点的局部曲率采用简化的方法，如式2所示:</w:t>
+      </w:r>
+    </w:p>
+    <w:p>
+      <w:pPr>
+        <w:pStyle w:val="10"/>
+        <w:numPr>
+          <w:numId w:val="0"/>
+        </w:numPr>
+        <w:ind w:leftChars="0"/>
+        <w:rPr>
+          <w:rFonts w:hint="default" w:hAnsi="Cambria Math" w:eastAsia="宋体"/>
+          <w:i w:val="0"/>
+          <w:sz w:val="28"/>
+        </w:rPr>
+      </w:pPr>
+      <m:oMathPara>
+        <m:oMath>
+          <m:eqArr>
+            <m:eqArrPr>
+              <m:maxDist m:val="1"/>
+              <m:ctrlPr>
+                <w:rPr>
+                  <w:rFonts w:hint="default" w:ascii="Cambria Math" w:hAnsi="Cambria Math" w:eastAsia="宋体"/>
+                  <w:i/>
+                  <w:sz w:val="28"/>
+                </w:rPr>
+              </m:ctrlPr>
+            </m:eqArrPr>
+            <m:e>
+              <m:r>
+                <m:rPr/>
+                <w:rPr>
+                  <w:rFonts w:hint="default" w:ascii="Cambria Math" w:hAnsi="Cambria Math" w:eastAsia="宋体"/>
+                  <w:sz w:val="28"/>
+                </w:rPr>
+                <m:t>κ(i)=</m:t>
+              </m:r>
+              <m:sSup>
+                <m:sSupPr>
+                  <m:ctrlPr>
+                    <w:rPr>
+                      <w:rFonts w:hint="default" w:ascii="Cambria Math" w:hAnsi="Cambria Math" w:eastAsia="宋体"/>
+                      <w:sz w:val="28"/>
+                    </w:rPr>
+                  </m:ctrlPr>
+                </m:sSupPr>
+                <m:e>
+                  <m:d>
+                    <m:dPr>
+                      <m:begChr m:val="["/>
+                      <m:endChr m:val="]"/>
+                      <m:ctrlPr>
+                        <w:rPr>
+                          <w:rFonts w:hint="default" w:ascii="Cambria Math" w:hAnsi="Cambria Math" w:eastAsia="宋体"/>
+                          <w:i/>
+                          <w:sz w:val="28"/>
+                        </w:rPr>
+                      </m:ctrlPr>
+                    </m:dPr>
+                    <m:e>
+                      <m:d>
+                        <m:dPr>
+                          <m:ctrlPr>
+                            <w:rPr>
+                              <w:rFonts w:hint="default" w:ascii="Cambria Math" w:hAnsi="Cambria Math" w:eastAsia="宋体"/>
+                              <w:i/>
+                              <w:sz w:val="28"/>
+                            </w:rPr>
+                          </m:ctrlPr>
+                        </m:dPr>
+                        <m:e>
+                          <m:nary>
+                            <m:naryPr>
+                              <m:chr m:val="∑"/>
+                              <m:limLoc m:val="undOvr"/>
+                              <m:ctrlPr>
+                                <w:rPr>
+                                  <w:rFonts w:hint="default" w:ascii="Cambria Math" w:hAnsi="Cambria Math" w:eastAsia="宋体"/>
+                                  <w:i/>
+                                  <w:sz w:val="28"/>
+                                </w:rPr>
+                              </m:ctrlPr>
+                            </m:naryPr>
+                            <m:sub>
+                              <m:r>
+                                <m:rPr/>
+                                <w:rPr>
+                                  <w:rFonts w:hint="default" w:ascii="Cambria Math" w:hAnsi="Cambria Math" w:eastAsia="宋体"/>
+                                  <w:sz w:val="28"/>
+                                </w:rPr>
+                                <m:t>k=1</m:t>
+                              </m:r>
+                              <m:ctrlPr>
+                                <w:rPr>
+                                  <w:rFonts w:ascii="Cambria Math" w:hAnsi="Cambria Math" w:eastAsia="宋体"/>
+                                  <w:sz w:val="28"/>
+                                </w:rPr>
+                              </m:ctrlPr>
+                            </m:sub>
+                            <m:sup>
+                              <m:r>
+                                <m:rPr/>
+                                <w:rPr>
+                                  <w:rFonts w:hint="default" w:ascii="Cambria Math" w:hAnsi="Cambria Math" w:eastAsia="宋体"/>
+                                  <w:sz w:val="28"/>
+                                </w:rPr>
+                                <m:t>5</m:t>
+                              </m:r>
+                              <m:ctrlPr>
+                                <w:rPr>
+                                  <w:rFonts w:ascii="Cambria Math" w:hAnsi="Cambria Math" w:eastAsia="宋体"/>
+                                  <w:sz w:val="28"/>
+                                </w:rPr>
+                              </m:ctrlPr>
+                            </m:sup>
+                            <m:e>
+                              <m:r>
+                                <m:rPr/>
+                                <w:rPr>
+                                  <w:rFonts w:hint="default" w:ascii="Cambria Math" w:hAnsi="Cambria Math" w:eastAsia="宋体"/>
+                                  <w:sz w:val="28"/>
+                                </w:rPr>
+                                <m:t>r</m:t>
+                              </m:r>
+                              <m:ctrlPr>
+                                <w:rPr>
+                                  <w:rFonts w:ascii="Cambria Math" w:hAnsi="Cambria Math" w:eastAsia="宋体"/>
+                                  <w:sz w:val="28"/>
+                                </w:rPr>
+                              </m:ctrlPr>
+                            </m:e>
+                          </m:nary>
+                          <m:r>
+                            <m:rPr/>
+                            <w:rPr>
+                              <w:rFonts w:hint="default" w:ascii="Cambria Math" w:hAnsi="Cambria Math" w:eastAsia="宋体"/>
+                              <w:sz w:val="28"/>
+                            </w:rPr>
+                            <m:t>(i−k)+</m:t>
+                          </m:r>
+                          <m:nary>
+                            <m:naryPr>
+                              <m:chr m:val="∑"/>
+                              <m:limLoc m:val="undOvr"/>
+                              <m:ctrlPr>
+                                <w:rPr>
+                                  <w:rFonts w:hint="default" w:ascii="Cambria Math" w:hAnsi="Cambria Math" w:eastAsia="宋体"/>
+                                  <w:i/>
+                                  <w:sz w:val="28"/>
+                                </w:rPr>
+                              </m:ctrlPr>
+                            </m:naryPr>
+                            <m:sub>
+                              <m:r>
+                                <m:rPr/>
+                                <w:rPr>
+                                  <w:rFonts w:hint="default" w:ascii="Cambria Math" w:hAnsi="Cambria Math" w:eastAsia="宋体"/>
+                                  <w:sz w:val="28"/>
+                                </w:rPr>
+                                <m:t>k=1</m:t>
+                              </m:r>
+                              <m:ctrlPr>
+                                <w:rPr>
+                                  <w:rFonts w:ascii="Cambria Math" w:hAnsi="Cambria Math" w:eastAsia="宋体"/>
+                                  <w:sz w:val="28"/>
+                                </w:rPr>
+                              </m:ctrlPr>
+                            </m:sub>
+                            <m:sup>
+                              <m:r>
+                                <m:rPr/>
+                                <w:rPr>
+                                  <w:rFonts w:hint="default" w:ascii="Cambria Math" w:hAnsi="Cambria Math" w:eastAsia="宋体"/>
+                                  <w:sz w:val="28"/>
+                                </w:rPr>
+                                <m:t>5</m:t>
+                              </m:r>
+                              <m:ctrlPr>
+                                <w:rPr>
+                                  <w:rFonts w:ascii="Cambria Math" w:hAnsi="Cambria Math" w:eastAsia="宋体"/>
+                                  <w:sz w:val="28"/>
+                                </w:rPr>
+                              </m:ctrlPr>
+                            </m:sup>
+                            <m:e>
+                              <m:r>
+                                <m:rPr/>
+                                <w:rPr>
+                                  <w:rFonts w:hint="default" w:ascii="Cambria Math" w:hAnsi="Cambria Math" w:eastAsia="宋体"/>
+                                  <w:sz w:val="28"/>
+                                </w:rPr>
+                                <m:t>r</m:t>
+                              </m:r>
+                              <m:ctrlPr>
+                                <w:rPr>
+                                  <w:rFonts w:ascii="Cambria Math" w:hAnsi="Cambria Math" w:eastAsia="宋体"/>
+                                  <w:sz w:val="28"/>
+                                </w:rPr>
+                              </m:ctrlPr>
+                            </m:e>
+                          </m:nary>
+                          <m:r>
+                            <m:rPr/>
+                            <w:rPr>
+                              <w:rFonts w:hint="default" w:ascii="Cambria Math" w:hAnsi="Cambria Math" w:eastAsia="宋体"/>
+                              <w:sz w:val="28"/>
+                            </w:rPr>
+                            <m:t>(i+k)</m:t>
+                          </m:r>
+                          <m:ctrlPr>
+                            <w:rPr>
+                              <w:rFonts w:hint="default" w:ascii="Cambria Math" w:hAnsi="Cambria Math" w:eastAsia="宋体"/>
+                              <w:i/>
+                              <w:sz w:val="28"/>
+                            </w:rPr>
+                          </m:ctrlPr>
+                        </m:e>
+                      </m:d>
+                      <m:r>
+                        <m:rPr/>
+                        <w:rPr>
+                          <w:rFonts w:hint="default" w:ascii="Cambria Math" w:hAnsi="Cambria Math" w:eastAsia="宋体"/>
+                          <w:sz w:val="28"/>
+                        </w:rPr>
+                        <m:t>−10r(i)</m:t>
+                      </m:r>
+                      <m:ctrlPr>
+                        <w:rPr>
+                          <w:rFonts w:hint="default" w:ascii="Cambria Math" w:hAnsi="Cambria Math" w:eastAsia="宋体"/>
+                          <w:i/>
+                          <w:sz w:val="28"/>
+                        </w:rPr>
+                      </m:ctrlPr>
+                    </m:e>
+                  </m:d>
+                  <m:ctrlPr>
+                    <w:rPr>
+                      <w:rFonts w:hint="default" w:ascii="Cambria Math" w:hAnsi="Cambria Math" w:eastAsia="宋体"/>
+                      <w:i/>
+                      <w:sz w:val="28"/>
+                    </w:rPr>
+                  </m:ctrlPr>
+                </m:e>
+                <m:sup>
+                  <m:r>
+                    <m:rPr/>
+                    <w:rPr>
+                      <w:rFonts w:hint="default" w:ascii="Cambria Math" w:hAnsi="Cambria Math" w:eastAsia="宋体"/>
+                      <w:sz w:val="28"/>
+                    </w:rPr>
+                    <m:t>2</m:t>
+                  </m:r>
+                  <m:ctrlPr>
+                    <w:rPr>
+                      <w:rFonts w:hint="default" w:ascii="Cambria Math" w:hAnsi="Cambria Math" w:eastAsia="宋体"/>
+                      <w:i/>
+                      <w:sz w:val="28"/>
+                    </w:rPr>
+                  </m:ctrlPr>
+                </m:sup>
+              </m:sSup>
+              <m:r>
+                <m:rPr>
+                  <m:sty m:val="p"/>
+                </m:rPr>
+                <w:rPr>
+                  <w:rFonts w:hint="default" w:ascii="Cambria Math" w:hAnsi="Cambria Math" w:eastAsia="宋体"/>
+                  <w:sz w:val="28"/>
+                </w:rPr>
+                <m:t>#</m:t>
+              </m:r>
+              <m:r>
+                <m:rPr>
+                  <m:sty m:val="p"/>
+                </m:rPr>
+                <w:rPr>
+                  <w:rFonts w:hint="default" w:ascii="Cambria Math" w:hAnsi="Cambria Math" w:eastAsia="宋体"/>
+                  <w:sz w:val="28"/>
+                  <w:lang w:val="en-US" w:eastAsia="zh-CN"/>
+                </w:rPr>
+                <m:t>2</m:t>
+              </m:r>
+              <m:ctrlPr>
+                <w:rPr>
+                  <w:rFonts w:hint="default" w:ascii="Cambria Math" w:hAnsi="Cambria Math" w:eastAsia="宋体"/>
+                  <w:i/>
+                  <w:sz w:val="28"/>
+                </w:rPr>
+              </m:ctrlPr>
+            </m:e>
+          </m:eqArr>
+        </m:oMath>
+      </m:oMathPara>
+    </w:p>
+    <w:p>
+      <w:pPr>
+        <w:pStyle w:val="10"/>
+        <w:numPr>
+          <w:numId w:val="0"/>
+        </w:numPr>
+        <w:ind w:leftChars="0"/>
+        <w:rPr>
+          <w:rFonts w:hint="default" w:hAnsi="Cambria Math" w:eastAsia="宋体"/>
+          <w:i w:val="0"/>
+          <w:sz w:val="28"/>
+          <w:lang w:val="en-US" w:eastAsia="zh-CN"/>
+        </w:rPr>
+      </w:pPr>
+      <w:r>
+        <w:rPr>
+          <w:rFonts w:hint="eastAsia" w:hAnsi="Cambria Math" w:eastAsia="宋体"/>
+          <w:i w:val="0"/>
+          <w:sz w:val="28"/>
+          <w:lang w:val="en-US" w:eastAsia="zh-CN"/>
+        </w:rPr>
+        <w:t>其中，</w:t>
+      </w:r>
+      <m:oMath>
+        <m:r>
+          <m:rPr/>
+          <w:rPr>
+            <w:rFonts w:hint="default" w:ascii="Cambria Math" w:hAnsi="Cambria Math" w:eastAsia="宋体"/>
+            <w:sz w:val="28"/>
+          </w:rPr>
+          <m:t>κ(i)</m:t>
+        </m:r>
+      </m:oMath>
+      <w:r>
+        <m:rPr/>
+        <w:rPr>
+          <w:rFonts w:hint="eastAsia" w:hAnsi="Cambria Math" w:eastAsia="宋体"/>
+          <w:i w:val="0"/>
+          <w:sz w:val="28"/>
+          <w:lang w:val="en-US" w:eastAsia="zh-CN"/>
+        </w:rPr>
+        <w:t>为第</w:t>
+      </w:r>
+      <m:oMath>
+        <m:r>
+          <m:rPr/>
+          <w:rPr>
+            <w:rFonts w:hint="default" w:ascii="Cambria Math" w:hAnsi="Cambria Math" w:eastAsia="宋体"/>
+            <w:sz w:val="28"/>
+          </w:rPr>
+          <m:t>i</m:t>
+        </m:r>
+      </m:oMath>
+      <w:r>
+        <m:rPr/>
+        <w:rPr>
+          <w:rFonts w:hint="eastAsia" w:hAnsi="Cambria Math" w:eastAsia="宋体"/>
+          <w:i w:val="0"/>
+          <w:sz w:val="28"/>
+          <w:lang w:val="en-US" w:eastAsia="zh-CN"/>
+        </w:rPr>
+        <w:t>个点的简化后的曲率，</w:t>
+      </w:r>
+      <m:oMath>
+        <m:r>
+          <m:rPr/>
+          <w:rPr>
+            <w:rFonts w:hint="default" w:ascii="Cambria Math" w:hAnsi="Cambria Math" w:eastAsia="宋体"/>
+            <w:sz w:val="28"/>
+          </w:rPr>
+          <m:t>r(i)</m:t>
+        </m:r>
+      </m:oMath>
+      <w:r>
+        <m:rPr/>
+        <w:rPr>
+          <w:rFonts w:hint="eastAsia" w:hAnsi="Cambria Math" w:eastAsia="宋体"/>
+          <w:i w:val="0"/>
+          <w:sz w:val="28"/>
+          <w:lang w:val="en-US" w:eastAsia="zh-CN"/>
+        </w:rPr>
+        <w:t>为第</w:t>
+      </w:r>
+      <m:oMath>
+        <m:r>
+          <m:rPr/>
+          <w:rPr>
+            <w:rFonts w:hint="default" w:ascii="Cambria Math" w:hAnsi="Cambria Math" w:eastAsia="宋体"/>
+            <w:sz w:val="28"/>
+          </w:rPr>
+          <m:t>i</m:t>
+        </m:r>
+      </m:oMath>
+      <w:r>
+        <m:rPr/>
+        <w:rPr>
+          <w:rFonts w:hint="eastAsia" w:hAnsi="Cambria Math" w:eastAsia="宋体"/>
+          <w:i w:val="0"/>
+          <w:sz w:val="28"/>
+          <w:lang w:val="en-US" w:eastAsia="zh-CN"/>
+        </w:rPr>
+        <w:t>个点的深度。简化后的曲率计算方法是通过计算某一个点的深度与前后五个点的深度的差异来衡量曲率大小的。</w:t>
+      </w:r>
+    </w:p>
+    <w:p>
+      <w:pPr>
+        <w:pStyle w:val="10"/>
+        <w:numPr>
+          <w:ilvl w:val="0"/>
+          <w:numId w:val="5"/>
+        </w:numPr>
+        <w:ind w:left="425" w:leftChars="0" w:hanging="425" w:firstLineChars="0"/>
+        <w:rPr>
+          <w:rFonts w:hint="default" w:ascii="宋体" w:hAnsi="宋体" w:eastAsia="宋体"/>
+          <w:b/>
+          <w:bCs/>
+          <w:sz w:val="28"/>
+          <w:szCs w:val="28"/>
+          <w:lang w:val="en-US" w:eastAsia="zh-CN"/>
+        </w:rPr>
+      </w:pPr>
+      <w:r>
+        <w:rPr>
+          <w:rFonts w:hint="eastAsia" w:ascii="宋体" w:hAnsi="宋体" w:eastAsia="宋体"/>
+          <w:b/>
+          <w:bCs/>
+          <w:sz w:val="28"/>
+          <w:szCs w:val="28"/>
+          <w:lang w:val="en-US" w:eastAsia="zh-CN"/>
+        </w:rPr>
+        <w:t>剔除遮挡点和平行点</w:t>
+      </w:r>
+    </w:p>
+    <w:p>
+      <w:pPr>
+        <w:pStyle w:val="10"/>
+        <w:numPr>
+          <w:numId w:val="0"/>
+        </w:numPr>
+        <w:ind w:leftChars="0"/>
+        <w:rPr>
+          <w:rFonts w:hint="default" w:ascii="宋体" w:hAnsi="宋体" w:eastAsia="宋体"/>
+          <w:b w:val="0"/>
+          <w:bCs w:val="0"/>
+          <w:sz w:val="28"/>
+          <w:szCs w:val="28"/>
+          <w:lang w:val="en-US" w:eastAsia="zh-CN"/>
+        </w:rPr>
+      </w:pPr>
+      <w:r>
+        <w:rPr>
+          <w:rFonts w:hint="eastAsia" w:ascii="宋体" w:hAnsi="宋体" w:eastAsia="宋体"/>
+          <w:b/>
+          <w:bCs/>
+          <w:sz w:val="28"/>
+          <w:szCs w:val="28"/>
+          <w:lang w:val="en-US" w:eastAsia="zh-CN"/>
+        </w:rPr>
+        <w:t>遮挡点剔除策略：</w:t>
+      </w:r>
+      <w:r>
+        <w:rPr>
+          <w:rFonts w:hint="eastAsia" w:ascii="宋体" w:hAnsi="宋体" w:eastAsia="宋体"/>
+          <w:b w:val="0"/>
+          <w:bCs w:val="0"/>
+          <w:sz w:val="28"/>
+          <w:szCs w:val="28"/>
+          <w:lang w:val="en-US" w:eastAsia="zh-CN"/>
+        </w:rPr>
+        <w:t>先判断相邻两个点是否在同一条扫描线上，若在同一条扫描线上，那么就判断这两个点的深度距离差是否大于给定的阈值，若大于一定阈值，则将被遮挡的那个点及其后面五个点均认为被遮挡。</w:t>
+      </w:r>
+      <w:r>
+        <w:rPr>
+          <w:rFonts w:hint="eastAsia" w:ascii="宋体" w:hAnsi="宋体" w:eastAsia="宋体"/>
+          <w:b/>
+          <w:bCs/>
+          <w:sz w:val="28"/>
+          <w:szCs w:val="28"/>
+          <w:lang w:val="en-US" w:eastAsia="zh-CN"/>
+        </w:rPr>
+        <w:t>平行点剔除策略：</w:t>
+      </w:r>
+      <w:r>
+        <w:rPr>
+          <w:rFonts w:hint="eastAsia" w:ascii="宋体" w:hAnsi="宋体" w:eastAsia="宋体"/>
+          <w:b w:val="0"/>
+          <w:bCs w:val="0"/>
+          <w:sz w:val="28"/>
+          <w:szCs w:val="28"/>
+          <w:lang w:val="en-US" w:eastAsia="zh-CN"/>
+        </w:rPr>
+        <w:t>通过计算前后相邻点的测距值相对偏差率是否超过一定阈值，来判断是否为平行点。</w:t>
+      </w:r>
+    </w:p>
+    <w:p>
+      <w:pPr>
+        <w:pStyle w:val="10"/>
+        <w:numPr>
+          <w:ilvl w:val="0"/>
+          <w:numId w:val="5"/>
+        </w:numPr>
+        <w:ind w:left="425" w:leftChars="0" w:hanging="425" w:firstLineChars="0"/>
+        <w:rPr>
+          <w:rFonts w:hint="default" w:ascii="宋体" w:hAnsi="宋体" w:eastAsia="宋体"/>
+          <w:b/>
+          <w:bCs/>
+          <w:sz w:val="28"/>
+          <w:szCs w:val="28"/>
+          <w:lang w:val="en-US" w:eastAsia="zh-CN"/>
+        </w:rPr>
+      </w:pPr>
+      <w:r>
+        <w:rPr>
+          <w:rFonts w:hint="eastAsia" w:ascii="宋体" w:hAnsi="宋体" w:eastAsia="宋体"/>
+          <w:b/>
+          <w:bCs/>
+          <w:sz w:val="28"/>
+          <w:szCs w:val="28"/>
+          <w:lang w:val="en-US" w:eastAsia="zh-CN"/>
+        </w:rPr>
+        <w:t>提取边缘点（角点）与平面点（面点）</w:t>
+      </w:r>
+    </w:p>
+    <w:p>
+      <w:pPr>
+        <w:pStyle w:val="10"/>
+        <w:numPr>
+          <w:numId w:val="0"/>
+        </w:numPr>
+        <w:ind w:leftChars="0"/>
+        <w:rPr>
+          <w:rFonts w:hint="default" w:ascii="宋体" w:hAnsi="宋体" w:eastAsia="宋体"/>
+          <w:b w:val="0"/>
+          <w:bCs w:val="0"/>
+          <w:sz w:val="28"/>
+          <w:szCs w:val="28"/>
+          <w:lang w:val="en-US" w:eastAsia="zh-CN"/>
+        </w:rPr>
+      </w:pPr>
+      <w:r>
+        <w:rPr>
+          <w:rFonts w:hint="default" w:ascii="宋体" w:hAnsi="宋体" w:eastAsia="宋体"/>
+          <w:b w:val="0"/>
+          <w:bCs w:val="0"/>
+          <w:sz w:val="28"/>
+          <w:szCs w:val="28"/>
+          <w:lang w:val="en-US" w:eastAsia="zh-CN"/>
+        </w:rPr>
+        <w:t>将每根激光扫描线的点云划分为 6 个分段，保证特征点在空间中均匀分布</w:t>
+      </w:r>
+      <w:r>
+        <w:rPr>
+          <w:rFonts w:hint="eastAsia" w:ascii="宋体" w:hAnsi="宋体" w:eastAsia="宋体"/>
+          <w:b w:val="0"/>
+          <w:bCs w:val="0"/>
+          <w:sz w:val="28"/>
+          <w:szCs w:val="28"/>
+          <w:lang w:val="en-US" w:eastAsia="zh-CN"/>
+        </w:rPr>
+        <w:t>，每个分段固定提取 20 个曲率最大的点，作为边缘点特征点，将非边缘点全部作为平面点，再通过PCL库的栅格法降采样对平面点进行降采样。</w:t>
+      </w:r>
+    </w:p>
+    <w:p>
+      <w:pPr>
+        <w:pStyle w:val="10"/>
         <w:numPr>
           <w:ilvl w:val="0"/>
           <w:numId w:val="3"/>
@@ -1017,12 +3239,487 @@
         </w:rPr>
         <w:t>K近邻算法和K_d树</w:t>
       </w:r>
-      <w:bookmarkStart w:id="0" w:name="_GoBack"/>
-      <w:bookmarkEnd w:id="0"/>
-    </w:p>
-    <w:p>
-      <w:pPr>
-        <w:pStyle w:val="6"/>
+    </w:p>
+    <w:p>
+      <w:pPr>
+        <w:pStyle w:val="10"/>
+        <w:numPr>
+          <w:numId w:val="0"/>
+        </w:numPr>
+        <w:ind w:left="420" w:leftChars="0"/>
+        <w:rPr>
+          <w:rFonts w:hint="eastAsia" w:ascii="宋体" w:hAnsi="宋体" w:eastAsia="宋体"/>
+          <w:b w:val="0"/>
+          <w:bCs w:val="0"/>
+          <w:sz w:val="28"/>
+          <w:szCs w:val="28"/>
+          <w:lang w:val="en-US" w:eastAsia="zh-CN"/>
+        </w:rPr>
+      </w:pPr>
+      <w:r>
+        <w:rPr>
+          <w:rFonts w:hint="eastAsia" w:ascii="宋体" w:hAnsi="宋体" w:eastAsia="宋体"/>
+          <w:b/>
+          <w:bCs/>
+          <w:sz w:val="28"/>
+          <w:szCs w:val="28"/>
+          <w:lang w:eastAsia="zh-CN"/>
+        </w:rPr>
+        <w:t>K 近邻算法</w:t>
+      </w:r>
+      <w:r>
+        <w:rPr>
+          <w:rFonts w:hint="eastAsia" w:ascii="宋体" w:hAnsi="宋体" w:eastAsia="宋体"/>
+          <w:b w:val="0"/>
+          <w:bCs w:val="0"/>
+          <w:sz w:val="28"/>
+          <w:szCs w:val="28"/>
+          <w:lang w:eastAsia="zh-CN"/>
+        </w:rPr>
+        <w:t>核心思想是：对于一个待查询样本（目标点），在样本集中找到与它距离最近的 K 个样本（近邻点），</w:t>
+      </w:r>
+      <w:r>
+        <w:rPr>
+          <w:rFonts w:hint="eastAsia" w:ascii="宋体" w:hAnsi="宋体" w:eastAsia="宋体"/>
+          <w:b w:val="0"/>
+          <w:bCs w:val="0"/>
+          <w:sz w:val="28"/>
+          <w:szCs w:val="28"/>
+          <w:lang w:val="en-US" w:eastAsia="zh-CN"/>
+        </w:rPr>
+        <w:t>这个算法在lidar的点云配准算法中有广泛的应用，常见的K近邻算法有暴力K近邻、栅格法K近邻和K-d树法，本工程使用K-d树法。</w:t>
+      </w:r>
+    </w:p>
+    <w:p>
+      <w:pPr>
+        <w:pStyle w:val="10"/>
+        <w:numPr>
+          <w:numId w:val="0"/>
+        </w:numPr>
+        <w:ind w:left="420" w:leftChars="0"/>
+        <m:rPr/>
+        <w:rPr>
+          <w:rFonts w:hint="eastAsia" w:hAnsi="Cambria Math"/>
+          <w:bCs w:val="0"/>
+          <w:i w:val="0"/>
+          <w:sz w:val="28"/>
+          <w:szCs w:val="28"/>
+          <w:lang w:val="en-US" w:eastAsia="zh-CN"/>
+        </w:rPr>
+      </w:pPr>
+      <w:r>
+        <w:rPr>
+          <w:rFonts w:hint="eastAsia" w:ascii="宋体" w:hAnsi="宋体" w:eastAsia="宋体"/>
+          <w:b/>
+          <w:bCs/>
+          <w:sz w:val="28"/>
+          <w:szCs w:val="28"/>
+          <w:lang w:val="en-US" w:eastAsia="zh-CN"/>
+        </w:rPr>
+        <w:t>K-d树</w:t>
+      </w:r>
+      <w:r>
+        <w:rPr>
+          <w:rFonts w:hint="eastAsia" w:ascii="宋体" w:hAnsi="宋体" w:eastAsia="宋体"/>
+          <w:b w:val="0"/>
+          <w:bCs w:val="0"/>
+          <w:sz w:val="28"/>
+          <w:szCs w:val="28"/>
+          <w:lang w:val="en-US" w:eastAsia="zh-CN"/>
+        </w:rPr>
+        <w:t>是一种用于组织 K 维空间数据的平衡二叉搜索树，其内部节点存储 “切分维度” 和 “切分值”，用于划分空间，其叶子节点存储具体的点云数据，它通过旋转等操作保持二叉树平衡，确保最坏情况下的搜索效率仍为</w:t>
+      </w:r>
+      <m:oMath>
+        <m:r>
+          <m:rPr/>
+          <w:rPr>
+            <w:rFonts w:ascii="Cambria Math" w:hAnsi="Cambria Math"/>
+            <w:sz w:val="28"/>
+            <w:szCs w:val="28"/>
+            <w:lang w:val="en-US"/>
+          </w:rPr>
+          <m:t>Ο</m:t>
+        </m:r>
+        <m:r>
+          <m:rPr/>
+          <w:rPr>
+            <w:rFonts w:hint="default" w:ascii="Cambria Math" w:hAnsi="Cambria Math"/>
+            <w:sz w:val="28"/>
+            <w:szCs w:val="28"/>
+            <w:lang w:val="en-US" w:eastAsia="zh-CN"/>
+          </w:rPr>
+          <m:t>(logN)</m:t>
+        </m:r>
+      </m:oMath>
+      <w:r>
+        <m:rPr/>
+        <w:rPr>
+          <w:rFonts w:hint="eastAsia" w:hAnsi="Cambria Math"/>
+          <w:bCs w:val="0"/>
+          <w:i w:val="0"/>
+          <w:sz w:val="28"/>
+          <w:szCs w:val="28"/>
+          <w:lang w:val="en-US" w:eastAsia="zh-CN"/>
+        </w:rPr>
+        <w:t>，其核心流程分为</w:t>
+      </w:r>
+      <w:r>
+        <m:rPr/>
+        <w:rPr>
+          <w:rFonts w:hint="eastAsia" w:hAnsi="Cambria Math"/>
+          <w:b/>
+          <w:bCs/>
+          <w:i w:val="0"/>
+          <w:sz w:val="28"/>
+          <w:szCs w:val="28"/>
+          <w:lang w:val="en-US" w:eastAsia="zh-CN"/>
+        </w:rPr>
+        <w:t>构建 </w:t>
+      </w:r>
+    </w:p>
+    <w:p>
+      <w:pPr>
+        <w:pStyle w:val="10"/>
+        <w:numPr>
+          <w:numId w:val="0"/>
+        </w:numPr>
+        <w:ind w:left="420" w:leftChars="0"/>
+        <w:rPr>
+          <w:rFonts w:hint="eastAsia" w:ascii="宋体" w:hAnsi="宋体"/>
+          <w:b/>
+          <w:bCs/>
+          <w:sz w:val="28"/>
+          <w:szCs w:val="28"/>
+          <w:lang w:val="en-US" w:eastAsia="zh-CN"/>
+        </w:rPr>
+      </w:pPr>
+      <w:r>
+        <w:rPr>
+          <w:rFonts w:hint="eastAsia" w:ascii="宋体" w:hAnsi="宋体"/>
+          <w:b w:val="0"/>
+          <w:bCs w:val="0"/>
+          <w:sz w:val="28"/>
+          <w:szCs w:val="28"/>
+          <w:lang w:val="en-US" w:eastAsia="zh-CN"/>
+        </w:rPr>
+        <w:t>和</w:t>
+      </w:r>
+      <w:r>
+        <w:rPr>
+          <w:rFonts w:hint="eastAsia" w:ascii="宋体" w:hAnsi="宋体"/>
+          <w:b/>
+          <w:bCs/>
+          <w:sz w:val="28"/>
+          <w:szCs w:val="28"/>
+          <w:lang w:val="en-US" w:eastAsia="zh-CN"/>
+        </w:rPr>
+        <w:t>搜索。</w:t>
+      </w:r>
+    </w:p>
+    <w:p>
+      <w:pPr>
+        <w:pStyle w:val="10"/>
+        <w:numPr>
+          <w:ilvl w:val="0"/>
+          <w:numId w:val="6"/>
+        </w:numPr>
+        <w:ind w:left="425" w:leftChars="0" w:hanging="425" w:firstLineChars="0"/>
+        <w:rPr>
+          <w:rFonts w:hint="default" w:ascii="宋体" w:hAnsi="宋体"/>
+          <w:b/>
+          <w:bCs/>
+          <w:sz w:val="28"/>
+          <w:szCs w:val="28"/>
+          <w:lang w:val="en-US" w:eastAsia="zh-CN"/>
+        </w:rPr>
+      </w:pPr>
+      <w:r>
+        <w:rPr>
+          <w:rFonts w:hint="eastAsia" w:ascii="宋体" w:hAnsi="宋体"/>
+          <w:b/>
+          <w:bCs/>
+          <w:sz w:val="28"/>
+          <w:szCs w:val="28"/>
+          <w:lang w:val="en-US" w:eastAsia="zh-CN"/>
+        </w:rPr>
+        <w:t>K-d树的构建</w:t>
+      </w:r>
+    </w:p>
+    <w:p>
+      <w:pPr>
+        <w:pStyle w:val="10"/>
+        <w:numPr>
+          <w:ilvl w:val="0"/>
+          <w:numId w:val="7"/>
+        </w:numPr>
+        <w:ind w:left="425" w:leftChars="0" w:hanging="425" w:firstLineChars="0"/>
+        <w:rPr>
+          <w:rFonts w:hint="default" w:ascii="宋体" w:hAnsi="宋体"/>
+          <w:b w:val="0"/>
+          <w:bCs w:val="0"/>
+          <w:sz w:val="28"/>
+          <w:szCs w:val="28"/>
+          <w:lang w:val="en-US" w:eastAsia="zh-CN"/>
+        </w:rPr>
+      </w:pPr>
+      <w:r>
+        <w:rPr>
+          <w:rFonts w:hint="default" w:ascii="宋体" w:hAnsi="宋体"/>
+          <w:b w:val="0"/>
+          <w:bCs w:val="0"/>
+          <w:sz w:val="28"/>
+          <w:szCs w:val="28"/>
+          <w:lang w:val="en-US" w:eastAsia="zh-CN"/>
+        </w:rPr>
+        <w:t>选择切分维度：计算 x、y、z 三个维度的方差，选择方差最大的维度（数据分布最分散，切分效果最好）作为当前切分维度；</w:t>
+      </w:r>
+    </w:p>
+    <w:p>
+      <w:pPr>
+        <w:pStyle w:val="10"/>
+        <w:numPr>
+          <w:ilvl w:val="0"/>
+          <w:numId w:val="7"/>
+        </w:numPr>
+        <w:ind w:left="425" w:leftChars="0" w:hanging="425" w:firstLineChars="0"/>
+        <w:rPr>
+          <w:rFonts w:hint="default" w:ascii="宋体" w:hAnsi="宋体"/>
+          <w:b w:val="0"/>
+          <w:bCs w:val="0"/>
+          <w:sz w:val="28"/>
+          <w:szCs w:val="28"/>
+          <w:lang w:val="en-US" w:eastAsia="zh-CN"/>
+        </w:rPr>
+      </w:pPr>
+      <w:r>
+        <w:rPr>
+          <w:rFonts w:hint="default" w:ascii="宋体" w:hAnsi="宋体"/>
+          <w:b w:val="0"/>
+          <w:bCs w:val="0"/>
+          <w:sz w:val="28"/>
+          <w:szCs w:val="28"/>
+          <w:lang w:val="en-US" w:eastAsia="zh-CN"/>
+        </w:rPr>
+        <w:t>确定切分值：在该切分维度上，选取数据的中值作为切分值，将点云分为左右两个子集（小于中值的为左子树，大于中值的为右子树）；</w:t>
+      </w:r>
+    </w:p>
+    <w:p>
+      <w:pPr>
+        <w:pStyle w:val="10"/>
+        <w:numPr>
+          <w:ilvl w:val="0"/>
+          <w:numId w:val="7"/>
+        </w:numPr>
+        <w:ind w:left="425" w:leftChars="0" w:hanging="425" w:firstLineChars="0"/>
+        <w:rPr>
+          <w:rFonts w:hint="default" w:ascii="宋体" w:hAnsi="宋体"/>
+          <w:b w:val="0"/>
+          <w:bCs w:val="0"/>
+          <w:sz w:val="28"/>
+          <w:szCs w:val="28"/>
+          <w:lang w:val="en-US" w:eastAsia="zh-CN"/>
+        </w:rPr>
+      </w:pPr>
+      <w:r>
+        <w:rPr>
+          <w:rFonts w:hint="default" w:ascii="宋体" w:hAnsi="宋体"/>
+          <w:b w:val="0"/>
+          <w:bCs w:val="0"/>
+          <w:sz w:val="28"/>
+          <w:szCs w:val="28"/>
+          <w:lang w:val="en-US" w:eastAsia="zh-CN"/>
+        </w:rPr>
+        <w:t>递归构建：对左右两个子集，重复步骤 1-2，直到子集内点数量小于预设阈值（如 1 个点），停止递归，构建为叶子节点；</w:t>
+      </w:r>
+    </w:p>
+    <w:p>
+      <w:pPr>
+        <w:pStyle w:val="10"/>
+        <w:numPr>
+          <w:ilvl w:val="0"/>
+          <w:numId w:val="7"/>
+        </w:numPr>
+        <w:ind w:left="425" w:leftChars="0" w:hanging="425" w:firstLineChars="0"/>
+        <w:rPr>
+          <w:rFonts w:hint="default" w:ascii="宋体" w:hAnsi="宋体"/>
+          <w:b/>
+          <w:bCs/>
+          <w:sz w:val="28"/>
+          <w:szCs w:val="28"/>
+          <w:lang w:val="en-US" w:eastAsia="zh-CN"/>
+        </w:rPr>
+      </w:pPr>
+      <w:r>
+        <w:rPr>
+          <w:rFonts w:hint="default" w:ascii="宋体" w:hAnsi="宋体"/>
+          <w:b w:val="0"/>
+          <w:bCs w:val="0"/>
+          <w:sz w:val="28"/>
+          <w:szCs w:val="28"/>
+          <w:lang w:val="en-US" w:eastAsia="zh-CN"/>
+        </w:rPr>
+        <w:t>生成平衡 K-d 树：通过调整节点位置，保证树的高度最小，实现平衡特性</w:t>
+      </w:r>
+      <w:r>
+        <w:rPr>
+          <w:rFonts w:hint="eastAsia" w:ascii="宋体" w:hAnsi="宋体"/>
+          <w:b w:val="0"/>
+          <w:bCs w:val="0"/>
+          <w:sz w:val="28"/>
+          <w:szCs w:val="28"/>
+          <w:lang w:val="en-US" w:eastAsia="zh-CN"/>
+        </w:rPr>
+        <w:t>。</w:t>
+      </w:r>
+    </w:p>
+    <w:p>
+      <w:pPr>
+        <w:pStyle w:val="10"/>
+        <w:numPr>
+          <w:ilvl w:val="0"/>
+          <w:numId w:val="6"/>
+        </w:numPr>
+        <w:ind w:left="425" w:leftChars="0" w:hanging="425" w:firstLineChars="0"/>
+        <w:rPr>
+          <w:rFonts w:hint="default" w:ascii="宋体" w:hAnsi="宋体"/>
+          <w:b/>
+          <w:bCs/>
+          <w:sz w:val="28"/>
+          <w:szCs w:val="28"/>
+          <w:lang w:val="en-US" w:eastAsia="zh-CN"/>
+        </w:rPr>
+      </w:pPr>
+      <w:r>
+        <w:rPr>
+          <w:rFonts w:hint="eastAsia" w:ascii="宋体" w:hAnsi="宋体"/>
+          <w:b/>
+          <w:bCs/>
+          <w:sz w:val="28"/>
+          <w:szCs w:val="28"/>
+          <w:lang w:val="en-US" w:eastAsia="zh-CN"/>
+        </w:rPr>
+        <w:t>K-d树的搜索</w:t>
+      </w:r>
+    </w:p>
+    <w:p>
+      <w:pPr>
+        <w:pStyle w:val="10"/>
+        <w:numPr>
+          <w:ilvl w:val="0"/>
+          <w:numId w:val="8"/>
+        </w:numPr>
+        <w:ind w:left="425" w:leftChars="0" w:hanging="425" w:firstLineChars="0"/>
+        <w:rPr>
+          <w:rFonts w:hint="default" w:ascii="宋体" w:hAnsi="宋体"/>
+          <w:b w:val="0"/>
+          <w:bCs w:val="0"/>
+          <w:sz w:val="28"/>
+          <w:szCs w:val="28"/>
+          <w:lang w:val="en-US" w:eastAsia="zh-CN"/>
+        </w:rPr>
+      </w:pPr>
+      <w:r>
+        <w:rPr>
+          <w:rFonts w:hint="default" w:ascii="宋体" w:hAnsi="宋体"/>
+          <w:b w:val="0"/>
+          <w:bCs w:val="0"/>
+          <w:sz w:val="28"/>
+          <w:szCs w:val="28"/>
+          <w:lang w:val="en-US" w:eastAsia="zh-CN"/>
+        </w:rPr>
+        <w:t>向下遍历，找到最近叶子节点：从根节点出发，根据待查询点的各维度值与节点切分值的比较，依次向下遍历二叉树（如 x 轴切分，待查询点 x &lt; 切分值则走左子树，反之走右子树），最终找到包含待查询点的叶子节点，该节点对应的点作为初始近邻点；</w:t>
+      </w:r>
+    </w:p>
+    <w:p>
+      <w:pPr>
+        <w:pStyle w:val="10"/>
+        <w:numPr>
+          <w:ilvl w:val="0"/>
+          <w:numId w:val="8"/>
+        </w:numPr>
+        <w:ind w:left="425" w:leftChars="0" w:hanging="425" w:firstLineChars="0"/>
+        <w:rPr>
+          <w:rFonts w:hint="default" w:ascii="宋体" w:hAnsi="宋体"/>
+          <w:b w:val="0"/>
+          <w:bCs w:val="0"/>
+          <w:sz w:val="28"/>
+          <w:szCs w:val="28"/>
+          <w:lang w:val="en-US" w:eastAsia="zh-CN"/>
+        </w:rPr>
+      </w:pPr>
+      <w:r>
+        <w:rPr>
+          <w:rFonts w:hint="default" w:ascii="宋体" w:hAnsi="宋体"/>
+          <w:b w:val="0"/>
+          <w:bCs w:val="0"/>
+          <w:sz w:val="28"/>
+          <w:szCs w:val="28"/>
+          <w:lang w:val="en-US" w:eastAsia="zh-CN"/>
+        </w:rPr>
+        <w:t>向上回溯，更新 K 近邻集合：回溯遍历过的节点，计算待查询点与该节点对应点的距离，若该距离小于当前 K 近邻集合中的最大距离，则替换最大距离点，更新近邻集合；</w:t>
+      </w:r>
+    </w:p>
+    <w:p>
+      <w:pPr>
+        <w:pStyle w:val="10"/>
+        <w:numPr>
+          <w:ilvl w:val="0"/>
+          <w:numId w:val="8"/>
+        </w:numPr>
+        <w:ind w:left="425" w:leftChars="0" w:hanging="425" w:firstLineChars="0"/>
+        <w:rPr>
+          <w:rFonts w:hint="default" w:ascii="宋体" w:hAnsi="宋体"/>
+          <w:b w:val="0"/>
+          <w:bCs w:val="0"/>
+          <w:sz w:val="28"/>
+          <w:szCs w:val="28"/>
+          <w:lang w:val="en-US" w:eastAsia="zh-CN"/>
+        </w:rPr>
+      </w:pPr>
+      <w:r>
+        <w:rPr>
+          <w:rFonts w:hint="default" w:ascii="宋体" w:hAnsi="宋体"/>
+          <w:b w:val="0"/>
+          <w:bCs w:val="0"/>
+          <w:sz w:val="28"/>
+          <w:szCs w:val="28"/>
+          <w:lang w:val="en-US" w:eastAsia="zh-CN"/>
+        </w:rPr>
+        <w:t>剪枝判断，减少无效搜索：对于回溯过程中的节点，计算待查询点到该节点切分空间的 “最小距离”，若该最小距离大于当前 K 近邻集合的最大距离，则该节点对应的子树中不可能存在更近的点，直接剪枝（跳过该子树的搜索）；</w:t>
+      </w:r>
+    </w:p>
+    <w:p>
+      <w:pPr>
+        <w:pStyle w:val="10"/>
+        <w:numPr>
+          <w:ilvl w:val="0"/>
+          <w:numId w:val="8"/>
+        </w:numPr>
+        <w:ind w:left="425" w:leftChars="0" w:hanging="425" w:firstLineChars="0"/>
+        <w:rPr>
+          <w:rFonts w:hint="default" w:ascii="宋体" w:hAnsi="宋体"/>
+          <w:b/>
+          <w:bCs/>
+          <w:sz w:val="28"/>
+          <w:szCs w:val="28"/>
+          <w:lang w:val="en-US" w:eastAsia="zh-CN"/>
+        </w:rPr>
+      </w:pPr>
+      <w:r>
+        <w:rPr>
+          <w:rFonts w:hint="default" w:ascii="宋体" w:hAnsi="宋体"/>
+          <w:b w:val="0"/>
+          <w:bCs w:val="0"/>
+          <w:sz w:val="28"/>
+          <w:szCs w:val="28"/>
+          <w:lang w:val="en-US" w:eastAsia="zh-CN"/>
+        </w:rPr>
+        <w:t>输出结果：当回溯至根节点时，停止搜索，最终的 K 近邻集合即为所求。</w:t>
+      </w:r>
+    </w:p>
+    <w:p>
+      <w:pPr>
+        <w:pStyle w:val="10"/>
         <w:numPr>
           <w:ilvl w:val="0"/>
           <w:numId w:val="3"/>
@@ -1051,7 +3748,980 @@
     </w:p>
     <w:p>
       <w:pPr>
-        <w:pStyle w:val="6"/>
+        <w:pStyle w:val="10"/>
+        <w:numPr>
+          <w:numId w:val="0"/>
+        </w:numPr>
+        <w:ind w:left="420" w:leftChars="0"/>
+        <m:rPr/>
+        <w:rPr>
+          <w:rFonts w:hint="eastAsia" w:hAnsi="Cambria Math" w:eastAsia="宋体" w:cstheme="minorBidi"/>
+          <w:i w:val="0"/>
+          <w:kern w:val="2"/>
+          <w:sz w:val="28"/>
+          <w:szCs w:val="24"/>
+          <w:lang w:val="en-US" w:eastAsia="zh-CN" w:bidi="ar-SA"/>
+        </w:rPr>
+      </w:pPr>
+      <w:r>
+        <w:rPr>
+          <w:rFonts w:hint="eastAsia" w:ascii="宋体" w:hAnsi="宋体" w:eastAsia="宋体"/>
+          <w:b w:val="0"/>
+          <w:bCs w:val="0"/>
+          <w:sz w:val="28"/>
+          <w:szCs w:val="28"/>
+          <w:lang w:val="en-US" w:eastAsia="zh-CN"/>
+        </w:rPr>
+        <w:t>ICP算法的本质是通过迭代优化，求解两组点云之间的最优刚体变换（旋转矩阵</w:t>
+      </w:r>
+      <m:oMath>
+        <m:r>
+          <m:rPr/>
+          <w:rPr>
+            <w:rFonts w:hint="default" w:ascii="Cambria Math" w:hAnsi="Cambria Math" w:eastAsia="宋体"/>
+            <w:sz w:val="28"/>
+          </w:rPr>
+          <m:t>R</m:t>
+        </m:r>
+      </m:oMath>
+      <w:r>
+        <w:rPr>
+          <w:rFonts w:hint="eastAsia" w:ascii="宋体" w:hAnsi="宋体" w:eastAsia="宋体"/>
+          <w:b w:val="0"/>
+          <w:bCs w:val="0"/>
+          <w:sz w:val="28"/>
+          <w:szCs w:val="28"/>
+          <w:lang w:val="en-US" w:eastAsia="zh-CN"/>
+        </w:rPr>
+        <w:t>+ 平移向量</w:t>
+      </w:r>
+      <m:oMath>
+        <m:r>
+          <m:rPr/>
+          <w:rPr>
+            <w:rFonts w:hint="default" w:ascii="Cambria Math" w:hAnsi="Cambria Math" w:eastAsia="宋体"/>
+            <w:sz w:val="28"/>
+          </w:rPr>
+          <m:t>t</m:t>
+        </m:r>
+      </m:oMath>
+      <w:r>
+        <w:rPr>
+          <w:rFonts w:hint="eastAsia" w:ascii="宋体" w:hAnsi="宋体" w:eastAsia="宋体"/>
+          <w:b w:val="0"/>
+          <w:bCs w:val="0"/>
+          <w:sz w:val="28"/>
+          <w:szCs w:val="28"/>
+          <w:lang w:val="en-US" w:eastAsia="zh-CN"/>
+        </w:rPr>
+        <w:t>），使得两组点云的匹配误差最小。常见的ICP配准方法有点到点、点到线和点到面的方法，本工程使用的是点到面的配准方法，它的核心思想是针对当前点云</w:t>
+      </w:r>
+      <m:oMath>
+        <m:r>
+          <m:rPr/>
+          <w:rPr>
+            <w:rFonts w:hint="default" w:ascii="Cambria Math" w:hAnsi="Cambria Math" w:eastAsia="宋体"/>
+            <w:sz w:val="28"/>
+          </w:rPr>
+          <m:t>P</m:t>
+        </m:r>
+      </m:oMath>
+      <w:r>
+        <m:rPr/>
+        <w:rPr>
+          <w:rFonts w:hint="eastAsia" w:hAnsi="Cambria Math" w:eastAsia="宋体"/>
+          <w:i w:val="0"/>
+          <w:sz w:val="28"/>
+          <w:lang w:val="en-US" w:eastAsia="zh-CN"/>
+        </w:rPr>
+        <w:t>中的每一个特征点</w:t>
+      </w:r>
+      <m:oMath>
+        <m:sSub>
+          <m:sSubPr>
+            <m:ctrlPr>
+              <w:rPr>
+                <w:rFonts w:hint="default" w:ascii="Cambria Math" w:hAnsi="Cambria Math" w:eastAsia="宋体"/>
+                <w:sz w:val="28"/>
+              </w:rPr>
+            </m:ctrlPr>
+          </m:sSubPr>
+          <m:e>
+            <m:r>
+              <m:rPr/>
+              <w:rPr>
+                <w:rFonts w:hint="default" w:ascii="Cambria Math" w:hAnsi="Cambria Math" w:eastAsia="宋体"/>
+                <w:sz w:val="28"/>
+              </w:rPr>
+              <m:t>p</m:t>
+            </m:r>
+            <m:ctrlPr>
+              <w:rPr>
+                <w:rFonts w:ascii="Cambria Math" w:hAnsi="Cambria Math" w:eastAsia="宋体"/>
+                <w:sz w:val="28"/>
+              </w:rPr>
+            </m:ctrlPr>
+          </m:e>
+          <m:sub>
+            <m:r>
+              <m:rPr/>
+              <w:rPr>
+                <w:rFonts w:hint="default" w:ascii="Cambria Math" w:hAnsi="Cambria Math" w:eastAsia="宋体"/>
+                <w:sz w:val="28"/>
+              </w:rPr>
+              <m:t>i</m:t>
+            </m:r>
+            <m:ctrlPr>
+              <w:rPr>
+                <w:rFonts w:ascii="Cambria Math" w:hAnsi="Cambria Math" w:eastAsia="宋体"/>
+                <w:sz w:val="28"/>
+              </w:rPr>
+            </m:ctrlPr>
+          </m:sub>
+        </m:sSub>
+      </m:oMath>
+      <w:r>
+        <w:rPr>
+          <w:rFonts w:hint="eastAsia" w:hAnsi="Cambria Math" w:eastAsia="宋体"/>
+          <w:i w:val="0"/>
+          <w:sz w:val="28"/>
+          <w:lang w:val="en-US" w:eastAsia="zh-CN"/>
+        </w:rPr>
+        <w:t>,在参考点云</w:t>
+      </w:r>
+      <m:oMath>
+        <m:r>
+          <m:rPr/>
+          <w:rPr>
+            <w:rFonts w:hint="default" w:ascii="Cambria Math" w:hAnsi="Cambria Math" w:eastAsia="宋体" w:cstheme="minorBidi"/>
+            <w:kern w:val="2"/>
+            <w:sz w:val="28"/>
+            <w:szCs w:val="24"/>
+            <w:lang w:val="en-US" w:eastAsia="zh-CN" w:bidi="ar-SA"/>
+          </w:rPr>
+          <m:t>Q</m:t>
+        </m:r>
+      </m:oMath>
+      <w:r>
+        <m:rPr/>
+        <w:rPr>
+          <w:rFonts w:hint="eastAsia" w:hAnsi="Cambria Math" w:eastAsia="宋体" w:cstheme="minorBidi"/>
+          <w:i w:val="0"/>
+          <w:kern w:val="2"/>
+          <w:sz w:val="28"/>
+          <w:szCs w:val="24"/>
+          <w:lang w:val="en-US" w:eastAsia="zh-CN" w:bidi="ar-SA"/>
+        </w:rPr>
+        <w:t>中找到k个近邻点，对这k个点通过最小二乘法拟合出一个局部平面，目标是最小化位姿变化后的点到这个平面的距离，将问题转化为一个优化问题，优化函数为：</w:t>
+      </w:r>
+    </w:p>
+    <w:p>
+      <w:pPr>
+        <w:pStyle w:val="10"/>
+        <w:numPr>
+          <w:numId w:val="0"/>
+        </w:numPr>
+        <w:ind w:left="420" w:leftChars="0"/>
+        <m:rPr/>
+        <w:rPr>
+          <w:rFonts w:hint="default" w:hAnsi="Cambria Math" w:eastAsia="Segoe UI Emoji"/>
+          <w:i w:val="0"/>
+          <w:sz w:val="28"/>
+        </w:rPr>
+      </w:pPr>
+      <m:oMathPara>
+        <m:oMath>
+          <m:eqArr>
+            <m:eqArrPr>
+              <m:maxDist m:val="1"/>
+              <m:ctrlPr>
+                <m:rPr/>
+                <w:rPr>
+                  <w:rFonts w:hint="default" w:ascii="Cambria Math" w:hAnsi="Cambria Math" w:eastAsia="Segoe UI Emoji"/>
+                  <w:i/>
+                  <w:sz w:val="28"/>
+                </w:rPr>
+              </m:ctrlPr>
+            </m:eqArrPr>
+            <m:e>
+              <m:sSup>
+                <m:sSupPr>
+                  <m:ctrlPr>
+                    <w:rPr>
+                      <w:rFonts w:hint="default" w:ascii="Cambria Math" w:hAnsi="Cambria Math" w:eastAsia="Segoe UI Emoji"/>
+                      <w:sz w:val="28"/>
+                    </w:rPr>
+                  </m:ctrlPr>
+                </m:sSupPr>
+                <m:e>
+                  <m:r>
+                    <m:rPr/>
+                    <w:rPr>
+                      <w:rFonts w:hint="default" w:ascii="Cambria Math" w:hAnsi="Cambria Math" w:eastAsia="Segoe UI Emoji"/>
+                      <w:sz w:val="28"/>
+                    </w:rPr>
+                    <m:t>T</m:t>
+                  </m:r>
+                  <m:ctrlPr>
+                    <w:rPr>
+                      <w:rFonts w:ascii="Cambria Math" w:hAnsi="Cambria Math" w:eastAsia="Segoe UI Emoji"/>
+                      <w:sz w:val="28"/>
+                    </w:rPr>
+                  </m:ctrlPr>
+                </m:e>
+                <m:sup>
+                  <m:r>
+                    <m:rPr/>
+                    <w:rPr>
+                      <w:rFonts w:hint="default" w:ascii="Cambria Math" w:hAnsi="Cambria Math" w:eastAsia="Segoe UI Emoji"/>
+                      <w:sz w:val="28"/>
+                    </w:rPr>
+                    <m:t>∗</m:t>
+                  </m:r>
+                  <m:ctrlPr>
+                    <w:rPr>
+                      <w:rFonts w:ascii="Cambria Math" w:hAnsi="Cambria Math" w:eastAsia="Segoe UI Emoji"/>
+                      <w:sz w:val="28"/>
+                    </w:rPr>
+                  </m:ctrlPr>
+                </m:sup>
+              </m:sSup>
+              <m:r>
+                <m:rPr/>
+                <w:rPr>
+                  <w:rFonts w:hint="default" w:ascii="Cambria Math" w:hAnsi="Cambria Math" w:eastAsia="Segoe UI Emoji"/>
+                  <w:sz w:val="28"/>
+                </w:rPr>
+                <m:t>=</m:t>
+              </m:r>
+              <m:limLow>
+                <m:limLowPr>
+                  <m:ctrlPr>
+                    <w:rPr>
+                      <w:rFonts w:hint="default" w:ascii="Cambria Math" w:hAnsi="Cambria Math" w:eastAsia="Segoe UI Emoji"/>
+                      <w:sz w:val="28"/>
+                    </w:rPr>
+                  </m:ctrlPr>
+                </m:limLowPr>
+                <m:e>
+                  <m:r>
+                    <m:rPr/>
+                    <w:rPr>
+                      <w:rFonts w:hint="default" w:ascii="Cambria Math" w:hAnsi="Cambria Math" w:eastAsia="Segoe UI Emoji"/>
+                      <w:sz w:val="28"/>
+                    </w:rPr>
+                    <m:t>arg</m:t>
+                  </m:r>
+                  <m:r>
+                    <m:rPr>
+                      <m:sty m:val="p"/>
+                    </m:rPr>
+                    <w:rPr>
+                      <w:rFonts w:hint="default" w:ascii="Cambria Math" w:hAnsi="Cambria Math" w:eastAsia="Segoe UI Emoji"/>
+                      <w:sz w:val="28"/>
+                    </w:rPr>
+                    <m:t xml:space="preserve"> min</m:t>
+                  </m:r>
+                  <m:ctrlPr>
+                    <w:rPr>
+                      <w:rFonts w:ascii="Cambria Math" w:hAnsi="Cambria Math" w:eastAsia="Segoe UI Emoji"/>
+                      <w:sz w:val="28"/>
+                    </w:rPr>
+                  </m:ctrlPr>
+                </m:e>
+                <m:lim>
+                  <m:r>
+                    <m:rPr/>
+                    <w:rPr>
+                      <w:rFonts w:hint="default" w:ascii="Cambria Math" w:hAnsi="Cambria Math" w:eastAsia="Segoe UI Emoji"/>
+                      <w:sz w:val="28"/>
+                    </w:rPr>
+                    <m:t>R,t</m:t>
+                  </m:r>
+                  <m:ctrlPr>
+                    <w:rPr>
+                      <w:rFonts w:ascii="Cambria Math" w:hAnsi="Cambria Math" w:eastAsia="Segoe UI Emoji"/>
+                      <w:sz w:val="28"/>
+                    </w:rPr>
+                  </m:ctrlPr>
+                </m:lim>
+              </m:limLow>
+              <m:r>
+                <m:rPr/>
+                <w:rPr>
+                  <w:rFonts w:hint="default" w:ascii="Cambria Math" w:hAnsi="Cambria Math" w:eastAsia="Segoe UI Emoji"/>
+                  <w:sz w:val="28"/>
+                </w:rPr>
+                <m:t> J(R,t)=</m:t>
+              </m:r>
+              <m:f>
+                <m:fPr>
+                  <m:ctrlPr>
+                    <w:rPr>
+                      <w:rFonts w:hint="default" w:ascii="Cambria Math" w:hAnsi="Cambria Math" w:eastAsia="Segoe UI Emoji"/>
+                      <w:i/>
+                      <w:sz w:val="28"/>
+                    </w:rPr>
+                  </m:ctrlPr>
+                </m:fPr>
+                <m:num>
+                  <m:r>
+                    <m:rPr/>
+                    <w:rPr>
+                      <w:rFonts w:hint="default" w:ascii="Cambria Math" w:hAnsi="Cambria Math" w:eastAsia="Segoe UI Emoji"/>
+                      <w:sz w:val="28"/>
+                    </w:rPr>
+                    <m:t>1</m:t>
+                  </m:r>
+                  <m:ctrlPr>
+                    <w:rPr>
+                      <w:rFonts w:ascii="Cambria Math" w:hAnsi="Cambria Math" w:eastAsia="Segoe UI Emoji"/>
+                      <w:sz w:val="28"/>
+                    </w:rPr>
+                  </m:ctrlPr>
+                </m:num>
+                <m:den>
+                  <m:r>
+                    <m:rPr/>
+                    <w:rPr>
+                      <w:rFonts w:hint="default" w:ascii="Cambria Math" w:hAnsi="Cambria Math" w:eastAsia="Segoe UI Emoji"/>
+                      <w:sz w:val="28"/>
+                    </w:rPr>
+                    <m:t>2</m:t>
+                  </m:r>
+                  <m:ctrlPr>
+                    <w:rPr>
+                      <w:rFonts w:ascii="Cambria Math" w:hAnsi="Cambria Math" w:eastAsia="Segoe UI Emoji"/>
+                      <w:sz w:val="28"/>
+                    </w:rPr>
+                  </m:ctrlPr>
+                </m:den>
+              </m:f>
+              <m:nary>
+                <m:naryPr>
+                  <m:chr m:val="∑"/>
+                  <m:limLoc m:val="undOvr"/>
+                  <m:ctrlPr>
+                    <w:rPr>
+                      <w:rFonts w:hint="default" w:ascii="Cambria Math" w:hAnsi="Cambria Math" w:eastAsia="Segoe UI Emoji"/>
+                      <w:i/>
+                      <w:sz w:val="28"/>
+                    </w:rPr>
+                  </m:ctrlPr>
+                </m:naryPr>
+                <m:sub>
+                  <m:r>
+                    <m:rPr/>
+                    <w:rPr>
+                      <w:rFonts w:hint="default" w:ascii="Cambria Math" w:hAnsi="Cambria Math" w:eastAsia="Segoe UI Emoji"/>
+                      <w:sz w:val="28"/>
+                    </w:rPr>
+                    <m:t>i=1</m:t>
+                  </m:r>
+                  <m:ctrlPr>
+                    <w:rPr>
+                      <w:rFonts w:ascii="Cambria Math" w:hAnsi="Cambria Math" w:eastAsia="Segoe UI Emoji"/>
+                      <w:sz w:val="28"/>
+                    </w:rPr>
+                  </m:ctrlPr>
+                </m:sub>
+                <m:sup>
+                  <m:r>
+                    <m:rPr/>
+                    <w:rPr>
+                      <w:rFonts w:hint="default" w:ascii="Cambria Math" w:hAnsi="Cambria Math" w:eastAsia="Segoe UI Emoji"/>
+                      <w:sz w:val="28"/>
+                    </w:rPr>
+                    <m:t>N</m:t>
+                  </m:r>
+                  <m:ctrlPr>
+                    <w:rPr>
+                      <w:rFonts w:ascii="Cambria Math" w:hAnsi="Cambria Math" w:eastAsia="Segoe UI Emoji"/>
+                      <w:sz w:val="28"/>
+                    </w:rPr>
+                  </m:ctrlPr>
+                </m:sup>
+                <m:e>
+                  <m:sSubSup>
+                    <m:sSubSupPr>
+                      <m:ctrlPr>
+                        <w:rPr>
+                          <w:rFonts w:hint="default" w:ascii="Cambria Math" w:hAnsi="Cambria Math" w:eastAsia="Segoe UI Emoji"/>
+                          <w:sz w:val="28"/>
+                        </w:rPr>
+                      </m:ctrlPr>
+                    </m:sSubSupPr>
+                    <m:e>
+                      <m:r>
+                        <m:rPr/>
+                        <w:rPr>
+                          <w:rFonts w:hint="default" w:ascii="Cambria Math" w:hAnsi="Cambria Math" w:eastAsia="Segoe UI Emoji"/>
+                          <w:sz w:val="28"/>
+                        </w:rPr>
+                        <m:t>f</m:t>
+                      </m:r>
+                      <m:ctrlPr>
+                        <w:rPr>
+                          <w:rFonts w:ascii="Cambria Math" w:hAnsi="Cambria Math" w:eastAsia="Segoe UI Emoji"/>
+                          <w:sz w:val="28"/>
+                        </w:rPr>
+                      </m:ctrlPr>
+                    </m:e>
+                    <m:sub>
+                      <m:r>
+                        <m:rPr/>
+                        <w:rPr>
+                          <w:rFonts w:hint="default" w:ascii="Cambria Math" w:hAnsi="Cambria Math" w:eastAsia="Segoe UI Emoji"/>
+                          <w:sz w:val="28"/>
+                        </w:rPr>
+                        <m:t>i</m:t>
+                      </m:r>
+                      <m:ctrlPr>
+                        <w:rPr>
+                          <w:rFonts w:ascii="Cambria Math" w:hAnsi="Cambria Math" w:eastAsia="Segoe UI Emoji"/>
+                          <w:sz w:val="28"/>
+                        </w:rPr>
+                      </m:ctrlPr>
+                    </m:sub>
+                    <m:sup>
+                      <m:r>
+                        <m:rPr/>
+                        <w:rPr>
+                          <w:rFonts w:hint="default" w:ascii="Cambria Math" w:hAnsi="Cambria Math" w:eastAsia="Segoe UI Emoji"/>
+                          <w:sz w:val="28"/>
+                        </w:rPr>
+                        <m:t>2</m:t>
+                      </m:r>
+                      <m:ctrlPr>
+                        <w:rPr>
+                          <w:rFonts w:ascii="Cambria Math" w:hAnsi="Cambria Math" w:eastAsia="Segoe UI Emoji"/>
+                          <w:sz w:val="28"/>
+                        </w:rPr>
+                      </m:ctrlPr>
+                    </m:sup>
+                  </m:sSubSup>
+                  <m:ctrlPr>
+                    <w:rPr>
+                      <w:rFonts w:hint="default" w:ascii="Cambria Math" w:hAnsi="Cambria Math" w:eastAsia="Segoe UI Emoji"/>
+                      <w:sz w:val="28"/>
+                    </w:rPr>
+                  </m:ctrlPr>
+                </m:e>
+              </m:nary>
+              <m:r>
+                <m:rPr/>
+                <w:rPr>
+                  <w:rFonts w:hint="default" w:ascii="Cambria Math" w:hAnsi="Cambria Math" w:eastAsia="Segoe UI Emoji"/>
+                  <w:sz w:val="28"/>
+                </w:rPr>
+                <m:t>=</m:t>
+              </m:r>
+              <m:f>
+                <m:fPr>
+                  <m:ctrlPr>
+                    <w:rPr>
+                      <w:rFonts w:hint="default" w:ascii="Cambria Math" w:hAnsi="Cambria Math" w:eastAsia="Segoe UI Emoji"/>
+                      <w:i/>
+                      <w:sz w:val="28"/>
+                    </w:rPr>
+                  </m:ctrlPr>
+                </m:fPr>
+                <m:num>
+                  <m:r>
+                    <m:rPr/>
+                    <w:rPr>
+                      <w:rFonts w:hint="default" w:ascii="Cambria Math" w:hAnsi="Cambria Math" w:eastAsia="Segoe UI Emoji"/>
+                      <w:sz w:val="28"/>
+                    </w:rPr>
+                    <m:t>1</m:t>
+                  </m:r>
+                  <m:ctrlPr>
+                    <w:rPr>
+                      <w:rFonts w:hint="default" w:ascii="Cambria Math" w:hAnsi="Cambria Math" w:eastAsia="Segoe UI Emoji"/>
+                      <w:sz w:val="28"/>
+                    </w:rPr>
+                  </m:ctrlPr>
+                </m:num>
+                <m:den>
+                  <m:r>
+                    <m:rPr/>
+                    <w:rPr>
+                      <w:rFonts w:hint="default" w:ascii="Cambria Math" w:hAnsi="Cambria Math" w:eastAsia="Segoe UI Emoji"/>
+                      <w:sz w:val="28"/>
+                    </w:rPr>
+                    <m:t>2</m:t>
+                  </m:r>
+                  <m:ctrlPr>
+                    <w:rPr>
+                      <w:rFonts w:hint="default" w:ascii="Cambria Math" w:hAnsi="Cambria Math" w:eastAsia="Segoe UI Emoji"/>
+                      <w:sz w:val="28"/>
+                    </w:rPr>
+                  </m:ctrlPr>
+                </m:den>
+              </m:f>
+              <m:sSup>
+                <m:sSupPr>
+                  <m:ctrlPr>
+                    <w:rPr>
+                      <w:rFonts w:hint="default" w:ascii="Cambria Math" w:hAnsi="Cambria Math" w:eastAsia="Segoe UI Emoji"/>
+                      <w:sz w:val="28"/>
+                    </w:rPr>
+                  </m:ctrlPr>
+                </m:sSupPr>
+                <m:e>
+                  <m:nary>
+                    <m:naryPr>
+                      <m:chr m:val="∑"/>
+                      <m:limLoc m:val="undOvr"/>
+                      <m:ctrlPr>
+                        <w:rPr>
+                          <w:rFonts w:hint="default" w:ascii="Cambria Math" w:hAnsi="Cambria Math" w:eastAsia="Segoe UI Emoji"/>
+                          <w:i/>
+                          <w:sz w:val="28"/>
+                        </w:rPr>
+                      </m:ctrlPr>
+                    </m:naryPr>
+                    <m:sub>
+                      <m:r>
+                        <m:rPr/>
+                        <w:rPr>
+                          <w:rFonts w:hint="default" w:ascii="Cambria Math" w:hAnsi="Cambria Math" w:eastAsia="Segoe UI Emoji"/>
+                          <w:sz w:val="28"/>
+                        </w:rPr>
+                        <m:t>i=1</m:t>
+                      </m:r>
+                      <m:ctrlPr>
+                        <w:rPr>
+                          <w:rFonts w:ascii="Cambria Math" w:hAnsi="Cambria Math" w:eastAsia="Segoe UI Emoji"/>
+                          <w:sz w:val="28"/>
+                        </w:rPr>
+                      </m:ctrlPr>
+                    </m:sub>
+                    <m:sup>
+                      <m:r>
+                        <m:rPr/>
+                        <w:rPr>
+                          <w:rFonts w:hint="default" w:ascii="Cambria Math" w:hAnsi="Cambria Math" w:eastAsia="Segoe UI Emoji"/>
+                          <w:sz w:val="28"/>
+                        </w:rPr>
+                        <m:t>N</m:t>
+                      </m:r>
+                      <m:ctrlPr>
+                        <w:rPr>
+                          <w:rFonts w:ascii="Cambria Math" w:hAnsi="Cambria Math" w:eastAsia="Segoe UI Emoji"/>
+                          <w:sz w:val="28"/>
+                        </w:rPr>
+                      </m:ctrlPr>
+                    </m:sup>
+                    <m:e>
+                      <m:d>
+                        <m:dPr>
+                          <m:begChr m:val="|"/>
+                          <m:endChr m:val="|"/>
+                          <m:ctrlPr>
+                            <w:rPr>
+                              <w:rFonts w:hint="default" w:ascii="Cambria Math" w:hAnsi="Cambria Math" w:eastAsia="Segoe UI Emoji"/>
+                              <w:i/>
+                              <w:sz w:val="28"/>
+                            </w:rPr>
+                          </m:ctrlPr>
+                        </m:dPr>
+                        <m:e>
+                          <m:sSubSup>
+                            <m:sSubSupPr>
+                              <m:ctrlPr>
+                                <w:rPr>
+                                  <w:rFonts w:hint="default" w:ascii="Cambria Math" w:hAnsi="Cambria Math" w:eastAsia="Segoe UI Emoji"/>
+                                  <w:sz w:val="28"/>
+                                </w:rPr>
+                              </m:ctrlPr>
+                            </m:sSubSupPr>
+                            <m:e>
+                              <m:r>
+                                <m:rPr/>
+                                <w:rPr>
+                                  <w:rFonts w:hint="default" w:ascii="Cambria Math" w:hAnsi="Cambria Math" w:eastAsia="Segoe UI Emoji"/>
+                                  <w:sz w:val="28"/>
+                                </w:rPr>
+                                <m:t>n</m:t>
+                              </m:r>
+                              <m:ctrlPr>
+                                <w:rPr>
+                                  <w:rFonts w:ascii="Cambria Math" w:hAnsi="Cambria Math" w:eastAsia="Segoe UI Emoji"/>
+                                  <w:sz w:val="28"/>
+                                </w:rPr>
+                              </m:ctrlPr>
+                            </m:e>
+                            <m:sub>
+                              <m:r>
+                                <m:rPr/>
+                                <w:rPr>
+                                  <w:rFonts w:hint="default" w:ascii="Cambria Math" w:hAnsi="Cambria Math" w:eastAsia="Segoe UI Emoji"/>
+                                  <w:sz w:val="28"/>
+                                </w:rPr>
+                                <m:t>i</m:t>
+                              </m:r>
+                              <m:ctrlPr>
+                                <w:rPr>
+                                  <w:rFonts w:ascii="Cambria Math" w:hAnsi="Cambria Math" w:eastAsia="Segoe UI Emoji"/>
+                                  <w:sz w:val="28"/>
+                                </w:rPr>
+                              </m:ctrlPr>
+                            </m:sub>
+                            <m:sup>
+                              <m:r>
+                                <m:rPr/>
+                                <w:rPr>
+                                  <w:rFonts w:hint="default" w:ascii="Cambria Math" w:hAnsi="Cambria Math" w:eastAsia="Segoe UI Emoji"/>
+                                  <w:sz w:val="28"/>
+                                </w:rPr>
+                                <m:t>T</m:t>
+                              </m:r>
+                              <m:ctrlPr>
+                                <w:rPr>
+                                  <w:rFonts w:ascii="Cambria Math" w:hAnsi="Cambria Math" w:eastAsia="Segoe UI Emoji"/>
+                                  <w:sz w:val="28"/>
+                                </w:rPr>
+                              </m:ctrlPr>
+                            </m:sup>
+                          </m:sSubSup>
+                          <m:r>
+                            <m:rPr/>
+                            <w:rPr>
+                              <w:rFonts w:hint="default" w:ascii="Cambria Math" w:hAnsi="Cambria Math" w:eastAsia="Segoe UI Emoji"/>
+                              <w:sz w:val="28"/>
+                            </w:rPr>
+                            <m:t>⋅(R⋅</m:t>
+                          </m:r>
+                          <m:sSub>
+                            <m:sSubPr>
+                              <m:ctrlPr>
+                                <w:rPr>
+                                  <w:rFonts w:hint="default" w:ascii="Cambria Math" w:hAnsi="Cambria Math" w:eastAsia="Segoe UI Emoji"/>
+                                  <w:sz w:val="28"/>
+                                </w:rPr>
+                              </m:ctrlPr>
+                            </m:sSubPr>
+                            <m:e>
+                              <m:r>
+                                <m:rPr/>
+                                <w:rPr>
+                                  <w:rFonts w:hint="default" w:ascii="Cambria Math" w:hAnsi="Cambria Math" w:eastAsia="Segoe UI Emoji"/>
+                                  <w:sz w:val="28"/>
+                                </w:rPr>
+                                <m:t>p</m:t>
+                              </m:r>
+                              <m:ctrlPr>
+                                <w:rPr>
+                                  <w:rFonts w:ascii="Cambria Math" w:hAnsi="Cambria Math" w:eastAsia="Segoe UI Emoji"/>
+                                  <w:sz w:val="28"/>
+                                </w:rPr>
+                              </m:ctrlPr>
+                            </m:e>
+                            <m:sub>
+                              <m:r>
+                                <m:rPr/>
+                                <w:rPr>
+                                  <w:rFonts w:hint="default" w:ascii="Cambria Math" w:hAnsi="Cambria Math" w:eastAsia="Segoe UI Emoji"/>
+                                  <w:sz w:val="28"/>
+                                </w:rPr>
+                                <m:t>i</m:t>
+                              </m:r>
+                              <m:ctrlPr>
+                                <w:rPr>
+                                  <w:rFonts w:ascii="Cambria Math" w:hAnsi="Cambria Math" w:eastAsia="Segoe UI Emoji"/>
+                                  <w:sz w:val="28"/>
+                                </w:rPr>
+                              </m:ctrlPr>
+                            </m:sub>
+                          </m:sSub>
+                          <m:r>
+                            <m:rPr/>
+                            <w:rPr>
+                              <w:rFonts w:hint="default" w:ascii="Cambria Math" w:hAnsi="Cambria Math" w:eastAsia="Segoe UI Emoji"/>
+                              <w:sz w:val="28"/>
+                            </w:rPr>
+                            <m:t>+t−</m:t>
+                          </m:r>
+                          <m:sSub>
+                            <m:sSubPr>
+                              <m:ctrlPr>
+                                <w:rPr>
+                                  <w:rFonts w:hint="default" w:ascii="Cambria Math" w:hAnsi="Cambria Math" w:eastAsia="Segoe UI Emoji"/>
+                                  <w:sz w:val="28"/>
+                                </w:rPr>
+                              </m:ctrlPr>
+                            </m:sSubPr>
+                            <m:e>
+                              <m:r>
+                                <m:rPr/>
+                                <w:rPr>
+                                  <w:rFonts w:hint="default" w:ascii="Cambria Math" w:hAnsi="Cambria Math" w:eastAsia="Segoe UI Emoji"/>
+                                  <w:sz w:val="28"/>
+                                </w:rPr>
+                                <m:t>q</m:t>
+                              </m:r>
+                              <m:ctrlPr>
+                                <w:rPr>
+                                  <w:rFonts w:ascii="Cambria Math" w:hAnsi="Cambria Math" w:eastAsia="Segoe UI Emoji"/>
+                                  <w:sz w:val="28"/>
+                                </w:rPr>
+                              </m:ctrlPr>
+                            </m:e>
+                            <m:sub>
+                              <m:r>
+                                <m:rPr/>
+                                <w:rPr>
+                                  <w:rFonts w:hint="default" w:ascii="Cambria Math" w:hAnsi="Cambria Math" w:eastAsia="Segoe UI Emoji"/>
+                                  <w:sz w:val="28"/>
+                                </w:rPr>
+                                <m:t>i</m:t>
+                              </m:r>
+                              <m:ctrlPr>
+                                <w:rPr>
+                                  <w:rFonts w:ascii="Cambria Math" w:hAnsi="Cambria Math" w:eastAsia="Segoe UI Emoji"/>
+                                  <w:sz w:val="28"/>
+                                </w:rPr>
+                              </m:ctrlPr>
+                            </m:sub>
+                          </m:sSub>
+                          <m:r>
+                            <m:rPr/>
+                            <w:rPr>
+                              <w:rFonts w:hint="default" w:ascii="Cambria Math" w:hAnsi="Cambria Math" w:eastAsia="Segoe UI Emoji"/>
+                              <w:sz w:val="28"/>
+                            </w:rPr>
+                            <m:t>)</m:t>
+                          </m:r>
+                          <m:ctrlPr>
+                            <w:rPr>
+                              <w:rFonts w:hint="default" w:ascii="Cambria Math" w:hAnsi="Cambria Math" w:eastAsia="Segoe UI Emoji"/>
+                              <w:sz w:val="28"/>
+                            </w:rPr>
+                          </m:ctrlPr>
+                        </m:e>
+                      </m:d>
+                      <m:ctrlPr>
+                        <w:rPr>
+                          <w:rFonts w:hint="default" w:ascii="Cambria Math" w:hAnsi="Cambria Math" w:eastAsia="Segoe UI Emoji"/>
+                          <w:i/>
+                          <w:sz w:val="28"/>
+                        </w:rPr>
+                      </m:ctrlPr>
+                    </m:e>
+                  </m:nary>
+                  <m:ctrlPr>
+                    <w:rPr>
+                      <w:rFonts w:hint="default" w:ascii="Cambria Math" w:hAnsi="Cambria Math" w:eastAsia="Segoe UI Emoji"/>
+                      <w:i/>
+                      <w:sz w:val="28"/>
+                    </w:rPr>
+                  </m:ctrlPr>
+                </m:e>
+                <m:sup>
+                  <m:r>
+                    <m:rPr/>
+                    <w:rPr>
+                      <w:rFonts w:hint="default" w:ascii="Cambria Math" w:hAnsi="Cambria Math" w:eastAsia="Segoe UI Emoji"/>
+                      <w:sz w:val="28"/>
+                    </w:rPr>
+                    <m:t>2</m:t>
+                  </m:r>
+                  <m:ctrlPr>
+                    <w:rPr>
+                      <w:rFonts w:hint="default" w:ascii="Cambria Math" w:hAnsi="Cambria Math" w:eastAsia="Segoe UI Emoji"/>
+                      <w:i/>
+                      <w:sz w:val="28"/>
+                    </w:rPr>
+                  </m:ctrlPr>
+                </m:sup>
+              </m:sSup>
+              <m:r>
+                <m:rPr>
+                  <m:sty m:val="p"/>
+                </m:rPr>
+                <w:rPr>
+                  <w:rFonts w:hint="default" w:ascii="Cambria Math" w:hAnsi="Cambria Math" w:eastAsia="Segoe UI Emoji"/>
+                  <w:sz w:val="28"/>
+                </w:rPr>
+                <m:t>#</m:t>
+              </m:r>
+              <m:r>
+                <m:rPr>
+                  <m:sty m:val="p"/>
+                </m:rPr>
+                <w:rPr>
+                  <w:rFonts w:hint="default" w:ascii="Cambria Math" w:hAnsi="Cambria Math" w:eastAsia="宋体"/>
+                  <w:sz w:val="28"/>
+                  <w:lang w:val="en-US" w:eastAsia="zh-CN"/>
+                </w:rPr>
+                <m:t>3</m:t>
+              </m:r>
+              <m:ctrlPr>
+                <m:rPr/>
+                <w:rPr>
+                  <w:rFonts w:hint="default" w:ascii="Cambria Math" w:hAnsi="Cambria Math" w:eastAsia="Segoe UI Emoji"/>
+                  <w:i/>
+                  <w:sz w:val="28"/>
+                </w:rPr>
+              </m:ctrlPr>
+            </m:e>
+          </m:eqArr>
+        </m:oMath>
+      </m:oMathPara>
+    </w:p>
+    <w:p>
+      <w:pPr>
+        <w:pStyle w:val="10"/>
+        <w:numPr>
+          <w:numId w:val="0"/>
+        </w:numPr>
+        <w:ind w:left="420" w:leftChars="0"/>
+        <w:rPr>
+          <w:rFonts w:hint="default" w:ascii="宋体" w:hAnsi="宋体" w:eastAsia="宋体"/>
+          <w:b w:val="0"/>
+          <w:bCs w:val="0"/>
+          <w:sz w:val="28"/>
+          <w:szCs w:val="28"/>
+          <w:lang w:val="en-US" w:eastAsia="zh-CN"/>
+        </w:rPr>
+      </w:pPr>
+      <w:r>
+        <m:rPr/>
+        <w:rPr>
+          <w:rFonts w:hint="eastAsia" w:hAnsi="Cambria Math" w:eastAsia="宋体"/>
+          <w:i w:val="0"/>
+          <w:sz w:val="28"/>
+          <w:lang w:val="en-US" w:eastAsia="zh-CN"/>
+        </w:rPr>
+        <w:t>其中</w:t>
+      </w:r>
+      <m:oMath>
+        <m:sSup>
+          <m:sSupPr>
+            <m:ctrlPr>
+              <w:rPr>
+                <w:rFonts w:hint="default" w:ascii="Cambria Math" w:hAnsi="Cambria Math" w:eastAsia="Segoe UI Emoji"/>
+                <w:sz w:val="28"/>
+              </w:rPr>
+            </m:ctrlPr>
+          </m:sSupPr>
+          <m:e>
+            <m:r>
+              <m:rPr/>
+              <w:rPr>
+                <w:rFonts w:hint="default" w:ascii="Cambria Math" w:hAnsi="Cambria Math" w:eastAsia="Segoe UI Emoji"/>
+                <w:sz w:val="28"/>
+              </w:rPr>
+              <m:t>T</m:t>
+            </m:r>
+            <m:ctrlPr>
+              <w:rPr>
+                <w:rFonts w:ascii="Cambria Math" w:hAnsi="Cambria Math" w:eastAsia="Segoe UI Emoji"/>
+                <w:sz w:val="28"/>
+              </w:rPr>
+            </m:ctrlPr>
+          </m:e>
+          <m:sup>
+            <m:r>
+              <m:rPr/>
+              <w:rPr>
+                <w:rFonts w:hint="default" w:ascii="Cambria Math" w:hAnsi="Cambria Math" w:eastAsia="Segoe UI Emoji"/>
+                <w:sz w:val="28"/>
+              </w:rPr>
+              <m:t>∗</m:t>
+            </m:r>
+            <m:ctrlPr>
+              <w:rPr>
+                <w:rFonts w:ascii="Cambria Math" w:hAnsi="Cambria Math" w:eastAsia="Segoe UI Emoji"/>
+                <w:sz w:val="28"/>
+              </w:rPr>
+            </m:ctrlPr>
+          </m:sup>
+        </m:sSup>
+      </m:oMath>
+      <w:r>
+        <w:rPr>
+          <w:rFonts w:hint="eastAsia" w:hAnsi="Cambria Math" w:eastAsia="宋体"/>
+          <w:i w:val="0"/>
+          <w:sz w:val="28"/>
+          <w:lang w:val="en-US" w:eastAsia="zh-CN"/>
+        </w:rPr>
+        <w:t>为最终的优化函数，</w:t>
+      </w:r>
+      <m:oMath>
+        <m:sSubSup>
+          <m:sSubSupPr>
+            <m:ctrlPr>
+              <w:rPr>
+                <w:rFonts w:hint="default" w:ascii="Cambria Math" w:hAnsi="Cambria Math" w:eastAsia="Segoe UI Emoji"/>
+                <w:sz w:val="28"/>
+              </w:rPr>
+            </m:ctrlPr>
+          </m:sSubSupPr>
+          <m:e>
+            <m:r>
+              <m:rPr/>
+              <w:rPr>
+                <w:rFonts w:hint="default" w:ascii="Cambria Math" w:hAnsi="Cambria Math" w:eastAsia="Segoe UI Emoji"/>
+                <w:sz w:val="28"/>
+              </w:rPr>
+              <m:t>n</m:t>
+            </m:r>
+            <m:ctrlPr>
+              <w:rPr>
+                <w:rFonts w:ascii="Cambria Math" w:hAnsi="Cambria Math" w:eastAsia="Segoe UI Emoji"/>
+                <w:sz w:val="28"/>
+              </w:rPr>
+            </m:ctrlPr>
+          </m:e>
+          <m:sub>
+            <m:r>
+              <m:rPr/>
+              <w:rPr>
+                <w:rFonts w:hint="default" w:ascii="Cambria Math" w:hAnsi="Cambria Math" w:eastAsia="Segoe UI Emoji"/>
+                <w:sz w:val="28"/>
+              </w:rPr>
+              <m:t>i</m:t>
+            </m:r>
+            <m:ctrlPr>
+              <w:rPr>
+                <w:rFonts w:ascii="Cambria Math" w:hAnsi="Cambria Math" w:eastAsia="Segoe UI Emoji"/>
+                <w:sz w:val="28"/>
+              </w:rPr>
+            </m:ctrlPr>
+          </m:sub>
+          <m:sup>
+            <m:r>
+              <m:rPr/>
+              <w:rPr>
+                <w:rFonts w:hint="default" w:ascii="Cambria Math" w:hAnsi="Cambria Math" w:eastAsia="Segoe UI Emoji"/>
+                <w:sz w:val="28"/>
+              </w:rPr>
+              <m:t>T</m:t>
+            </m:r>
+            <m:ctrlPr>
+              <w:rPr>
+                <w:rFonts w:ascii="Cambria Math" w:hAnsi="Cambria Math" w:eastAsia="Segoe UI Emoji"/>
+                <w:sz w:val="28"/>
+              </w:rPr>
+            </m:ctrlPr>
+          </m:sup>
+        </m:sSubSup>
+      </m:oMath>
+      <w:r>
+        <w:rPr>
+          <w:rFonts w:hint="eastAsia" w:hAnsi="Cambria Math" w:eastAsia="宋体"/>
+          <w:i w:val="0"/>
+          <w:sz w:val="28"/>
+          <w:lang w:val="en-US" w:eastAsia="zh-CN"/>
+        </w:rPr>
+        <w:t>是每一个点的近邻拟合的平面的单位法向量的转置。由于这个优化函数是一个非线性函数，所以一般采用牛顿-高斯法对它进行迭代求解，这里不做赘述。</w:t>
+      </w:r>
+    </w:p>
+    <w:p>
+      <w:pPr>
+        <w:pStyle w:val="10"/>
         <w:keepNext w:val="0"/>
         <w:keepLines w:val="0"/>
         <w:pageBreakBefore w:val="0"/>
@@ -1080,6 +4750,7 @@
           <w:szCs w:val="28"/>
         </w:rPr>
       </w:pPr>
+      <w:bookmarkStart w:id="2" w:name="_Toc25882"/>
       <w:r>
         <w:rPr>
           <w:rFonts w:hint="eastAsia" w:ascii="宋体" w:hAnsi="宋体" w:eastAsia="宋体"/>
@@ -1090,27 +4761,40 @@
         </w:rPr>
         <w:t>实验方法与内容</w:t>
       </w:r>
-    </w:p>
-    <w:p>
-      <w:pPr>
-        <w:pStyle w:val="6"/>
+      <w:bookmarkEnd w:id="2"/>
+    </w:p>
+    <w:p>
+      <w:pPr>
+        <w:pStyle w:val="10"/>
         <w:numPr>
           <w:ilvl w:val="0"/>
           <w:numId w:val="0"/>
         </w:numPr>
         <w:ind w:leftChars="0"/>
         <w:rPr>
-          <w:rFonts w:hint="eastAsia" w:ascii="宋体" w:hAnsi="宋体" w:eastAsia="宋体"/>
-          <w:b/>
-          <w:bCs/>
-          <w:sz w:val="28"/>
-          <w:szCs w:val="28"/>
-        </w:rPr>
-      </w:pPr>
-    </w:p>
-    <w:p>
-      <w:pPr>
-        <w:pStyle w:val="6"/>
+          <w:rFonts w:hint="default" w:ascii="宋体" w:hAnsi="宋体" w:eastAsia="宋体"/>
+          <w:b w:val="0"/>
+          <w:bCs w:val="0"/>
+          <w:sz w:val="28"/>
+          <w:szCs w:val="28"/>
+          <w:lang w:val="en-US" w:eastAsia="zh-CN"/>
+        </w:rPr>
+      </w:pPr>
+      <w:r>
+        <w:rPr>
+          <w:rFonts w:hint="eastAsia" w:ascii="宋体" w:hAnsi="宋体" w:eastAsia="宋体"/>
+          <w:b w:val="0"/>
+          <w:bCs w:val="0"/>
+          <w:sz w:val="28"/>
+          <w:szCs w:val="28"/>
+          <w:lang w:val="en-US" w:eastAsia="zh-CN"/>
+        </w:rPr>
+        <w:t>本次实验将对比P-LINS算法和不使用PDR模型作为观测的LIO算法在WHU-helmet数据集中的street2 bag数据上的定位结果，实验在ubuntu 20.04 ros1平台上进行。</w:t>
+      </w:r>
+    </w:p>
+    <w:p>
+      <w:pPr>
+        <w:pStyle w:val="10"/>
         <w:keepNext w:val="0"/>
         <w:keepLines w:val="0"/>
         <w:pageBreakBefore w:val="0"/>
@@ -1139,6 +4823,7 @@
           <w:szCs w:val="28"/>
         </w:rPr>
       </w:pPr>
+      <w:bookmarkStart w:id="3" w:name="_Toc22081"/>
       <w:r>
         <w:rPr>
           <w:rFonts w:hint="eastAsia" w:ascii="宋体" w:hAnsi="宋体" w:eastAsia="宋体"/>
@@ -1149,10 +4834,1738 @@
         </w:rPr>
         <w:t>实验原始纪录</w:t>
       </w:r>
-    </w:p>
-    <w:p>
-      <w:pPr>
-        <w:pStyle w:val="6"/>
+      <w:bookmarkEnd w:id="3"/>
+    </w:p>
+    <w:p>
+      <w:pPr>
+        <w:pStyle w:val="10"/>
+        <w:keepNext w:val="0"/>
+        <w:keepLines w:val="0"/>
+        <w:pageBreakBefore w:val="0"/>
+        <w:widowControl w:val="0"/>
+        <w:numPr>
+          <w:numId w:val="0"/>
+        </w:numPr>
+        <w:kinsoku/>
+        <w:wordWrap/>
+        <w:overflowPunct/>
+        <w:topLinePunct w:val="0"/>
+        <w:autoSpaceDE/>
+        <w:autoSpaceDN/>
+        <w:bidi w:val="0"/>
+        <w:adjustRightInd/>
+        <w:snapToGrid/>
+        <w:ind w:leftChars="0"/>
+        <w:textAlignment w:val="auto"/>
+        <w:outlineLvl w:val="9"/>
+        <w:rPr>
+          <w:rFonts w:hint="default" w:ascii="宋体" w:hAnsi="宋体" w:eastAsia="宋体"/>
+          <w:b w:val="0"/>
+          <w:bCs w:val="0"/>
+          <w:sz w:val="28"/>
+          <w:szCs w:val="28"/>
+          <w:lang w:val="en-US" w:eastAsia="zh-CN"/>
+        </w:rPr>
+      </w:pPr>
+      <w:r>
+        <w:rPr>
+          <w:rFonts w:hint="eastAsia" w:ascii="宋体" w:hAnsi="宋体" w:eastAsia="宋体"/>
+          <w:b w:val="0"/>
+          <w:bCs w:val="0"/>
+          <w:sz w:val="28"/>
+          <w:szCs w:val="28"/>
+          <w:lang w:val="en-US" w:eastAsia="zh-CN"/>
+        </w:rPr>
+        <w:t>完整项目：</w:t>
+      </w:r>
+      <w:r>
+        <w:rPr>
+          <w:rFonts w:hint="eastAsia" w:ascii="宋体" w:hAnsi="宋体" w:eastAsia="宋体"/>
+          <w:spacing w:val="40"/>
+          <w:sz w:val="20"/>
+          <w:szCs w:val="20"/>
+          <w:lang w:val="en-US" w:eastAsia="zh-CN"/>
+        </w:rPr>
+        <w:fldChar w:fldCharType="begin"/>
+      </w:r>
+      <w:r>
+        <w:rPr>
+          <w:rFonts w:hint="eastAsia" w:ascii="宋体" w:hAnsi="宋体" w:eastAsia="宋体"/>
+          <w:spacing w:val="40"/>
+          <w:sz w:val="20"/>
+          <w:szCs w:val="20"/>
+          <w:lang w:val="en-US" w:eastAsia="zh-CN"/>
+        </w:rPr>
+        <w:instrText xml:space="preserve"> HYPERLINK "https://github.com/yyjgg/P-LINS.git" </w:instrText>
+      </w:r>
+      <w:r>
+        <w:rPr>
+          <w:rFonts w:hint="eastAsia" w:ascii="宋体" w:hAnsi="宋体" w:eastAsia="宋体"/>
+          <w:spacing w:val="40"/>
+          <w:sz w:val="20"/>
+          <w:szCs w:val="20"/>
+          <w:lang w:val="en-US" w:eastAsia="zh-CN"/>
+        </w:rPr>
+        <w:fldChar w:fldCharType="separate"/>
+      </w:r>
+      <w:r>
+        <w:rPr>
+          <w:rStyle w:val="8"/>
+          <w:rFonts w:hint="eastAsia" w:ascii="宋体" w:hAnsi="宋体" w:eastAsia="宋体"/>
+          <w:spacing w:val="40"/>
+          <w:sz w:val="20"/>
+          <w:szCs w:val="20"/>
+          <w:lang w:val="en-US" w:eastAsia="zh-CN"/>
+        </w:rPr>
+        <w:t>https://github.com/yyjgg/P-LINS.git</w:t>
+      </w:r>
+      <w:r>
+        <w:rPr>
+          <w:rFonts w:hint="eastAsia" w:ascii="宋体" w:hAnsi="宋体" w:eastAsia="宋体"/>
+          <w:spacing w:val="40"/>
+          <w:sz w:val="20"/>
+          <w:szCs w:val="20"/>
+          <w:lang w:val="en-US" w:eastAsia="zh-CN"/>
+        </w:rPr>
+        <w:fldChar w:fldCharType="end"/>
+      </w:r>
+    </w:p>
+    <w:p>
+      <w:pPr>
+        <w:pStyle w:val="10"/>
+        <w:keepNext w:val="0"/>
+        <w:keepLines w:val="0"/>
+        <w:pageBreakBefore w:val="0"/>
+        <w:widowControl w:val="0"/>
+        <w:numPr>
+          <w:numId w:val="0"/>
+        </w:numPr>
+        <w:kinsoku/>
+        <w:wordWrap/>
+        <w:overflowPunct/>
+        <w:topLinePunct w:val="0"/>
+        <w:autoSpaceDE/>
+        <w:autoSpaceDN/>
+        <w:bidi w:val="0"/>
+        <w:adjustRightInd/>
+        <w:snapToGrid/>
+        <w:ind w:leftChars="0"/>
+        <w:textAlignment w:val="auto"/>
+        <w:outlineLvl w:val="9"/>
+        <w:rPr>
+          <w:rFonts w:hint="eastAsia" w:ascii="宋体" w:hAnsi="宋体" w:eastAsia="宋体"/>
+          <w:b w:val="0"/>
+          <w:bCs w:val="0"/>
+          <w:sz w:val="28"/>
+          <w:szCs w:val="28"/>
+          <w:lang w:val="en-US" w:eastAsia="zh-CN"/>
+        </w:rPr>
+      </w:pPr>
+      <w:r>
+        <w:rPr>
+          <w:rFonts w:hint="eastAsia" w:ascii="宋体" w:hAnsi="宋体" w:eastAsia="宋体"/>
+          <w:b w:val="0"/>
+          <w:bCs w:val="0"/>
+          <w:sz w:val="28"/>
+          <w:szCs w:val="28"/>
+          <w:lang w:val="en-US" w:eastAsia="zh-CN"/>
+        </w:rPr>
+        <w:t>这里展示slam算法主要流程调用函数结构源码：</w:t>
+      </w:r>
+    </w:p>
+    <w:p>
+      <w:pPr>
+        <w:keepNext w:val="0"/>
+        <w:keepLines w:val="0"/>
+        <w:widowControl/>
+        <w:suppressLineNumbers w:val="0"/>
+        <w:shd w:val="clear" w:fill="1E1E1E"/>
+        <w:spacing w:line="228" w:lineRule="atLeast"/>
+        <w:jc w:val="left"/>
+        <w:rPr>
+          <w:rFonts w:ascii="Consolas" w:hAnsi="Consolas" w:eastAsia="Consolas" w:cs="Consolas"/>
+          <w:b w:val="0"/>
+          <w:bCs w:val="0"/>
+          <w:color w:val="D4D4D4"/>
+          <w:sz w:val="16"/>
+          <w:szCs w:val="16"/>
+        </w:rPr>
+      </w:pPr>
+      <w:r>
+        <w:rPr>
+          <w:rFonts w:hint="default" w:ascii="Consolas" w:hAnsi="Consolas" w:eastAsia="Consolas" w:cs="Consolas"/>
+          <w:b w:val="0"/>
+          <w:bCs w:val="0"/>
+          <w:color w:val="D4D4D4"/>
+          <w:kern w:val="0"/>
+          <w:sz w:val="16"/>
+          <w:szCs w:val="16"/>
+          <w:shd w:val="clear" w:fill="1E1E1E"/>
+          <w:lang w:val="en-US" w:eastAsia="zh-CN" w:bidi="ar"/>
+        </w:rPr>
+        <w:t> </w:t>
+      </w:r>
+      <w:r>
+        <w:rPr>
+          <w:rFonts w:hint="default" w:ascii="Consolas" w:hAnsi="Consolas" w:eastAsia="Consolas" w:cs="Consolas"/>
+          <w:b w:val="0"/>
+          <w:bCs w:val="0"/>
+          <w:color w:val="569CD6"/>
+          <w:kern w:val="0"/>
+          <w:sz w:val="16"/>
+          <w:szCs w:val="16"/>
+          <w:shd w:val="clear" w:fill="1E1E1E"/>
+          <w:lang w:val="en-US" w:eastAsia="zh-CN" w:bidi="ar"/>
+        </w:rPr>
+        <w:t>void</w:t>
+      </w:r>
+      <w:r>
+        <w:rPr>
+          <w:rFonts w:hint="default" w:ascii="Consolas" w:hAnsi="Consolas" w:eastAsia="Consolas" w:cs="Consolas"/>
+          <w:b w:val="0"/>
+          <w:bCs w:val="0"/>
+          <w:color w:val="D4D4D4"/>
+          <w:kern w:val="0"/>
+          <w:sz w:val="16"/>
+          <w:szCs w:val="16"/>
+          <w:shd w:val="clear" w:fill="1E1E1E"/>
+          <w:lang w:val="en-US" w:eastAsia="zh-CN" w:bidi="ar"/>
+        </w:rPr>
+        <w:t xml:space="preserve"> run()</w:t>
+      </w:r>
+    </w:p>
+    <w:p>
+      <w:pPr>
+        <w:keepNext w:val="0"/>
+        <w:keepLines w:val="0"/>
+        <w:widowControl/>
+        <w:suppressLineNumbers w:val="0"/>
+        <w:shd w:val="clear" w:fill="1E1E1E"/>
+        <w:spacing w:line="228" w:lineRule="atLeast"/>
+        <w:jc w:val="left"/>
+        <w:rPr>
+          <w:rFonts w:hint="default" w:ascii="Consolas" w:hAnsi="Consolas" w:eastAsia="Consolas" w:cs="Consolas"/>
+          <w:b w:val="0"/>
+          <w:bCs w:val="0"/>
+          <w:color w:val="D4D4D4"/>
+          <w:sz w:val="16"/>
+          <w:szCs w:val="16"/>
+        </w:rPr>
+      </w:pPr>
+      <w:r>
+        <w:rPr>
+          <w:rFonts w:hint="default" w:ascii="Consolas" w:hAnsi="Consolas" w:eastAsia="Consolas" w:cs="Consolas"/>
+          <w:b w:val="0"/>
+          <w:bCs w:val="0"/>
+          <w:color w:val="D4D4D4"/>
+          <w:kern w:val="0"/>
+          <w:sz w:val="16"/>
+          <w:szCs w:val="16"/>
+          <w:shd w:val="clear" w:fill="1E1E1E"/>
+          <w:lang w:val="en-US" w:eastAsia="zh-CN" w:bidi="ar"/>
+        </w:rPr>
+        <w:t>    {</w:t>
+      </w:r>
+    </w:p>
+    <w:p>
+      <w:pPr>
+        <w:keepNext w:val="0"/>
+        <w:keepLines w:val="0"/>
+        <w:widowControl/>
+        <w:suppressLineNumbers w:val="0"/>
+        <w:shd w:val="clear" w:fill="1E1E1E"/>
+        <w:spacing w:line="228" w:lineRule="atLeast"/>
+        <w:jc w:val="left"/>
+        <w:rPr>
+          <w:rFonts w:hint="default" w:ascii="Consolas" w:hAnsi="Consolas" w:eastAsia="Consolas" w:cs="Consolas"/>
+          <w:b w:val="0"/>
+          <w:bCs w:val="0"/>
+          <w:color w:val="D4D4D4"/>
+          <w:sz w:val="16"/>
+          <w:szCs w:val="16"/>
+        </w:rPr>
+      </w:pPr>
+      <w:r>
+        <w:rPr>
+          <w:rFonts w:hint="default" w:ascii="Consolas" w:hAnsi="Consolas" w:eastAsia="Consolas" w:cs="Consolas"/>
+          <w:b w:val="0"/>
+          <w:bCs w:val="0"/>
+          <w:color w:val="D4D4D4"/>
+          <w:kern w:val="0"/>
+          <w:sz w:val="16"/>
+          <w:szCs w:val="16"/>
+          <w:shd w:val="clear" w:fill="1E1E1E"/>
+          <w:lang w:val="en-US" w:eastAsia="zh-CN" w:bidi="ar"/>
+        </w:rPr>
+        <w:t xml:space="preserve">        </w:t>
+      </w:r>
+      <w:r>
+        <w:rPr>
+          <w:rFonts w:hint="default" w:ascii="Consolas" w:hAnsi="Consolas" w:eastAsia="Consolas" w:cs="Consolas"/>
+          <w:b w:val="0"/>
+          <w:bCs w:val="0"/>
+          <w:color w:val="569CD6"/>
+          <w:kern w:val="0"/>
+          <w:sz w:val="16"/>
+          <w:szCs w:val="16"/>
+          <w:shd w:val="clear" w:fill="1E1E1E"/>
+          <w:lang w:val="en-US" w:eastAsia="zh-CN" w:bidi="ar"/>
+        </w:rPr>
+        <w:t>double</w:t>
+      </w:r>
+      <w:r>
+        <w:rPr>
+          <w:rFonts w:hint="default" w:ascii="Consolas" w:hAnsi="Consolas" w:eastAsia="Consolas" w:cs="Consolas"/>
+          <w:b w:val="0"/>
+          <w:bCs w:val="0"/>
+          <w:color w:val="D4D4D4"/>
+          <w:kern w:val="0"/>
+          <w:sz w:val="16"/>
+          <w:szCs w:val="16"/>
+          <w:shd w:val="clear" w:fill="1E1E1E"/>
+          <w:lang w:val="en-US" w:eastAsia="zh-CN" w:bidi="ar"/>
+        </w:rPr>
+        <w:t xml:space="preserve"> t1 = omp_get_wtime();</w:t>
+      </w:r>
+    </w:p>
+    <w:p>
+      <w:pPr>
+        <w:keepNext w:val="0"/>
+        <w:keepLines w:val="0"/>
+        <w:widowControl/>
+        <w:suppressLineNumbers w:val="0"/>
+        <w:shd w:val="clear" w:fill="1E1E1E"/>
+        <w:spacing w:line="228" w:lineRule="atLeast"/>
+        <w:jc w:val="left"/>
+        <w:rPr>
+          <w:rFonts w:hint="default" w:ascii="Consolas" w:hAnsi="Consolas" w:eastAsia="Consolas" w:cs="Consolas"/>
+          <w:b w:val="0"/>
+          <w:bCs w:val="0"/>
+          <w:color w:val="D4D4D4"/>
+          <w:sz w:val="16"/>
+          <w:szCs w:val="16"/>
+        </w:rPr>
+      </w:pPr>
+      <w:r>
+        <w:rPr>
+          <w:rFonts w:hint="default" w:ascii="Consolas" w:hAnsi="Consolas" w:eastAsia="Consolas" w:cs="Consolas"/>
+          <w:b w:val="0"/>
+          <w:bCs w:val="0"/>
+          <w:color w:val="D4D4D4"/>
+          <w:kern w:val="0"/>
+          <w:sz w:val="16"/>
+          <w:szCs w:val="16"/>
+          <w:shd w:val="clear" w:fill="1E1E1E"/>
+          <w:lang w:val="en-US" w:eastAsia="zh-CN" w:bidi="ar"/>
+        </w:rPr>
+        <w:t xml:space="preserve">        </w:t>
+      </w:r>
+      <w:r>
+        <w:rPr>
+          <w:rFonts w:hint="default" w:ascii="Consolas" w:hAnsi="Consolas" w:eastAsia="Consolas" w:cs="Consolas"/>
+          <w:b w:val="0"/>
+          <w:bCs w:val="0"/>
+          <w:color w:val="569CD6"/>
+          <w:kern w:val="0"/>
+          <w:sz w:val="16"/>
+          <w:szCs w:val="16"/>
+          <w:shd w:val="clear" w:fill="1E1E1E"/>
+          <w:lang w:val="en-US" w:eastAsia="zh-CN" w:bidi="ar"/>
+        </w:rPr>
+        <w:t>if</w:t>
+      </w:r>
+      <w:r>
+        <w:rPr>
+          <w:rFonts w:hint="default" w:ascii="Consolas" w:hAnsi="Consolas" w:eastAsia="Consolas" w:cs="Consolas"/>
+          <w:b w:val="0"/>
+          <w:bCs w:val="0"/>
+          <w:color w:val="D4D4D4"/>
+          <w:kern w:val="0"/>
+          <w:sz w:val="16"/>
+          <w:szCs w:val="16"/>
+          <w:shd w:val="clear" w:fill="1E1E1E"/>
+          <w:lang w:val="en-US" w:eastAsia="zh-CN" w:bidi="ar"/>
+        </w:rPr>
+        <w:t xml:space="preserve"> (!ExtraFeature())</w:t>
+      </w:r>
+    </w:p>
+    <w:p>
+      <w:pPr>
+        <w:keepNext w:val="0"/>
+        <w:keepLines w:val="0"/>
+        <w:widowControl/>
+        <w:suppressLineNumbers w:val="0"/>
+        <w:shd w:val="clear" w:fill="1E1E1E"/>
+        <w:spacing w:line="228" w:lineRule="atLeast"/>
+        <w:jc w:val="left"/>
+        <w:rPr>
+          <w:rFonts w:hint="default" w:ascii="Consolas" w:hAnsi="Consolas" w:eastAsia="Consolas" w:cs="Consolas"/>
+          <w:b w:val="0"/>
+          <w:bCs w:val="0"/>
+          <w:color w:val="D4D4D4"/>
+          <w:sz w:val="16"/>
+          <w:szCs w:val="16"/>
+        </w:rPr>
+      </w:pPr>
+      <w:r>
+        <w:rPr>
+          <w:rFonts w:hint="default" w:ascii="Consolas" w:hAnsi="Consolas" w:eastAsia="Consolas" w:cs="Consolas"/>
+          <w:b w:val="0"/>
+          <w:bCs w:val="0"/>
+          <w:color w:val="D4D4D4"/>
+          <w:kern w:val="0"/>
+          <w:sz w:val="16"/>
+          <w:szCs w:val="16"/>
+          <w:shd w:val="clear" w:fill="1E1E1E"/>
+          <w:lang w:val="en-US" w:eastAsia="zh-CN" w:bidi="ar"/>
+        </w:rPr>
+        <w:t xml:space="preserve">            </w:t>
+      </w:r>
+      <w:r>
+        <w:rPr>
+          <w:rFonts w:hint="default" w:ascii="Consolas" w:hAnsi="Consolas" w:eastAsia="Consolas" w:cs="Consolas"/>
+          <w:b w:val="0"/>
+          <w:bCs w:val="0"/>
+          <w:color w:val="569CD6"/>
+          <w:kern w:val="0"/>
+          <w:sz w:val="16"/>
+          <w:szCs w:val="16"/>
+          <w:shd w:val="clear" w:fill="1E1E1E"/>
+          <w:lang w:val="en-US" w:eastAsia="zh-CN" w:bidi="ar"/>
+        </w:rPr>
+        <w:t>return</w:t>
+      </w:r>
+      <w:r>
+        <w:rPr>
+          <w:rFonts w:hint="default" w:ascii="Consolas" w:hAnsi="Consolas" w:eastAsia="Consolas" w:cs="Consolas"/>
+          <w:b w:val="0"/>
+          <w:bCs w:val="0"/>
+          <w:color w:val="D4D4D4"/>
+          <w:kern w:val="0"/>
+          <w:sz w:val="16"/>
+          <w:szCs w:val="16"/>
+          <w:shd w:val="clear" w:fill="1E1E1E"/>
+          <w:lang w:val="en-US" w:eastAsia="zh-CN" w:bidi="ar"/>
+        </w:rPr>
+        <w:t>;</w:t>
+      </w:r>
+    </w:p>
+    <w:p>
+      <w:pPr>
+        <w:keepNext w:val="0"/>
+        <w:keepLines w:val="0"/>
+        <w:widowControl/>
+        <w:suppressLineNumbers w:val="0"/>
+        <w:shd w:val="clear" w:fill="1E1E1E"/>
+        <w:spacing w:after="168" w:afterAutospacing="0" w:line="228" w:lineRule="atLeast"/>
+        <w:jc w:val="left"/>
+        <w:rPr>
+          <w:rFonts w:hint="default" w:ascii="Consolas" w:hAnsi="Consolas" w:eastAsia="Consolas" w:cs="Consolas"/>
+          <w:b w:val="0"/>
+          <w:bCs w:val="0"/>
+          <w:color w:val="D4D4D4"/>
+          <w:sz w:val="16"/>
+          <w:szCs w:val="16"/>
+        </w:rPr>
+      </w:pPr>
+    </w:p>
+    <w:p>
+      <w:pPr>
+        <w:keepNext w:val="0"/>
+        <w:keepLines w:val="0"/>
+        <w:widowControl/>
+        <w:suppressLineNumbers w:val="0"/>
+        <w:shd w:val="clear" w:fill="1E1E1E"/>
+        <w:spacing w:line="228" w:lineRule="atLeast"/>
+        <w:jc w:val="left"/>
+        <w:rPr>
+          <w:rFonts w:hint="default" w:ascii="Consolas" w:hAnsi="Consolas" w:eastAsia="Consolas" w:cs="Consolas"/>
+          <w:b w:val="0"/>
+          <w:bCs w:val="0"/>
+          <w:color w:val="D4D4D4"/>
+          <w:sz w:val="16"/>
+          <w:szCs w:val="16"/>
+        </w:rPr>
+      </w:pPr>
+      <w:r>
+        <w:rPr>
+          <w:rFonts w:hint="default" w:ascii="Consolas" w:hAnsi="Consolas" w:eastAsia="Consolas" w:cs="Consolas"/>
+          <w:b w:val="0"/>
+          <w:bCs w:val="0"/>
+          <w:color w:val="6A9955"/>
+          <w:kern w:val="0"/>
+          <w:sz w:val="16"/>
+          <w:szCs w:val="16"/>
+          <w:shd w:val="clear" w:fill="1E1E1E"/>
+          <w:lang w:val="en-US" w:eastAsia="zh-CN" w:bidi="ar"/>
+        </w:rPr>
+        <w:t>        // 更新当前匹配结果的初始位姿</w:t>
+      </w:r>
+    </w:p>
+    <w:p>
+      <w:pPr>
+        <w:keepNext w:val="0"/>
+        <w:keepLines w:val="0"/>
+        <w:widowControl/>
+        <w:suppressLineNumbers w:val="0"/>
+        <w:shd w:val="clear" w:fill="1E1E1E"/>
+        <w:spacing w:line="228" w:lineRule="atLeast"/>
+        <w:jc w:val="left"/>
+        <w:rPr>
+          <w:rFonts w:hint="default" w:ascii="Consolas" w:hAnsi="Consolas" w:eastAsia="Consolas" w:cs="Consolas"/>
+          <w:b w:val="0"/>
+          <w:bCs w:val="0"/>
+          <w:color w:val="D4D4D4"/>
+          <w:sz w:val="16"/>
+          <w:szCs w:val="16"/>
+        </w:rPr>
+      </w:pPr>
+      <w:r>
+        <w:rPr>
+          <w:rFonts w:hint="default" w:ascii="Consolas" w:hAnsi="Consolas" w:eastAsia="Consolas" w:cs="Consolas"/>
+          <w:b w:val="0"/>
+          <w:bCs w:val="0"/>
+          <w:color w:val="6A9955"/>
+          <w:kern w:val="0"/>
+          <w:sz w:val="16"/>
+          <w:szCs w:val="16"/>
+          <w:shd w:val="clear" w:fill="1E1E1E"/>
+          <w:lang w:val="en-US" w:eastAsia="zh-CN" w:bidi="ar"/>
+        </w:rPr>
+        <w:t>        // 当前帧下采样</w:t>
+      </w:r>
+    </w:p>
+    <w:p>
+      <w:pPr>
+        <w:keepNext w:val="0"/>
+        <w:keepLines w:val="0"/>
+        <w:widowControl/>
+        <w:suppressLineNumbers w:val="0"/>
+        <w:shd w:val="clear" w:fill="1E1E1E"/>
+        <w:spacing w:line="228" w:lineRule="atLeast"/>
+        <w:jc w:val="left"/>
+      </w:pPr>
+      <w:r>
+        <w:rPr>
+          <w:rFonts w:hint="default" w:ascii="Consolas" w:hAnsi="Consolas" w:eastAsia="Consolas" w:cs="Consolas"/>
+          <w:b w:val="0"/>
+          <w:bCs w:val="0"/>
+          <w:color w:val="D4D4D4"/>
+          <w:kern w:val="0"/>
+          <w:sz w:val="16"/>
+          <w:szCs w:val="16"/>
+          <w:shd w:val="clear" w:fill="1E1E1E"/>
+          <w:lang w:val="en-US" w:eastAsia="zh-CN" w:bidi="ar"/>
+        </w:rPr>
+        <w:t>        DownsampleCurrentScan();</w:t>
+      </w:r>
+    </w:p>
+    <w:p>
+      <w:pPr>
+        <w:keepNext w:val="0"/>
+        <w:keepLines w:val="0"/>
+        <w:widowControl/>
+        <w:suppressLineNumbers w:val="0"/>
+        <w:shd w:val="clear" w:fill="1E1E1E"/>
+        <w:spacing w:line="228" w:lineRule="atLeast"/>
+        <w:jc w:val="left"/>
+        <w:rPr>
+          <w:rFonts w:hint="default" w:ascii="Consolas" w:hAnsi="Consolas" w:eastAsia="Consolas" w:cs="Consolas"/>
+          <w:b w:val="0"/>
+          <w:bCs w:val="0"/>
+          <w:color w:val="D4D4D4"/>
+          <w:sz w:val="16"/>
+          <w:szCs w:val="16"/>
+        </w:rPr>
+      </w:pPr>
+      <w:r>
+        <w:rPr>
+          <w:rFonts w:hint="default" w:ascii="Consolas" w:hAnsi="Consolas" w:eastAsia="Consolas" w:cs="Consolas"/>
+          <w:b w:val="0"/>
+          <w:bCs w:val="0"/>
+          <w:color w:val="6A9955"/>
+          <w:kern w:val="0"/>
+          <w:sz w:val="16"/>
+          <w:szCs w:val="16"/>
+          <w:shd w:val="clear" w:fill="1E1E1E"/>
+          <w:lang w:val="en-US" w:eastAsia="zh-CN" w:bidi="ar"/>
+        </w:rPr>
+        <w:t>        // 对点云配准进行优化问题构建求解</w:t>
+      </w:r>
+    </w:p>
+    <w:p>
+      <w:pPr>
+        <w:keepNext w:val="0"/>
+        <w:keepLines w:val="0"/>
+        <w:widowControl/>
+        <w:suppressLineNumbers w:val="0"/>
+        <w:shd w:val="clear" w:fill="1E1E1E"/>
+        <w:spacing w:line="228" w:lineRule="atLeast"/>
+        <w:jc w:val="left"/>
+        <w:rPr>
+          <w:rFonts w:hint="default" w:ascii="Consolas" w:hAnsi="Consolas" w:eastAsia="Consolas" w:cs="Consolas"/>
+          <w:b w:val="0"/>
+          <w:bCs w:val="0"/>
+          <w:color w:val="D4D4D4"/>
+          <w:sz w:val="16"/>
+          <w:szCs w:val="16"/>
+        </w:rPr>
+      </w:pPr>
+      <w:r>
+        <w:rPr>
+          <w:rFonts w:hint="default" w:ascii="Consolas" w:hAnsi="Consolas" w:eastAsia="Consolas" w:cs="Consolas"/>
+          <w:b w:val="0"/>
+          <w:bCs w:val="0"/>
+          <w:color w:val="D4D4D4"/>
+          <w:kern w:val="0"/>
+          <w:sz w:val="16"/>
+          <w:szCs w:val="16"/>
+          <w:shd w:val="clear" w:fill="1E1E1E"/>
+          <w:lang w:val="en-US" w:eastAsia="zh-CN" w:bidi="ar"/>
+        </w:rPr>
+        <w:t xml:space="preserve">        </w:t>
+      </w:r>
+      <w:r>
+        <w:rPr>
+          <w:rFonts w:hint="default" w:ascii="Consolas" w:hAnsi="Consolas" w:eastAsia="Consolas" w:cs="Consolas"/>
+          <w:b w:val="0"/>
+          <w:bCs w:val="0"/>
+          <w:color w:val="569CD6"/>
+          <w:kern w:val="0"/>
+          <w:sz w:val="16"/>
+          <w:szCs w:val="16"/>
+          <w:shd w:val="clear" w:fill="1E1E1E"/>
+          <w:lang w:val="en-US" w:eastAsia="zh-CN" w:bidi="ar"/>
+        </w:rPr>
+        <w:t>double</w:t>
+      </w:r>
+      <w:r>
+        <w:rPr>
+          <w:rFonts w:hint="default" w:ascii="Consolas" w:hAnsi="Consolas" w:eastAsia="Consolas" w:cs="Consolas"/>
+          <w:b w:val="0"/>
+          <w:bCs w:val="0"/>
+          <w:color w:val="D4D4D4"/>
+          <w:kern w:val="0"/>
+          <w:sz w:val="16"/>
+          <w:szCs w:val="16"/>
+          <w:shd w:val="clear" w:fill="1E1E1E"/>
+          <w:lang w:val="en-US" w:eastAsia="zh-CN" w:bidi="ar"/>
+        </w:rPr>
+        <w:t xml:space="preserve"> t2 = omp_get_wtime();</w:t>
+      </w:r>
+    </w:p>
+    <w:p>
+      <w:pPr>
+        <w:keepNext w:val="0"/>
+        <w:keepLines w:val="0"/>
+        <w:widowControl/>
+        <w:suppressLineNumbers w:val="0"/>
+        <w:shd w:val="clear" w:fill="1E1E1E"/>
+        <w:spacing w:line="228" w:lineRule="atLeast"/>
+        <w:jc w:val="left"/>
+        <w:rPr>
+          <w:rFonts w:hint="default" w:ascii="Consolas" w:hAnsi="Consolas" w:eastAsia="Consolas" w:cs="Consolas"/>
+          <w:b w:val="0"/>
+          <w:bCs w:val="0"/>
+          <w:color w:val="D4D4D4"/>
+          <w:sz w:val="16"/>
+          <w:szCs w:val="16"/>
+        </w:rPr>
+      </w:pPr>
+      <w:r>
+        <w:rPr>
+          <w:rFonts w:hint="default" w:ascii="Consolas" w:hAnsi="Consolas" w:eastAsia="Consolas" w:cs="Consolas"/>
+          <w:b w:val="0"/>
+          <w:bCs w:val="0"/>
+          <w:color w:val="D4D4D4"/>
+          <w:kern w:val="0"/>
+          <w:sz w:val="16"/>
+          <w:szCs w:val="16"/>
+          <w:shd w:val="clear" w:fill="1E1E1E"/>
+          <w:lang w:val="en-US" w:eastAsia="zh-CN" w:bidi="ar"/>
+        </w:rPr>
+        <w:t xml:space="preserve">        </w:t>
+      </w:r>
+      <w:r>
+        <w:rPr>
+          <w:rFonts w:hint="default" w:ascii="Consolas" w:hAnsi="Consolas" w:eastAsia="Consolas" w:cs="Consolas"/>
+          <w:b w:val="0"/>
+          <w:bCs w:val="0"/>
+          <w:color w:val="569CD6"/>
+          <w:kern w:val="0"/>
+          <w:sz w:val="16"/>
+          <w:szCs w:val="16"/>
+          <w:shd w:val="clear" w:fill="1E1E1E"/>
+          <w:lang w:val="en-US" w:eastAsia="zh-CN" w:bidi="ar"/>
+        </w:rPr>
+        <w:t>if</w:t>
+      </w:r>
+      <w:r>
+        <w:rPr>
+          <w:rFonts w:hint="default" w:ascii="Consolas" w:hAnsi="Consolas" w:eastAsia="Consolas" w:cs="Consolas"/>
+          <w:b w:val="0"/>
+          <w:bCs w:val="0"/>
+          <w:color w:val="D4D4D4"/>
+          <w:kern w:val="0"/>
+          <w:sz w:val="16"/>
+          <w:szCs w:val="16"/>
+          <w:shd w:val="clear" w:fill="1E1E1E"/>
+          <w:lang w:val="en-US" w:eastAsia="zh-CN" w:bidi="ar"/>
+        </w:rPr>
+        <w:t xml:space="preserve"> (!Scan2MapOptimization())</w:t>
+      </w:r>
+    </w:p>
+    <w:p>
+      <w:pPr>
+        <w:keepNext w:val="0"/>
+        <w:keepLines w:val="0"/>
+        <w:widowControl/>
+        <w:suppressLineNumbers w:val="0"/>
+        <w:shd w:val="clear" w:fill="1E1E1E"/>
+        <w:spacing w:line="228" w:lineRule="atLeast"/>
+        <w:jc w:val="left"/>
+        <w:rPr>
+          <w:rFonts w:hint="default" w:ascii="Consolas" w:hAnsi="Consolas" w:eastAsia="Consolas" w:cs="Consolas"/>
+          <w:b w:val="0"/>
+          <w:bCs w:val="0"/>
+          <w:color w:val="D4D4D4"/>
+          <w:sz w:val="16"/>
+          <w:szCs w:val="16"/>
+        </w:rPr>
+      </w:pPr>
+      <w:r>
+        <w:rPr>
+          <w:rFonts w:hint="default" w:ascii="Consolas" w:hAnsi="Consolas" w:eastAsia="Consolas" w:cs="Consolas"/>
+          <w:b w:val="0"/>
+          <w:bCs w:val="0"/>
+          <w:color w:val="D4D4D4"/>
+          <w:kern w:val="0"/>
+          <w:sz w:val="16"/>
+          <w:szCs w:val="16"/>
+          <w:shd w:val="clear" w:fill="1E1E1E"/>
+          <w:lang w:val="en-US" w:eastAsia="zh-CN" w:bidi="ar"/>
+        </w:rPr>
+        <w:t xml:space="preserve">            </w:t>
+      </w:r>
+      <w:r>
+        <w:rPr>
+          <w:rFonts w:hint="default" w:ascii="Consolas" w:hAnsi="Consolas" w:eastAsia="Consolas" w:cs="Consolas"/>
+          <w:b w:val="0"/>
+          <w:bCs w:val="0"/>
+          <w:color w:val="569CD6"/>
+          <w:kern w:val="0"/>
+          <w:sz w:val="16"/>
+          <w:szCs w:val="16"/>
+          <w:shd w:val="clear" w:fill="1E1E1E"/>
+          <w:lang w:val="en-US" w:eastAsia="zh-CN" w:bidi="ar"/>
+        </w:rPr>
+        <w:t>return</w:t>
+      </w:r>
+      <w:r>
+        <w:rPr>
+          <w:rFonts w:hint="default" w:ascii="Consolas" w:hAnsi="Consolas" w:eastAsia="Consolas" w:cs="Consolas"/>
+          <w:b w:val="0"/>
+          <w:bCs w:val="0"/>
+          <w:color w:val="D4D4D4"/>
+          <w:kern w:val="0"/>
+          <w:sz w:val="16"/>
+          <w:szCs w:val="16"/>
+          <w:shd w:val="clear" w:fill="1E1E1E"/>
+          <w:lang w:val="en-US" w:eastAsia="zh-CN" w:bidi="ar"/>
+        </w:rPr>
+        <w:t>;</w:t>
+      </w:r>
+    </w:p>
+    <w:p>
+      <w:pPr>
+        <w:keepNext w:val="0"/>
+        <w:keepLines w:val="0"/>
+        <w:widowControl/>
+        <w:suppressLineNumbers w:val="0"/>
+        <w:shd w:val="clear" w:fill="1E1E1E"/>
+        <w:spacing w:line="228" w:lineRule="atLeast"/>
+        <w:jc w:val="left"/>
+        <w:rPr>
+          <w:rFonts w:hint="default" w:ascii="Consolas" w:hAnsi="Consolas" w:eastAsia="Consolas" w:cs="Consolas"/>
+          <w:b w:val="0"/>
+          <w:bCs w:val="0"/>
+          <w:color w:val="D4D4D4"/>
+          <w:sz w:val="16"/>
+          <w:szCs w:val="16"/>
+        </w:rPr>
+      </w:pPr>
+      <w:r>
+        <w:rPr>
+          <w:rFonts w:hint="default" w:ascii="Consolas" w:hAnsi="Consolas" w:eastAsia="Consolas" w:cs="Consolas"/>
+          <w:b w:val="0"/>
+          <w:bCs w:val="0"/>
+          <w:color w:val="6A9955"/>
+          <w:kern w:val="0"/>
+          <w:sz w:val="16"/>
+          <w:szCs w:val="16"/>
+          <w:shd w:val="clear" w:fill="1E1E1E"/>
+          <w:lang w:val="en-US" w:eastAsia="zh-CN" w:bidi="ar"/>
+        </w:rPr>
+        <w:t>        // std::cout &lt;&lt; "[~~~~~~~~~~~~ Scan2MapOptimization ]: time: " &lt;&lt; omp_get_wtime() - t2 &lt;&lt; std::endl;</w:t>
+      </w:r>
+    </w:p>
+    <w:p>
+      <w:pPr>
+        <w:keepNext w:val="0"/>
+        <w:keepLines w:val="0"/>
+        <w:widowControl/>
+        <w:suppressLineNumbers w:val="0"/>
+        <w:shd w:val="clear" w:fill="1E1E1E"/>
+        <w:spacing w:line="228" w:lineRule="atLeast"/>
+        <w:jc w:val="left"/>
+        <w:rPr>
+          <w:rFonts w:hint="default" w:ascii="Consolas" w:hAnsi="Consolas" w:eastAsia="Consolas" w:cs="Consolas"/>
+          <w:b w:val="0"/>
+          <w:bCs w:val="0"/>
+          <w:color w:val="D4D4D4"/>
+          <w:sz w:val="16"/>
+          <w:szCs w:val="16"/>
+        </w:rPr>
+      </w:pPr>
+      <w:r>
+        <w:rPr>
+          <w:rFonts w:hint="default" w:ascii="Consolas" w:hAnsi="Consolas" w:eastAsia="Consolas" w:cs="Consolas"/>
+          <w:b w:val="0"/>
+          <w:bCs w:val="0"/>
+          <w:color w:val="D4D4D4"/>
+          <w:kern w:val="0"/>
+          <w:sz w:val="16"/>
+          <w:szCs w:val="16"/>
+          <w:shd w:val="clear" w:fill="1E1E1E"/>
+          <w:lang w:val="en-US" w:eastAsia="zh-CN" w:bidi="ar"/>
+        </w:rPr>
+        <w:t>        lidar_pose = Trans2SE3d(transformTobeMapped);</w:t>
+      </w:r>
+    </w:p>
+    <w:p>
+      <w:pPr>
+        <w:keepNext w:val="0"/>
+        <w:keepLines w:val="0"/>
+        <w:widowControl/>
+        <w:suppressLineNumbers w:val="0"/>
+        <w:shd w:val="clear" w:fill="1E1E1E"/>
+        <w:spacing w:line="228" w:lineRule="atLeast"/>
+        <w:jc w:val="left"/>
+        <w:rPr>
+          <w:rFonts w:hint="default" w:ascii="Consolas" w:hAnsi="Consolas" w:eastAsia="Consolas" w:cs="Consolas"/>
+          <w:b w:val="0"/>
+          <w:bCs w:val="0"/>
+          <w:color w:val="D4D4D4"/>
+          <w:sz w:val="16"/>
+          <w:szCs w:val="16"/>
+        </w:rPr>
+      </w:pPr>
+      <w:r>
+        <w:rPr>
+          <w:rFonts w:hint="default" w:ascii="Consolas" w:hAnsi="Consolas" w:eastAsia="Consolas" w:cs="Consolas"/>
+          <w:b w:val="0"/>
+          <w:bCs w:val="0"/>
+          <w:color w:val="D4D4D4"/>
+          <w:kern w:val="0"/>
+          <w:sz w:val="16"/>
+          <w:szCs w:val="16"/>
+          <w:shd w:val="clear" w:fill="1E1E1E"/>
+          <w:lang w:val="en-US" w:eastAsia="zh-CN" w:bidi="ar"/>
+        </w:rPr>
+        <w:t xml:space="preserve">        </w:t>
+      </w:r>
+      <w:r>
+        <w:rPr>
+          <w:rFonts w:hint="default" w:ascii="Consolas" w:hAnsi="Consolas" w:eastAsia="Consolas" w:cs="Consolas"/>
+          <w:b w:val="0"/>
+          <w:bCs w:val="0"/>
+          <w:color w:val="569CD6"/>
+          <w:kern w:val="0"/>
+          <w:sz w:val="16"/>
+          <w:szCs w:val="16"/>
+          <w:shd w:val="clear" w:fill="1E1E1E"/>
+          <w:lang w:val="en-US" w:eastAsia="zh-CN" w:bidi="ar"/>
+        </w:rPr>
+        <w:t>if</w:t>
+      </w:r>
+      <w:r>
+        <w:rPr>
+          <w:rFonts w:hint="default" w:ascii="Consolas" w:hAnsi="Consolas" w:eastAsia="Consolas" w:cs="Consolas"/>
+          <w:b w:val="0"/>
+          <w:bCs w:val="0"/>
+          <w:color w:val="D4D4D4"/>
+          <w:kern w:val="0"/>
+          <w:sz w:val="16"/>
+          <w:szCs w:val="16"/>
+          <w:shd w:val="clear" w:fill="1E1E1E"/>
+          <w:lang w:val="en-US" w:eastAsia="zh-CN" w:bidi="ar"/>
+        </w:rPr>
+        <w:t xml:space="preserve"> (surf_score_T != surf_score_T){</w:t>
+      </w:r>
+    </w:p>
+    <w:p>
+      <w:pPr>
+        <w:keepNext w:val="0"/>
+        <w:keepLines w:val="0"/>
+        <w:widowControl/>
+        <w:suppressLineNumbers w:val="0"/>
+        <w:shd w:val="clear" w:fill="1E1E1E"/>
+        <w:spacing w:line="228" w:lineRule="atLeast"/>
+        <w:jc w:val="left"/>
+        <w:rPr>
+          <w:rFonts w:hint="default" w:ascii="Consolas" w:hAnsi="Consolas" w:eastAsia="Consolas" w:cs="Consolas"/>
+          <w:b w:val="0"/>
+          <w:bCs w:val="0"/>
+          <w:color w:val="D4D4D4"/>
+          <w:sz w:val="16"/>
+          <w:szCs w:val="16"/>
+        </w:rPr>
+      </w:pPr>
+      <w:r>
+        <w:rPr>
+          <w:rFonts w:hint="default" w:ascii="Consolas" w:hAnsi="Consolas" w:eastAsia="Consolas" w:cs="Consolas"/>
+          <w:b w:val="0"/>
+          <w:bCs w:val="0"/>
+          <w:color w:val="D4D4D4"/>
+          <w:kern w:val="0"/>
+          <w:sz w:val="16"/>
+          <w:szCs w:val="16"/>
+          <w:shd w:val="clear" w:fill="1E1E1E"/>
+          <w:lang w:val="en-US" w:eastAsia="zh-CN" w:bidi="ar"/>
+        </w:rPr>
+        <w:t xml:space="preserve">            surf_score_T = </w:t>
+      </w:r>
+      <w:r>
+        <w:rPr>
+          <w:rFonts w:hint="default" w:ascii="Consolas" w:hAnsi="Consolas" w:eastAsia="Consolas" w:cs="Consolas"/>
+          <w:b w:val="0"/>
+          <w:bCs w:val="0"/>
+          <w:color w:val="B5CEA8"/>
+          <w:kern w:val="0"/>
+          <w:sz w:val="16"/>
+          <w:szCs w:val="16"/>
+          <w:shd w:val="clear" w:fill="1E1E1E"/>
+          <w:lang w:val="en-US" w:eastAsia="zh-CN" w:bidi="ar"/>
+        </w:rPr>
+        <w:t>1000000</w:t>
+      </w:r>
+      <w:r>
+        <w:rPr>
+          <w:rFonts w:hint="default" w:ascii="Consolas" w:hAnsi="Consolas" w:eastAsia="Consolas" w:cs="Consolas"/>
+          <w:b w:val="0"/>
+          <w:bCs w:val="0"/>
+          <w:color w:val="D4D4D4"/>
+          <w:kern w:val="0"/>
+          <w:sz w:val="16"/>
+          <w:szCs w:val="16"/>
+          <w:shd w:val="clear" w:fill="1E1E1E"/>
+          <w:lang w:val="en-US" w:eastAsia="zh-CN" w:bidi="ar"/>
+        </w:rPr>
+        <w:t>;</w:t>
+      </w:r>
+    </w:p>
+    <w:p>
+      <w:pPr>
+        <w:keepNext w:val="0"/>
+        <w:keepLines w:val="0"/>
+        <w:widowControl/>
+        <w:suppressLineNumbers w:val="0"/>
+        <w:shd w:val="clear" w:fill="1E1E1E"/>
+        <w:spacing w:line="228" w:lineRule="atLeast"/>
+        <w:jc w:val="left"/>
+        <w:rPr>
+          <w:rFonts w:hint="default" w:ascii="Consolas" w:hAnsi="Consolas" w:eastAsia="Consolas" w:cs="Consolas"/>
+          <w:b w:val="0"/>
+          <w:bCs w:val="0"/>
+          <w:color w:val="D4D4D4"/>
+          <w:sz w:val="16"/>
+          <w:szCs w:val="16"/>
+        </w:rPr>
+      </w:pPr>
+      <w:r>
+        <w:rPr>
+          <w:rFonts w:hint="default" w:ascii="Consolas" w:hAnsi="Consolas" w:eastAsia="Consolas" w:cs="Consolas"/>
+          <w:b w:val="0"/>
+          <w:bCs w:val="0"/>
+          <w:color w:val="D4D4D4"/>
+          <w:kern w:val="0"/>
+          <w:sz w:val="16"/>
+          <w:szCs w:val="16"/>
+          <w:shd w:val="clear" w:fill="1E1E1E"/>
+          <w:lang w:val="en-US" w:eastAsia="zh-CN" w:bidi="ar"/>
+        </w:rPr>
+        <w:t>        }</w:t>
+      </w:r>
+    </w:p>
+    <w:p>
+      <w:pPr>
+        <w:keepNext w:val="0"/>
+        <w:keepLines w:val="0"/>
+        <w:widowControl/>
+        <w:suppressLineNumbers w:val="0"/>
+        <w:shd w:val="clear" w:fill="1E1E1E"/>
+        <w:spacing w:line="228" w:lineRule="atLeast"/>
+        <w:jc w:val="left"/>
+        <w:rPr>
+          <w:rFonts w:hint="default" w:ascii="Consolas" w:hAnsi="Consolas" w:eastAsia="Consolas" w:cs="Consolas"/>
+          <w:b w:val="0"/>
+          <w:bCs w:val="0"/>
+          <w:color w:val="D4D4D4"/>
+          <w:sz w:val="16"/>
+          <w:szCs w:val="16"/>
+        </w:rPr>
+      </w:pPr>
+      <w:r>
+        <w:rPr>
+          <w:rFonts w:hint="default" w:ascii="Consolas" w:hAnsi="Consolas" w:eastAsia="Consolas" w:cs="Consolas"/>
+          <w:b w:val="0"/>
+          <w:bCs w:val="0"/>
+          <w:color w:val="D4D4D4"/>
+          <w:kern w:val="0"/>
+          <w:sz w:val="16"/>
+          <w:szCs w:val="16"/>
+          <w:shd w:val="clear" w:fill="1E1E1E"/>
+          <w:lang w:val="en-US" w:eastAsia="zh-CN" w:bidi="ar"/>
+        </w:rPr>
+        <w:t xml:space="preserve">            </w:t>
+      </w:r>
+    </w:p>
+    <w:p>
+      <w:pPr>
+        <w:keepNext w:val="0"/>
+        <w:keepLines w:val="0"/>
+        <w:widowControl/>
+        <w:suppressLineNumbers w:val="0"/>
+        <w:shd w:val="clear" w:fill="1E1E1E"/>
+        <w:spacing w:line="228" w:lineRule="atLeast"/>
+        <w:jc w:val="left"/>
+        <w:rPr>
+          <w:rFonts w:hint="default" w:ascii="Consolas" w:hAnsi="Consolas" w:eastAsia="Consolas" w:cs="Consolas"/>
+          <w:b w:val="0"/>
+          <w:bCs w:val="0"/>
+          <w:color w:val="D4D4D4"/>
+          <w:sz w:val="16"/>
+          <w:szCs w:val="16"/>
+        </w:rPr>
+      </w:pPr>
+      <w:r>
+        <w:rPr>
+          <w:rFonts w:hint="default" w:ascii="Consolas" w:hAnsi="Consolas" w:eastAsia="Consolas" w:cs="Consolas"/>
+          <w:b w:val="0"/>
+          <w:bCs w:val="0"/>
+          <w:color w:val="D4D4D4"/>
+          <w:kern w:val="0"/>
+          <w:sz w:val="16"/>
+          <w:szCs w:val="16"/>
+          <w:shd w:val="clear" w:fill="1E1E1E"/>
+          <w:lang w:val="en-US" w:eastAsia="zh-CN" w:bidi="ar"/>
+        </w:rPr>
+        <w:t xml:space="preserve">        </w:t>
+      </w:r>
+      <w:r>
+        <w:rPr>
+          <w:rFonts w:hint="default" w:ascii="Consolas" w:hAnsi="Consolas" w:eastAsia="Consolas" w:cs="Consolas"/>
+          <w:b w:val="0"/>
+          <w:bCs w:val="0"/>
+          <w:color w:val="569CD6"/>
+          <w:kern w:val="0"/>
+          <w:sz w:val="16"/>
+          <w:szCs w:val="16"/>
+          <w:shd w:val="clear" w:fill="1E1E1E"/>
+          <w:lang w:val="en-US" w:eastAsia="zh-CN" w:bidi="ar"/>
+        </w:rPr>
+        <w:t>if</w:t>
+      </w:r>
+      <w:r>
+        <w:rPr>
+          <w:rFonts w:hint="default" w:ascii="Consolas" w:hAnsi="Consolas" w:eastAsia="Consolas" w:cs="Consolas"/>
+          <w:b w:val="0"/>
+          <w:bCs w:val="0"/>
+          <w:color w:val="D4D4D4"/>
+          <w:kern w:val="0"/>
+          <w:sz w:val="16"/>
+          <w:szCs w:val="16"/>
+          <w:shd w:val="clear" w:fill="1E1E1E"/>
+          <w:lang w:val="en-US" w:eastAsia="zh-CN" w:bidi="ar"/>
+        </w:rPr>
+        <w:t xml:space="preserve"> (surf_score_R != surf_score_R)</w:t>
+      </w:r>
+    </w:p>
+    <w:p>
+      <w:pPr>
+        <w:keepNext w:val="0"/>
+        <w:keepLines w:val="0"/>
+        <w:widowControl/>
+        <w:suppressLineNumbers w:val="0"/>
+        <w:shd w:val="clear" w:fill="1E1E1E"/>
+        <w:spacing w:line="228" w:lineRule="atLeast"/>
+        <w:jc w:val="left"/>
+        <w:rPr>
+          <w:rFonts w:hint="default" w:ascii="Consolas" w:hAnsi="Consolas" w:eastAsia="Consolas" w:cs="Consolas"/>
+          <w:b w:val="0"/>
+          <w:bCs w:val="0"/>
+          <w:color w:val="D4D4D4"/>
+          <w:sz w:val="16"/>
+          <w:szCs w:val="16"/>
+        </w:rPr>
+      </w:pPr>
+      <w:r>
+        <w:rPr>
+          <w:rFonts w:hint="default" w:ascii="Consolas" w:hAnsi="Consolas" w:eastAsia="Consolas" w:cs="Consolas"/>
+          <w:b w:val="0"/>
+          <w:bCs w:val="0"/>
+          <w:color w:val="D4D4D4"/>
+          <w:kern w:val="0"/>
+          <w:sz w:val="16"/>
+          <w:szCs w:val="16"/>
+          <w:shd w:val="clear" w:fill="1E1E1E"/>
+          <w:lang w:val="en-US" w:eastAsia="zh-CN" w:bidi="ar"/>
+        </w:rPr>
+        <w:t xml:space="preserve">            surf_score_R = </w:t>
+      </w:r>
+      <w:r>
+        <w:rPr>
+          <w:rFonts w:hint="default" w:ascii="Consolas" w:hAnsi="Consolas" w:eastAsia="Consolas" w:cs="Consolas"/>
+          <w:b w:val="0"/>
+          <w:bCs w:val="0"/>
+          <w:color w:val="B5CEA8"/>
+          <w:kern w:val="0"/>
+          <w:sz w:val="16"/>
+          <w:szCs w:val="16"/>
+          <w:shd w:val="clear" w:fill="1E1E1E"/>
+          <w:lang w:val="en-US" w:eastAsia="zh-CN" w:bidi="ar"/>
+        </w:rPr>
+        <w:t>1000000</w:t>
+      </w:r>
+      <w:r>
+        <w:rPr>
+          <w:rFonts w:hint="default" w:ascii="Consolas" w:hAnsi="Consolas" w:eastAsia="Consolas" w:cs="Consolas"/>
+          <w:b w:val="0"/>
+          <w:bCs w:val="0"/>
+          <w:color w:val="D4D4D4"/>
+          <w:kern w:val="0"/>
+          <w:sz w:val="16"/>
+          <w:szCs w:val="16"/>
+          <w:shd w:val="clear" w:fill="1E1E1E"/>
+          <w:lang w:val="en-US" w:eastAsia="zh-CN" w:bidi="ar"/>
+        </w:rPr>
+        <w:t>;</w:t>
+      </w:r>
+    </w:p>
+    <w:p>
+      <w:pPr>
+        <w:keepNext w:val="0"/>
+        <w:keepLines w:val="0"/>
+        <w:widowControl/>
+        <w:suppressLineNumbers w:val="0"/>
+        <w:shd w:val="clear" w:fill="1E1E1E"/>
+        <w:spacing w:line="228" w:lineRule="atLeast"/>
+        <w:jc w:val="left"/>
+        <w:rPr>
+          <w:rFonts w:hint="default" w:ascii="Consolas" w:hAnsi="Consolas" w:eastAsia="Consolas" w:cs="Consolas"/>
+          <w:b w:val="0"/>
+          <w:bCs w:val="0"/>
+          <w:color w:val="D4D4D4"/>
+          <w:sz w:val="16"/>
+          <w:szCs w:val="16"/>
+        </w:rPr>
+      </w:pPr>
+      <w:r>
+        <w:rPr>
+          <w:rFonts w:hint="default" w:ascii="Consolas" w:hAnsi="Consolas" w:eastAsia="Consolas" w:cs="Consolas"/>
+          <w:b w:val="0"/>
+          <w:bCs w:val="0"/>
+          <w:color w:val="D4D4D4"/>
+          <w:kern w:val="0"/>
+          <w:sz w:val="16"/>
+          <w:szCs w:val="16"/>
+          <w:shd w:val="clear" w:fill="1E1E1E"/>
+          <w:lang w:val="en-US" w:eastAsia="zh-CN" w:bidi="ar"/>
+        </w:rPr>
+        <w:t xml:space="preserve">        </w:t>
+      </w:r>
+      <w:r>
+        <w:rPr>
+          <w:rFonts w:hint="default" w:ascii="Consolas" w:hAnsi="Consolas" w:eastAsia="Consolas" w:cs="Consolas"/>
+          <w:b w:val="0"/>
+          <w:bCs w:val="0"/>
+          <w:color w:val="569CD6"/>
+          <w:kern w:val="0"/>
+          <w:sz w:val="16"/>
+          <w:szCs w:val="16"/>
+          <w:shd w:val="clear" w:fill="1E1E1E"/>
+          <w:lang w:val="en-US" w:eastAsia="zh-CN" w:bidi="ar"/>
+        </w:rPr>
+        <w:t>if</w:t>
+      </w:r>
+      <w:r>
+        <w:rPr>
+          <w:rFonts w:hint="default" w:ascii="Consolas" w:hAnsi="Consolas" w:eastAsia="Consolas" w:cs="Consolas"/>
+          <w:b w:val="0"/>
+          <w:bCs w:val="0"/>
+          <w:color w:val="D4D4D4"/>
+          <w:kern w:val="0"/>
+          <w:sz w:val="16"/>
+          <w:szCs w:val="16"/>
+          <w:shd w:val="clear" w:fill="1E1E1E"/>
+          <w:lang w:val="en-US" w:eastAsia="zh-CN" w:bidi="ar"/>
+        </w:rPr>
+        <w:t>(!correct_t || !correct_R){</w:t>
+      </w:r>
+    </w:p>
+    <w:p>
+      <w:pPr>
+        <w:keepNext w:val="0"/>
+        <w:keepLines w:val="0"/>
+        <w:widowControl/>
+        <w:suppressLineNumbers w:val="0"/>
+        <w:shd w:val="clear" w:fill="1E1E1E"/>
+        <w:spacing w:line="228" w:lineRule="atLeast"/>
+        <w:jc w:val="left"/>
+        <w:rPr>
+          <w:rFonts w:hint="default" w:ascii="Consolas" w:hAnsi="Consolas" w:eastAsia="Consolas" w:cs="Consolas"/>
+          <w:b w:val="0"/>
+          <w:bCs w:val="0"/>
+          <w:color w:val="D4D4D4"/>
+          <w:sz w:val="16"/>
+          <w:szCs w:val="16"/>
+        </w:rPr>
+      </w:pPr>
+      <w:r>
+        <w:rPr>
+          <w:rFonts w:hint="default" w:ascii="Consolas" w:hAnsi="Consolas" w:eastAsia="Consolas" w:cs="Consolas"/>
+          <w:b w:val="0"/>
+          <w:bCs w:val="0"/>
+          <w:color w:val="D4D4D4"/>
+          <w:kern w:val="0"/>
+          <w:sz w:val="16"/>
+          <w:szCs w:val="16"/>
+          <w:shd w:val="clear" w:fill="1E1E1E"/>
+          <w:lang w:val="en-US" w:eastAsia="zh-CN" w:bidi="ar"/>
+        </w:rPr>
+        <w:t>             </w:t>
+      </w:r>
+    </w:p>
+    <w:p>
+      <w:pPr>
+        <w:keepNext w:val="0"/>
+        <w:keepLines w:val="0"/>
+        <w:widowControl/>
+        <w:suppressLineNumbers w:val="0"/>
+        <w:shd w:val="clear" w:fill="1E1E1E"/>
+        <w:spacing w:line="228" w:lineRule="atLeast"/>
+        <w:jc w:val="left"/>
+        <w:rPr>
+          <w:rFonts w:hint="default" w:ascii="Consolas" w:hAnsi="Consolas" w:eastAsia="Consolas" w:cs="Consolas"/>
+          <w:b w:val="0"/>
+          <w:bCs w:val="0"/>
+          <w:color w:val="D4D4D4"/>
+          <w:sz w:val="16"/>
+          <w:szCs w:val="16"/>
+        </w:rPr>
+      </w:pPr>
+      <w:r>
+        <w:rPr>
+          <w:rFonts w:hint="default" w:ascii="Consolas" w:hAnsi="Consolas" w:eastAsia="Consolas" w:cs="Consolas"/>
+          <w:b w:val="0"/>
+          <w:bCs w:val="0"/>
+          <w:color w:val="D4D4D4"/>
+          <w:kern w:val="0"/>
+          <w:sz w:val="16"/>
+          <w:szCs w:val="16"/>
+          <w:shd w:val="clear" w:fill="1E1E1E"/>
+          <w:lang w:val="en-US" w:eastAsia="zh-CN" w:bidi="ar"/>
+        </w:rPr>
+        <w:t>        }</w:t>
+      </w:r>
+    </w:p>
+    <w:p>
+      <w:pPr>
+        <w:keepNext w:val="0"/>
+        <w:keepLines w:val="0"/>
+        <w:widowControl/>
+        <w:suppressLineNumbers w:val="0"/>
+        <w:shd w:val="clear" w:fill="1E1E1E"/>
+        <w:spacing w:line="228" w:lineRule="atLeast"/>
+        <w:jc w:val="left"/>
+        <w:rPr>
+          <w:rFonts w:hint="default" w:ascii="Consolas" w:hAnsi="Consolas" w:eastAsia="Consolas" w:cs="Consolas"/>
+          <w:b w:val="0"/>
+          <w:bCs w:val="0"/>
+          <w:color w:val="D4D4D4"/>
+          <w:sz w:val="16"/>
+          <w:szCs w:val="16"/>
+        </w:rPr>
+      </w:pPr>
+      <w:r>
+        <w:rPr>
+          <w:rFonts w:hint="default" w:ascii="Consolas" w:hAnsi="Consolas" w:eastAsia="Consolas" w:cs="Consolas"/>
+          <w:b w:val="0"/>
+          <w:bCs w:val="0"/>
+          <w:color w:val="6A9955"/>
+          <w:kern w:val="0"/>
+          <w:sz w:val="16"/>
+          <w:szCs w:val="16"/>
+          <w:shd w:val="clear" w:fill="1E1E1E"/>
+          <w:lang w:val="en-US" w:eastAsia="zh-CN" w:bidi="ar"/>
+        </w:rPr>
+        <w:t>        // eskf_tool-&gt;ObserveSE3(lidar_pose, 1 / 100000, 1 / 100000);</w:t>
+      </w:r>
+    </w:p>
+    <w:p>
+      <w:pPr>
+        <w:keepNext w:val="0"/>
+        <w:keepLines w:val="0"/>
+        <w:widowControl/>
+        <w:suppressLineNumbers w:val="0"/>
+        <w:shd w:val="clear" w:fill="1E1E1E"/>
+        <w:spacing w:line="228" w:lineRule="atLeast"/>
+        <w:jc w:val="left"/>
+        <w:rPr>
+          <w:rFonts w:hint="default" w:ascii="Consolas" w:hAnsi="Consolas" w:eastAsia="Consolas" w:cs="Consolas"/>
+          <w:b w:val="0"/>
+          <w:bCs w:val="0"/>
+          <w:color w:val="D4D4D4"/>
+          <w:sz w:val="16"/>
+          <w:szCs w:val="16"/>
+        </w:rPr>
+      </w:pPr>
+      <w:r>
+        <w:rPr>
+          <w:rFonts w:hint="default" w:ascii="Consolas" w:hAnsi="Consolas" w:eastAsia="Consolas" w:cs="Consolas"/>
+          <w:b w:val="0"/>
+          <w:bCs w:val="0"/>
+          <w:color w:val="D4D4D4"/>
+          <w:kern w:val="0"/>
+          <w:sz w:val="16"/>
+          <w:szCs w:val="16"/>
+          <w:shd w:val="clear" w:fill="1E1E1E"/>
+          <w:lang w:val="en-US" w:eastAsia="zh-CN" w:bidi="ar"/>
+        </w:rPr>
+        <w:t xml:space="preserve">        eskf_tool-&gt;ObserveSE3(lidar_pose, surf_score_T / </w:t>
+      </w:r>
+      <w:r>
+        <w:rPr>
+          <w:rFonts w:hint="default" w:ascii="Consolas" w:hAnsi="Consolas" w:eastAsia="Consolas" w:cs="Consolas"/>
+          <w:b w:val="0"/>
+          <w:bCs w:val="0"/>
+          <w:color w:val="B5CEA8"/>
+          <w:kern w:val="0"/>
+          <w:sz w:val="16"/>
+          <w:szCs w:val="16"/>
+          <w:shd w:val="clear" w:fill="1E1E1E"/>
+          <w:lang w:val="en-US" w:eastAsia="zh-CN" w:bidi="ar"/>
+        </w:rPr>
+        <w:t>1000</w:t>
+      </w:r>
+      <w:r>
+        <w:rPr>
+          <w:rFonts w:hint="default" w:ascii="Consolas" w:hAnsi="Consolas" w:eastAsia="Consolas" w:cs="Consolas"/>
+          <w:b w:val="0"/>
+          <w:bCs w:val="0"/>
+          <w:color w:val="D4D4D4"/>
+          <w:kern w:val="0"/>
+          <w:sz w:val="16"/>
+          <w:szCs w:val="16"/>
+          <w:shd w:val="clear" w:fill="1E1E1E"/>
+          <w:lang w:val="en-US" w:eastAsia="zh-CN" w:bidi="ar"/>
+        </w:rPr>
+        <w:t xml:space="preserve">, surf_score_R / </w:t>
+      </w:r>
+      <w:r>
+        <w:rPr>
+          <w:rFonts w:hint="default" w:ascii="Consolas" w:hAnsi="Consolas" w:eastAsia="Consolas" w:cs="Consolas"/>
+          <w:b w:val="0"/>
+          <w:bCs w:val="0"/>
+          <w:color w:val="B5CEA8"/>
+          <w:kern w:val="0"/>
+          <w:sz w:val="16"/>
+          <w:szCs w:val="16"/>
+          <w:shd w:val="clear" w:fill="1E1E1E"/>
+          <w:lang w:val="en-US" w:eastAsia="zh-CN" w:bidi="ar"/>
+        </w:rPr>
+        <w:t>10000</w:t>
+      </w:r>
+      <w:r>
+        <w:rPr>
+          <w:rFonts w:hint="default" w:ascii="Consolas" w:hAnsi="Consolas" w:eastAsia="Consolas" w:cs="Consolas"/>
+          <w:b w:val="0"/>
+          <w:bCs w:val="0"/>
+          <w:color w:val="D4D4D4"/>
+          <w:kern w:val="0"/>
+          <w:sz w:val="16"/>
+          <w:szCs w:val="16"/>
+          <w:shd w:val="clear" w:fill="1E1E1E"/>
+          <w:lang w:val="en-US" w:eastAsia="zh-CN" w:bidi="ar"/>
+        </w:rPr>
+        <w:t>);</w:t>
+      </w:r>
+    </w:p>
+    <w:p>
+      <w:pPr>
+        <w:keepNext w:val="0"/>
+        <w:keepLines w:val="0"/>
+        <w:widowControl/>
+        <w:suppressLineNumbers w:val="0"/>
+        <w:shd w:val="clear" w:fill="1E1E1E"/>
+        <w:spacing w:line="228" w:lineRule="atLeast"/>
+        <w:jc w:val="left"/>
+        <w:rPr>
+          <w:rFonts w:hint="default" w:ascii="Consolas" w:hAnsi="Consolas" w:eastAsia="Consolas" w:cs="Consolas"/>
+          <w:b w:val="0"/>
+          <w:bCs w:val="0"/>
+          <w:color w:val="D4D4D4"/>
+          <w:sz w:val="16"/>
+          <w:szCs w:val="16"/>
+        </w:rPr>
+      </w:pPr>
+      <w:r>
+        <w:rPr>
+          <w:rFonts w:hint="default" w:ascii="Consolas" w:hAnsi="Consolas" w:eastAsia="Consolas" w:cs="Consolas"/>
+          <w:b w:val="0"/>
+          <w:bCs w:val="0"/>
+          <w:color w:val="D4D4D4"/>
+          <w:kern w:val="0"/>
+          <w:sz w:val="16"/>
+          <w:szCs w:val="16"/>
+          <w:shd w:val="clear" w:fill="1E1E1E"/>
+          <w:lang w:val="en-US" w:eastAsia="zh-CN" w:bidi="ar"/>
+        </w:rPr>
+        <w:t>        cur_kf_pose =  eskf_tool-&gt;GetNominalSE3();</w:t>
+      </w:r>
+    </w:p>
+    <w:p>
+      <w:pPr>
+        <w:keepNext w:val="0"/>
+        <w:keepLines w:val="0"/>
+        <w:widowControl/>
+        <w:suppressLineNumbers w:val="0"/>
+        <w:shd w:val="clear" w:fill="1E1E1E"/>
+        <w:spacing w:line="228" w:lineRule="atLeast"/>
+        <w:jc w:val="left"/>
+        <w:rPr>
+          <w:rFonts w:hint="default" w:ascii="Consolas" w:hAnsi="Consolas" w:eastAsia="Consolas" w:cs="Consolas"/>
+          <w:b w:val="0"/>
+          <w:bCs w:val="0"/>
+          <w:color w:val="D4D4D4"/>
+          <w:sz w:val="16"/>
+          <w:szCs w:val="16"/>
+        </w:rPr>
+      </w:pPr>
+      <w:r>
+        <w:rPr>
+          <w:rFonts w:hint="default" w:ascii="Consolas" w:hAnsi="Consolas" w:eastAsia="Consolas" w:cs="Consolas"/>
+          <w:b w:val="0"/>
+          <w:bCs w:val="0"/>
+          <w:color w:val="D4D4D4"/>
+          <w:kern w:val="0"/>
+          <w:sz w:val="16"/>
+          <w:szCs w:val="16"/>
+          <w:shd w:val="clear" w:fill="1E1E1E"/>
+          <w:lang w:val="en-US" w:eastAsia="zh-CN" w:bidi="ar"/>
+        </w:rPr>
+        <w:t>        SE3d2Trans(cur_kf_pose, transformTobeMapped);</w:t>
+      </w:r>
+    </w:p>
+    <w:p>
+      <w:pPr>
+        <w:keepNext w:val="0"/>
+        <w:keepLines w:val="0"/>
+        <w:widowControl/>
+        <w:suppressLineNumbers w:val="0"/>
+        <w:shd w:val="clear" w:fill="1E1E1E"/>
+        <w:spacing w:line="228" w:lineRule="atLeast"/>
+        <w:jc w:val="left"/>
+        <w:rPr>
+          <w:rFonts w:hint="default" w:ascii="Consolas" w:hAnsi="Consolas" w:eastAsia="Consolas" w:cs="Consolas"/>
+          <w:b w:val="0"/>
+          <w:bCs w:val="0"/>
+          <w:color w:val="D4D4D4"/>
+          <w:sz w:val="16"/>
+          <w:szCs w:val="16"/>
+        </w:rPr>
+      </w:pPr>
+      <w:r>
+        <w:rPr>
+          <w:rFonts w:hint="default" w:ascii="Consolas" w:hAnsi="Consolas" w:eastAsia="Consolas" w:cs="Consolas"/>
+          <w:b w:val="0"/>
+          <w:bCs w:val="0"/>
+          <w:color w:val="6A9955"/>
+          <w:kern w:val="0"/>
+          <w:sz w:val="16"/>
+          <w:szCs w:val="16"/>
+          <w:shd w:val="clear" w:fill="1E1E1E"/>
+          <w:lang w:val="en-US" w:eastAsia="zh-CN" w:bidi="ar"/>
+        </w:rPr>
+        <w:t>        // 根据配准结果确定是否是关键帧</w:t>
+      </w:r>
+    </w:p>
+    <w:p>
+      <w:pPr>
+        <w:keepNext w:val="0"/>
+        <w:keepLines w:val="0"/>
+        <w:widowControl/>
+        <w:suppressLineNumbers w:val="0"/>
+        <w:shd w:val="clear" w:fill="1E1E1E"/>
+        <w:spacing w:line="228" w:lineRule="atLeast"/>
+        <w:jc w:val="left"/>
+        <w:rPr>
+          <w:rFonts w:hint="default" w:ascii="Consolas" w:hAnsi="Consolas" w:eastAsia="Consolas" w:cs="Consolas"/>
+          <w:b w:val="0"/>
+          <w:bCs w:val="0"/>
+          <w:color w:val="D4D4D4"/>
+          <w:sz w:val="16"/>
+          <w:szCs w:val="16"/>
+        </w:rPr>
+      </w:pPr>
+      <w:r>
+        <w:rPr>
+          <w:rFonts w:hint="default" w:ascii="Consolas" w:hAnsi="Consolas" w:eastAsia="Consolas" w:cs="Consolas"/>
+          <w:b w:val="0"/>
+          <w:bCs w:val="0"/>
+          <w:color w:val="D4D4D4"/>
+          <w:kern w:val="0"/>
+          <w:sz w:val="16"/>
+          <w:szCs w:val="16"/>
+          <w:shd w:val="clear" w:fill="1E1E1E"/>
+          <w:lang w:val="en-US" w:eastAsia="zh-CN" w:bidi="ar"/>
+        </w:rPr>
+        <w:t>        SaveKeyFramesAndFactor();</w:t>
+      </w:r>
+    </w:p>
+    <w:p>
+      <w:pPr>
+        <w:keepNext w:val="0"/>
+        <w:keepLines w:val="0"/>
+        <w:widowControl/>
+        <w:suppressLineNumbers w:val="0"/>
+        <w:shd w:val="clear" w:fill="1E1E1E"/>
+        <w:spacing w:line="228" w:lineRule="atLeast"/>
+        <w:jc w:val="left"/>
+        <w:rPr>
+          <w:rFonts w:hint="default" w:ascii="Consolas" w:hAnsi="Consolas" w:eastAsia="Consolas" w:cs="Consolas"/>
+          <w:b w:val="0"/>
+          <w:bCs w:val="0"/>
+          <w:color w:val="D4D4D4"/>
+          <w:sz w:val="16"/>
+          <w:szCs w:val="16"/>
+        </w:rPr>
+      </w:pPr>
+      <w:r>
+        <w:rPr>
+          <w:rFonts w:hint="default" w:ascii="Consolas" w:hAnsi="Consolas" w:eastAsia="Consolas" w:cs="Consolas"/>
+          <w:b w:val="0"/>
+          <w:bCs w:val="0"/>
+          <w:color w:val="6A9955"/>
+          <w:kern w:val="0"/>
+          <w:sz w:val="16"/>
+          <w:szCs w:val="16"/>
+          <w:shd w:val="clear" w:fill="1E1E1E"/>
+          <w:lang w:val="en-US" w:eastAsia="zh-CN" w:bidi="ar"/>
+        </w:rPr>
+        <w:t>        // 将lidar里程计信息发送出去</w:t>
+      </w:r>
+    </w:p>
+    <w:p>
+      <w:pPr>
+        <w:keepNext w:val="0"/>
+        <w:keepLines w:val="0"/>
+        <w:widowControl/>
+        <w:suppressLineNumbers w:val="0"/>
+        <w:shd w:val="clear" w:fill="1E1E1E"/>
+        <w:spacing w:line="228" w:lineRule="atLeast"/>
+        <w:jc w:val="left"/>
+        <w:rPr>
+          <w:rFonts w:hint="default" w:ascii="Consolas" w:hAnsi="Consolas" w:eastAsia="Consolas" w:cs="Consolas"/>
+          <w:b w:val="0"/>
+          <w:bCs w:val="0"/>
+          <w:color w:val="D4D4D4"/>
+          <w:sz w:val="16"/>
+          <w:szCs w:val="16"/>
+        </w:rPr>
+      </w:pPr>
+      <w:r>
+        <w:rPr>
+          <w:rFonts w:hint="default" w:ascii="Consolas" w:hAnsi="Consolas" w:eastAsia="Consolas" w:cs="Consolas"/>
+          <w:b w:val="0"/>
+          <w:bCs w:val="0"/>
+          <w:color w:val="D4D4D4"/>
+          <w:kern w:val="0"/>
+          <w:sz w:val="16"/>
+          <w:szCs w:val="16"/>
+          <w:shd w:val="clear" w:fill="1E1E1E"/>
+          <w:lang w:val="en-US" w:eastAsia="zh-CN" w:bidi="ar"/>
+        </w:rPr>
+        <w:t>        PublishOdometry();</w:t>
+      </w:r>
+    </w:p>
+    <w:p>
+      <w:pPr>
+        <w:keepNext w:val="0"/>
+        <w:keepLines w:val="0"/>
+        <w:widowControl/>
+        <w:suppressLineNumbers w:val="0"/>
+        <w:shd w:val="clear" w:fill="1E1E1E"/>
+        <w:spacing w:line="228" w:lineRule="atLeast"/>
+        <w:jc w:val="left"/>
+        <w:rPr>
+          <w:rFonts w:hint="default" w:ascii="Consolas" w:hAnsi="Consolas" w:eastAsia="Consolas" w:cs="Consolas"/>
+          <w:b w:val="0"/>
+          <w:bCs w:val="0"/>
+          <w:color w:val="D4D4D4"/>
+          <w:sz w:val="16"/>
+          <w:szCs w:val="16"/>
+        </w:rPr>
+      </w:pPr>
+      <w:r>
+        <w:rPr>
+          <w:rFonts w:hint="default" w:ascii="Consolas" w:hAnsi="Consolas" w:eastAsia="Consolas" w:cs="Consolas"/>
+          <w:b w:val="0"/>
+          <w:bCs w:val="0"/>
+          <w:color w:val="6A9955"/>
+          <w:kern w:val="0"/>
+          <w:sz w:val="16"/>
+          <w:szCs w:val="16"/>
+          <w:shd w:val="clear" w:fill="1E1E1E"/>
+          <w:lang w:val="en-US" w:eastAsia="zh-CN" w:bidi="ar"/>
+        </w:rPr>
+        <w:t>        // 发送可视化点云信息</w:t>
+      </w:r>
+    </w:p>
+    <w:p>
+      <w:pPr>
+        <w:keepNext w:val="0"/>
+        <w:keepLines w:val="0"/>
+        <w:widowControl/>
+        <w:suppressLineNumbers w:val="0"/>
+        <w:shd w:val="clear" w:fill="1E1E1E"/>
+        <w:spacing w:line="228" w:lineRule="atLeast"/>
+        <w:jc w:val="left"/>
+        <w:rPr>
+          <w:rFonts w:hint="default" w:ascii="Consolas" w:hAnsi="Consolas" w:eastAsia="Consolas" w:cs="Consolas"/>
+          <w:b w:val="0"/>
+          <w:bCs w:val="0"/>
+          <w:color w:val="D4D4D4"/>
+          <w:sz w:val="16"/>
+          <w:szCs w:val="16"/>
+        </w:rPr>
+      </w:pPr>
+      <w:r>
+        <w:rPr>
+          <w:rFonts w:hint="default" w:ascii="Consolas" w:hAnsi="Consolas" w:eastAsia="Consolas" w:cs="Consolas"/>
+          <w:b w:val="0"/>
+          <w:bCs w:val="0"/>
+          <w:color w:val="D4D4D4"/>
+          <w:kern w:val="0"/>
+          <w:sz w:val="16"/>
+          <w:szCs w:val="16"/>
+          <w:shd w:val="clear" w:fill="1E1E1E"/>
+          <w:lang w:val="en-US" w:eastAsia="zh-CN" w:bidi="ar"/>
+        </w:rPr>
+        <w:t>        PublishFrames();</w:t>
+      </w:r>
+    </w:p>
+    <w:p>
+      <w:pPr>
+        <w:keepNext w:val="0"/>
+        <w:keepLines w:val="0"/>
+        <w:widowControl/>
+        <w:suppressLineNumbers w:val="0"/>
+        <w:shd w:val="clear" w:fill="1E1E1E"/>
+        <w:spacing w:line="228" w:lineRule="atLeast"/>
+        <w:jc w:val="left"/>
+        <w:rPr>
+          <w:rFonts w:hint="default" w:ascii="Consolas" w:hAnsi="Consolas" w:eastAsia="Consolas" w:cs="Consolas"/>
+          <w:b w:val="0"/>
+          <w:bCs w:val="0"/>
+          <w:color w:val="D4D4D4"/>
+          <w:sz w:val="16"/>
+          <w:szCs w:val="16"/>
+        </w:rPr>
+      </w:pPr>
+      <w:r>
+        <w:rPr>
+          <w:rFonts w:hint="default" w:ascii="Consolas" w:hAnsi="Consolas" w:eastAsia="Consolas" w:cs="Consolas"/>
+          <w:b w:val="0"/>
+          <w:bCs w:val="0"/>
+          <w:color w:val="6A9955"/>
+          <w:kern w:val="0"/>
+          <w:sz w:val="16"/>
+          <w:szCs w:val="16"/>
+          <w:shd w:val="clear" w:fill="1E1E1E"/>
+          <w:lang w:val="en-US" w:eastAsia="zh-CN" w:bidi="ar"/>
+        </w:rPr>
+        <w:t>        // std::cout&lt;&lt;"[~~~~~~~~~~~~ ALL ]: time: "&lt;&lt; omp_get_wtime() - t1&lt;&lt;std::endl;</w:t>
+      </w:r>
+    </w:p>
+    <w:p>
+      <w:pPr>
+        <w:keepNext w:val="0"/>
+        <w:keepLines w:val="0"/>
+        <w:widowControl/>
+        <w:suppressLineNumbers w:val="0"/>
+        <w:shd w:val="clear" w:fill="1E1E1E"/>
+        <w:spacing w:line="228" w:lineRule="atLeast"/>
+        <w:jc w:val="left"/>
+        <w:rPr>
+          <w:rFonts w:hint="default" w:ascii="Consolas" w:hAnsi="Consolas" w:eastAsia="Consolas" w:cs="Consolas"/>
+          <w:b w:val="0"/>
+          <w:bCs w:val="0"/>
+          <w:color w:val="D4D4D4"/>
+          <w:sz w:val="16"/>
+          <w:szCs w:val="16"/>
+        </w:rPr>
+      </w:pPr>
+      <w:r>
+        <w:rPr>
+          <w:rFonts w:hint="default" w:ascii="Consolas" w:hAnsi="Consolas" w:eastAsia="Consolas" w:cs="Consolas"/>
+          <w:b w:val="0"/>
+          <w:bCs w:val="0"/>
+          <w:color w:val="D4D4D4"/>
+          <w:kern w:val="0"/>
+          <w:sz w:val="16"/>
+          <w:szCs w:val="16"/>
+          <w:shd w:val="clear" w:fill="1E1E1E"/>
+          <w:lang w:val="en-US" w:eastAsia="zh-CN" w:bidi="ar"/>
+        </w:rPr>
+        <w:t>    }</w:t>
+      </w:r>
+    </w:p>
+    <w:p>
+      <w:pPr>
+        <w:pStyle w:val="10"/>
+        <w:keepNext w:val="0"/>
+        <w:keepLines w:val="0"/>
+        <w:pageBreakBefore w:val="0"/>
+        <w:widowControl w:val="0"/>
+        <w:numPr>
+          <w:numId w:val="0"/>
+        </w:numPr>
+        <w:kinsoku/>
+        <w:wordWrap/>
+        <w:overflowPunct/>
+        <w:topLinePunct w:val="0"/>
+        <w:autoSpaceDE/>
+        <w:autoSpaceDN/>
+        <w:bidi w:val="0"/>
+        <w:adjustRightInd/>
+        <w:snapToGrid/>
+        <w:ind w:leftChars="0"/>
+        <w:textAlignment w:val="auto"/>
+        <w:outlineLvl w:val="0"/>
+        <w:rPr>
+          <w:rFonts w:hint="default" w:ascii="宋体" w:hAnsi="宋体" w:eastAsia="宋体"/>
+          <w:b/>
+          <w:bCs/>
+          <w:sz w:val="28"/>
+          <w:szCs w:val="28"/>
+          <w:lang w:val="en-US" w:eastAsia="zh-CN"/>
+        </w:rPr>
+      </w:pPr>
+    </w:p>
+    <w:p>
+      <w:pPr>
+        <w:pStyle w:val="10"/>
         <w:numPr>
           <w:ilvl w:val="0"/>
           <w:numId w:val="0"/>
@@ -1169,7 +6582,7 @@
     </w:p>
     <w:p>
       <w:pPr>
-        <w:pStyle w:val="6"/>
+        <w:pStyle w:val="10"/>
         <w:keepNext w:val="0"/>
         <w:keepLines w:val="0"/>
         <w:pageBreakBefore w:val="0"/>
@@ -1198,6 +6611,7 @@
           <w:szCs w:val="28"/>
         </w:rPr>
       </w:pPr>
+      <w:bookmarkStart w:id="4" w:name="_Toc5848"/>
       <w:r>
         <w:rPr>
           <w:rFonts w:hint="eastAsia" w:ascii="宋体" w:hAnsi="宋体" w:eastAsia="宋体"/>
@@ -1208,10 +6622,11 @@
         </w:rPr>
         <w:t>实验结果及分析</w:t>
       </w:r>
-    </w:p>
-    <w:p>
-      <w:pPr>
-        <w:pStyle w:val="6"/>
+      <w:bookmarkEnd w:id="4"/>
+    </w:p>
+    <w:p>
+      <w:pPr>
+        <w:pStyle w:val="10"/>
         <w:numPr>
           <w:ilvl w:val="0"/>
           <w:numId w:val="0"/>
@@ -1223,12 +6638,511 @@
           <w:bCs/>
           <w:sz w:val="28"/>
           <w:szCs w:val="28"/>
-        </w:rPr>
-      </w:pPr>
-    </w:p>
-    <w:p>
-      <w:pPr>
-        <w:pStyle w:val="6"/>
+          <w:lang w:eastAsia="zh-CN"/>
+        </w:rPr>
+      </w:pPr>
+      <w:r>
+        <w:rPr>
+          <w:rFonts w:hint="eastAsia" w:ascii="宋体" w:hAnsi="宋体" w:eastAsia="宋体"/>
+          <w:b/>
+          <w:bCs/>
+          <w:sz w:val="28"/>
+          <w:szCs w:val="28"/>
+          <w:lang w:eastAsia="zh-CN"/>
+        </w:rPr>
+        <w:drawing>
+          <wp:inline distT="0" distB="0" distL="114300" distR="114300">
+            <wp:extent cx="5266055" cy="3498850"/>
+            <wp:effectExtent l="0" t="0" r="6985" b="6350"/>
+            <wp:docPr id="13" name="图片 13" descr="_cgi-bin_mmwebwx-bin_webwxgetmsgimg__&amp;MsgID=364198162330607157&amp;skey=@crypt_87920e29_e51ccd5645824ff3ecebeb6b50ae5380&amp;mmweb_appid=wx_webfilehelper"/>
+            <wp:cNvGraphicFramePr>
+              <a:graphicFrameLocks xmlns:a="http://schemas.openxmlformats.org/drawingml/2006/main" noChangeAspect="1"/>
+            </wp:cNvGraphicFramePr>
+            <a:graphic xmlns:a="http://schemas.openxmlformats.org/drawingml/2006/main">
+              <a:graphicData uri="http://schemas.openxmlformats.org/drawingml/2006/picture">
+                <pic:pic xmlns:pic="http://schemas.openxmlformats.org/drawingml/2006/picture">
+                  <pic:nvPicPr>
+                    <pic:cNvPr id="13" name="图片 13" descr="_cgi-bin_mmwebwx-bin_webwxgetmsgimg__&amp;MsgID=364198162330607157&amp;skey=@crypt_87920e29_e51ccd5645824ff3ecebeb6b50ae5380&amp;mmweb_appid=wx_webfilehelper"/>
+                    <pic:cNvPicPr>
+                      <a:picLocks noChangeAspect="1"/>
+                    </pic:cNvPicPr>
+                  </pic:nvPicPr>
+                  <pic:blipFill>
+                    <a:blip r:embed="rId5"/>
+                    <a:stretch>
+                      <a:fillRect/>
+                    </a:stretch>
+                  </pic:blipFill>
+                  <pic:spPr>
+                    <a:xfrm>
+                      <a:off x="0" y="0"/>
+                      <a:ext cx="5266055" cy="3498850"/>
+                    </a:xfrm>
+                    <a:prstGeom prst="rect">
+                      <a:avLst/>
+                    </a:prstGeom>
+                  </pic:spPr>
+                </pic:pic>
+              </a:graphicData>
+            </a:graphic>
+          </wp:inline>
+        </w:drawing>
+      </w:r>
+    </w:p>
+    <w:p>
+      <w:pPr>
+        <w:pStyle w:val="10"/>
+        <w:numPr>
+          <w:ilvl w:val="0"/>
+          <w:numId w:val="0"/>
+        </w:numPr>
+        <w:ind w:leftChars="0"/>
+        <w:jc w:val="center"/>
+        <w:rPr>
+          <w:rFonts w:hint="default" w:ascii="宋体" w:hAnsi="宋体" w:eastAsia="宋体"/>
+          <w:b w:val="0"/>
+          <w:bCs w:val="0"/>
+          <w:sz w:val="28"/>
+          <w:szCs w:val="28"/>
+          <w:lang w:val="en-US" w:eastAsia="zh-CN"/>
+        </w:rPr>
+      </w:pPr>
+      <w:r>
+        <w:rPr>
+          <w:rFonts w:hint="eastAsia" w:ascii="宋体" w:hAnsi="宋体" w:eastAsia="宋体"/>
+          <w:b w:val="0"/>
+          <w:bCs w:val="0"/>
+          <w:sz w:val="28"/>
+          <w:szCs w:val="28"/>
+          <w:lang w:val="en-US" w:eastAsia="zh-CN"/>
+        </w:rPr>
+        <w:t>图5.1 P-LINS和GNSS的定位路径对比（2D）</w:t>
+      </w:r>
+    </w:p>
+    <w:p>
+      <w:pPr>
+        <w:pStyle w:val="10"/>
+        <w:numPr>
+          <w:ilvl w:val="0"/>
+          <w:numId w:val="0"/>
+        </w:numPr>
+        <w:ind w:leftChars="0"/>
+        <w:rPr>
+          <w:rFonts w:hint="eastAsia" w:ascii="宋体" w:hAnsi="宋体" w:eastAsia="宋体"/>
+          <w:b/>
+          <w:bCs/>
+          <w:sz w:val="28"/>
+          <w:szCs w:val="28"/>
+          <w:lang w:eastAsia="zh-CN"/>
+        </w:rPr>
+      </w:pPr>
+      <w:r>
+        <w:rPr>
+          <w:rFonts w:hint="eastAsia" w:ascii="宋体" w:hAnsi="宋体" w:eastAsia="宋体"/>
+          <w:b/>
+          <w:bCs/>
+          <w:sz w:val="28"/>
+          <w:szCs w:val="28"/>
+          <w:lang w:eastAsia="zh-CN"/>
+        </w:rPr>
+        <w:drawing>
+          <wp:inline distT="0" distB="0" distL="114300" distR="114300">
+            <wp:extent cx="5266055" cy="3498850"/>
+            <wp:effectExtent l="0" t="0" r="6985" b="6350"/>
+            <wp:docPr id="12" name="图片 12" descr="_cgi-bin_mmwebwx-bin_webwxgetmsgimg__&amp;MsgID=3093942871687504512&amp;skey=@crypt_87920e29_e51ccd5645824ff3ecebeb6b50ae5380&amp;mmweb_appid=wx_webfilehelper"/>
+            <wp:cNvGraphicFramePr>
+              <a:graphicFrameLocks xmlns:a="http://schemas.openxmlformats.org/drawingml/2006/main" noChangeAspect="1"/>
+            </wp:cNvGraphicFramePr>
+            <a:graphic xmlns:a="http://schemas.openxmlformats.org/drawingml/2006/main">
+              <a:graphicData uri="http://schemas.openxmlformats.org/drawingml/2006/picture">
+                <pic:pic xmlns:pic="http://schemas.openxmlformats.org/drawingml/2006/picture">
+                  <pic:nvPicPr>
+                    <pic:cNvPr id="12" name="图片 12" descr="_cgi-bin_mmwebwx-bin_webwxgetmsgimg__&amp;MsgID=3093942871687504512&amp;skey=@crypt_87920e29_e51ccd5645824ff3ecebeb6b50ae5380&amp;mmweb_appid=wx_webfilehelper"/>
+                    <pic:cNvPicPr>
+                      <a:picLocks noChangeAspect="1"/>
+                    </pic:cNvPicPr>
+                  </pic:nvPicPr>
+                  <pic:blipFill>
+                    <a:blip r:embed="rId6"/>
+                    <a:stretch>
+                      <a:fillRect/>
+                    </a:stretch>
+                  </pic:blipFill>
+                  <pic:spPr>
+                    <a:xfrm>
+                      <a:off x="0" y="0"/>
+                      <a:ext cx="5266055" cy="3498850"/>
+                    </a:xfrm>
+                    <a:prstGeom prst="rect">
+                      <a:avLst/>
+                    </a:prstGeom>
+                  </pic:spPr>
+                </pic:pic>
+              </a:graphicData>
+            </a:graphic>
+          </wp:inline>
+        </w:drawing>
+      </w:r>
+    </w:p>
+    <w:p>
+      <w:pPr>
+        <w:pStyle w:val="10"/>
+        <w:numPr>
+          <w:ilvl w:val="0"/>
+          <w:numId w:val="0"/>
+        </w:numPr>
+        <w:ind w:leftChars="0"/>
+        <w:jc w:val="center"/>
+        <w:rPr>
+          <w:rFonts w:hint="default" w:ascii="宋体" w:hAnsi="宋体" w:eastAsia="宋体"/>
+          <w:b w:val="0"/>
+          <w:bCs w:val="0"/>
+          <w:sz w:val="28"/>
+          <w:szCs w:val="28"/>
+          <w:lang w:val="en-US" w:eastAsia="zh-CN"/>
+        </w:rPr>
+      </w:pPr>
+      <w:r>
+        <w:rPr>
+          <w:rFonts w:hint="eastAsia" w:ascii="宋体" w:hAnsi="宋体" w:eastAsia="宋体"/>
+          <w:b w:val="0"/>
+          <w:bCs w:val="0"/>
+          <w:sz w:val="28"/>
+          <w:szCs w:val="28"/>
+          <w:lang w:val="en-US" w:eastAsia="zh-CN"/>
+        </w:rPr>
+        <w:t>图5.2 LIO</w:t>
+      </w:r>
+      <w:r>
+        <w:rPr>
+          <w:rFonts w:hint="eastAsia" w:ascii="宋体" w:hAnsi="宋体" w:eastAsia="宋体"/>
+          <w:b w:val="0"/>
+          <w:bCs w:val="0"/>
+          <w:sz w:val="28"/>
+          <w:szCs w:val="28"/>
+          <w:lang w:val="en-US" w:eastAsia="zh-CN"/>
+        </w:rPr>
+        <w:t>和GNSS的定位路径对比（2D）</w:t>
+      </w:r>
+    </w:p>
+    <w:p>
+      <w:pPr>
+        <w:pStyle w:val="10"/>
+        <w:numPr>
+          <w:ilvl w:val="0"/>
+          <w:numId w:val="0"/>
+        </w:numPr>
+        <w:ind w:leftChars="0"/>
+        <w:rPr>
+          <w:rFonts w:hint="eastAsia" w:ascii="宋体" w:hAnsi="宋体" w:eastAsia="宋体"/>
+          <w:b/>
+          <w:bCs/>
+          <w:sz w:val="28"/>
+          <w:szCs w:val="28"/>
+          <w:lang w:eastAsia="zh-CN"/>
+        </w:rPr>
+      </w:pPr>
+      <w:r>
+        <w:rPr>
+          <w:rFonts w:hint="eastAsia" w:ascii="宋体" w:hAnsi="宋体" w:eastAsia="宋体"/>
+          <w:b/>
+          <w:bCs/>
+          <w:sz w:val="28"/>
+          <w:szCs w:val="28"/>
+          <w:lang w:eastAsia="zh-CN"/>
+        </w:rPr>
+        <w:drawing>
+          <wp:inline distT="0" distB="0" distL="114300" distR="114300">
+            <wp:extent cx="5269865" cy="3764280"/>
+            <wp:effectExtent l="0" t="0" r="3175" b="0"/>
+            <wp:docPr id="11" name="图片 11" descr="_cgi-bin_mmwebwx-bin_webwxgetmsgimg__&amp;MsgID=6521361360439167175&amp;skey=@crypt_87920e29_e51ccd5645824ff3ecebeb6b50ae5380&amp;mmweb_appid=wx_webfilehelper"/>
+            <wp:cNvGraphicFramePr>
+              <a:graphicFrameLocks xmlns:a="http://schemas.openxmlformats.org/drawingml/2006/main" noChangeAspect="1"/>
+            </wp:cNvGraphicFramePr>
+            <a:graphic xmlns:a="http://schemas.openxmlformats.org/drawingml/2006/main">
+              <a:graphicData uri="http://schemas.openxmlformats.org/drawingml/2006/picture">
+                <pic:pic xmlns:pic="http://schemas.openxmlformats.org/drawingml/2006/picture">
+                  <pic:nvPicPr>
+                    <pic:cNvPr id="11" name="图片 11" descr="_cgi-bin_mmwebwx-bin_webwxgetmsgimg__&amp;MsgID=6521361360439167175&amp;skey=@crypt_87920e29_e51ccd5645824ff3ecebeb6b50ae5380&amp;mmweb_appid=wx_webfilehelper"/>
+                    <pic:cNvPicPr>
+                      <a:picLocks noChangeAspect="1"/>
+                    </pic:cNvPicPr>
+                  </pic:nvPicPr>
+                  <pic:blipFill>
+                    <a:blip r:embed="rId7"/>
+                    <a:stretch>
+                      <a:fillRect/>
+                    </a:stretch>
+                  </pic:blipFill>
+                  <pic:spPr>
+                    <a:xfrm>
+                      <a:off x="0" y="0"/>
+                      <a:ext cx="5269865" cy="3764280"/>
+                    </a:xfrm>
+                    <a:prstGeom prst="rect">
+                      <a:avLst/>
+                    </a:prstGeom>
+                  </pic:spPr>
+                </pic:pic>
+              </a:graphicData>
+            </a:graphic>
+          </wp:inline>
+        </w:drawing>
+      </w:r>
+    </w:p>
+    <w:p>
+      <w:pPr>
+        <w:pStyle w:val="10"/>
+        <w:numPr>
+          <w:ilvl w:val="0"/>
+          <w:numId w:val="0"/>
+        </w:numPr>
+        <w:ind w:leftChars="0"/>
+        <w:jc w:val="center"/>
+        <w:rPr>
+          <w:rFonts w:hint="eastAsia" w:ascii="宋体" w:hAnsi="宋体" w:eastAsia="宋体"/>
+          <w:b w:val="0"/>
+          <w:bCs w:val="0"/>
+          <w:sz w:val="28"/>
+          <w:szCs w:val="28"/>
+          <w:lang w:eastAsia="zh-CN"/>
+        </w:rPr>
+      </w:pPr>
+      <w:r>
+        <w:rPr>
+          <w:rFonts w:hint="eastAsia" w:ascii="宋体" w:hAnsi="宋体" w:eastAsia="宋体"/>
+          <w:b w:val="0"/>
+          <w:bCs w:val="0"/>
+          <w:sz w:val="28"/>
+          <w:szCs w:val="28"/>
+          <w:lang w:val="en-US" w:eastAsia="zh-CN"/>
+        </w:rPr>
+        <w:t>图5.3 P-LINS和GNSS的定位路径对比（3D）</w:t>
+      </w:r>
+    </w:p>
+    <w:p>
+      <w:pPr>
+        <w:pStyle w:val="10"/>
+        <w:numPr>
+          <w:ilvl w:val="0"/>
+          <w:numId w:val="0"/>
+        </w:numPr>
+        <w:ind w:leftChars="0"/>
+        <w:rPr>
+          <w:rFonts w:hint="eastAsia" w:ascii="宋体" w:hAnsi="宋体" w:eastAsia="宋体"/>
+          <w:b/>
+          <w:bCs/>
+          <w:sz w:val="28"/>
+          <w:szCs w:val="28"/>
+          <w:lang w:eastAsia="zh-CN"/>
+        </w:rPr>
+      </w:pPr>
+      <w:r>
+        <w:rPr>
+          <w:rFonts w:hint="eastAsia" w:ascii="宋体" w:hAnsi="宋体" w:eastAsia="宋体"/>
+          <w:b/>
+          <w:bCs/>
+          <w:sz w:val="28"/>
+          <w:szCs w:val="28"/>
+          <w:lang w:eastAsia="zh-CN"/>
+        </w:rPr>
+        <w:drawing>
+          <wp:inline distT="0" distB="0" distL="114300" distR="114300">
+            <wp:extent cx="5269865" cy="3764280"/>
+            <wp:effectExtent l="0" t="0" r="3175" b="0"/>
+            <wp:docPr id="10" name="图片 10" descr="_cgi-bin_mmwebwx-bin_webwxgetmsgimg__&amp;MsgID=8236193795193450066&amp;skey=@crypt_87920e29_e51ccd5645824ff3ecebeb6b50ae5380&amp;mmweb_appid=wx_webfilehelper"/>
+            <wp:cNvGraphicFramePr>
+              <a:graphicFrameLocks xmlns:a="http://schemas.openxmlformats.org/drawingml/2006/main" noChangeAspect="1"/>
+            </wp:cNvGraphicFramePr>
+            <a:graphic xmlns:a="http://schemas.openxmlformats.org/drawingml/2006/main">
+              <a:graphicData uri="http://schemas.openxmlformats.org/drawingml/2006/picture">
+                <pic:pic xmlns:pic="http://schemas.openxmlformats.org/drawingml/2006/picture">
+                  <pic:nvPicPr>
+                    <pic:cNvPr id="10" name="图片 10" descr="_cgi-bin_mmwebwx-bin_webwxgetmsgimg__&amp;MsgID=8236193795193450066&amp;skey=@crypt_87920e29_e51ccd5645824ff3ecebeb6b50ae5380&amp;mmweb_appid=wx_webfilehelper"/>
+                    <pic:cNvPicPr>
+                      <a:picLocks noChangeAspect="1"/>
+                    </pic:cNvPicPr>
+                  </pic:nvPicPr>
+                  <pic:blipFill>
+                    <a:blip r:embed="rId8"/>
+                    <a:stretch>
+                      <a:fillRect/>
+                    </a:stretch>
+                  </pic:blipFill>
+                  <pic:spPr>
+                    <a:xfrm>
+                      <a:off x="0" y="0"/>
+                      <a:ext cx="5269865" cy="3764280"/>
+                    </a:xfrm>
+                    <a:prstGeom prst="rect">
+                      <a:avLst/>
+                    </a:prstGeom>
+                  </pic:spPr>
+                </pic:pic>
+              </a:graphicData>
+            </a:graphic>
+          </wp:inline>
+        </w:drawing>
+      </w:r>
+    </w:p>
+    <w:p>
+      <w:pPr>
+        <w:pStyle w:val="10"/>
+        <w:numPr>
+          <w:ilvl w:val="0"/>
+          <w:numId w:val="0"/>
+        </w:numPr>
+        <w:ind w:leftChars="0"/>
+        <w:jc w:val="center"/>
+        <w:rPr>
+          <w:rFonts w:hint="eastAsia" w:ascii="宋体" w:hAnsi="宋体" w:eastAsia="宋体"/>
+          <w:b/>
+          <w:bCs/>
+          <w:sz w:val="28"/>
+          <w:szCs w:val="28"/>
+          <w:lang w:eastAsia="zh-CN"/>
+        </w:rPr>
+      </w:pPr>
+      <w:r>
+        <w:rPr>
+          <w:rFonts w:hint="eastAsia" w:ascii="宋体" w:hAnsi="宋体" w:eastAsia="宋体"/>
+          <w:b w:val="0"/>
+          <w:bCs w:val="0"/>
+          <w:sz w:val="28"/>
+          <w:szCs w:val="28"/>
+          <w:lang w:val="en-US" w:eastAsia="zh-CN"/>
+        </w:rPr>
+        <w:t>图5.4 LIO和GNSS的定位路径对比（3D）</w:t>
+      </w:r>
+    </w:p>
+    <w:p>
+      <w:pPr>
+        <w:pStyle w:val="10"/>
+        <w:numPr>
+          <w:ilvl w:val="0"/>
+          <w:numId w:val="0"/>
+        </w:numPr>
+        <w:ind w:leftChars="0"/>
+        <w:rPr>
+          <w:rFonts w:hint="eastAsia" w:ascii="宋体" w:hAnsi="宋体" w:eastAsia="宋体"/>
+          <w:b/>
+          <w:bCs/>
+          <w:sz w:val="28"/>
+          <w:szCs w:val="28"/>
+          <w:lang w:eastAsia="zh-CN"/>
+        </w:rPr>
+      </w:pPr>
+      <w:r>
+        <w:rPr>
+          <w:rFonts w:hint="eastAsia" w:ascii="宋体" w:hAnsi="宋体" w:eastAsia="宋体"/>
+          <w:b/>
+          <w:bCs/>
+          <w:sz w:val="28"/>
+          <w:szCs w:val="28"/>
+          <w:lang w:eastAsia="zh-CN"/>
+        </w:rPr>
+        <w:drawing>
+          <wp:inline distT="0" distB="0" distL="114300" distR="114300">
+            <wp:extent cx="5264150" cy="4288155"/>
+            <wp:effectExtent l="0" t="0" r="8890" b="9525"/>
+            <wp:docPr id="9" name="图片 9" descr="_cgi-bin_mmwebwx-bin_webwxgetmsgimg__&amp;MsgID=8491545065970314634&amp;skey=@crypt_87920e29_e51ccd5645824ff3ecebeb6b50ae5380&amp;mmweb_appid=wx_webfilehelper"/>
+            <wp:cNvGraphicFramePr>
+              <a:graphicFrameLocks xmlns:a="http://schemas.openxmlformats.org/drawingml/2006/main" noChangeAspect="1"/>
+            </wp:cNvGraphicFramePr>
+            <a:graphic xmlns:a="http://schemas.openxmlformats.org/drawingml/2006/main">
+              <a:graphicData uri="http://schemas.openxmlformats.org/drawingml/2006/picture">
+                <pic:pic xmlns:pic="http://schemas.openxmlformats.org/drawingml/2006/picture">
+                  <pic:nvPicPr>
+                    <pic:cNvPr id="9" name="图片 9" descr="_cgi-bin_mmwebwx-bin_webwxgetmsgimg__&amp;MsgID=8491545065970314634&amp;skey=@crypt_87920e29_e51ccd5645824ff3ecebeb6b50ae5380&amp;mmweb_appid=wx_webfilehelper"/>
+                    <pic:cNvPicPr>
+                      <a:picLocks noChangeAspect="1"/>
+                    </pic:cNvPicPr>
+                  </pic:nvPicPr>
+                  <pic:blipFill>
+                    <a:blip r:embed="rId9"/>
+                    <a:stretch>
+                      <a:fillRect/>
+                    </a:stretch>
+                  </pic:blipFill>
+                  <pic:spPr>
+                    <a:xfrm>
+                      <a:off x="0" y="0"/>
+                      <a:ext cx="5264150" cy="4288155"/>
+                    </a:xfrm>
+                    <a:prstGeom prst="rect">
+                      <a:avLst/>
+                    </a:prstGeom>
+                  </pic:spPr>
+                </pic:pic>
+              </a:graphicData>
+            </a:graphic>
+          </wp:inline>
+        </w:drawing>
+      </w:r>
+    </w:p>
+    <w:p>
+      <w:pPr>
+        <w:pStyle w:val="10"/>
+        <w:numPr>
+          <w:ilvl w:val="0"/>
+          <w:numId w:val="0"/>
+        </w:numPr>
+        <w:ind w:leftChars="0"/>
+        <w:jc w:val="center"/>
+        <w:rPr>
+          <w:rFonts w:hint="eastAsia" w:ascii="宋体" w:hAnsi="宋体" w:eastAsia="宋体"/>
+          <w:b w:val="0"/>
+          <w:bCs w:val="0"/>
+          <w:sz w:val="28"/>
+          <w:szCs w:val="28"/>
+          <w:lang w:val="en-US" w:eastAsia="zh-CN"/>
+        </w:rPr>
+      </w:pPr>
+      <w:r>
+        <w:rPr>
+          <w:rFonts w:hint="eastAsia" w:ascii="宋体" w:hAnsi="宋体" w:eastAsia="宋体"/>
+          <w:b w:val="0"/>
+          <w:bCs w:val="0"/>
+          <w:sz w:val="28"/>
+          <w:szCs w:val="28"/>
+          <w:lang w:val="en-US" w:eastAsia="zh-CN"/>
+        </w:rPr>
+        <w:t>图5.5 P-LINS算法的局部点云地图</w:t>
+      </w:r>
+    </w:p>
+    <w:p>
+      <w:pPr>
+        <w:pStyle w:val="10"/>
+        <w:numPr>
+          <w:ilvl w:val="0"/>
+          <w:numId w:val="0"/>
+        </w:numPr>
+        <w:ind w:leftChars="0"/>
+        <w:jc w:val="both"/>
+        <w:rPr>
+          <w:rFonts w:hint="default" w:ascii="宋体" w:hAnsi="宋体" w:eastAsia="宋体"/>
+          <w:b w:val="0"/>
+          <w:bCs w:val="0"/>
+          <w:sz w:val="28"/>
+          <w:szCs w:val="28"/>
+          <w:lang w:val="en-US" w:eastAsia="zh-CN"/>
+        </w:rPr>
+      </w:pPr>
+      <w:r>
+        <w:rPr>
+          <w:rFonts w:hint="eastAsia" w:ascii="宋体" w:hAnsi="宋体" w:eastAsia="宋体"/>
+          <w:b w:val="0"/>
+          <w:bCs w:val="0"/>
+          <w:sz w:val="28"/>
+          <w:szCs w:val="28"/>
+          <w:lang w:val="en-US" w:eastAsia="zh-CN"/>
+        </w:rPr>
+        <w:t>通过对比P-LINS和LIO算法，可以看出在P-LINS可以提高定位的精度，但是工程中仍存在问题，定位精度仍存在很大误差，还需要进一步调整参数和改进算法，下一步笔者准备针对PDR模型对象进行优化，还可以进一步增加回环检测，最终实现无轮速计辅助的SOTA-LIO算法。</w:t>
+      </w:r>
+    </w:p>
+    <w:p>
+      <w:pPr>
+        <w:pStyle w:val="10"/>
         <w:keepNext w:val="0"/>
         <w:keepLines w:val="0"/>
         <w:pageBreakBefore w:val="0"/>
@@ -1257,6 +7171,7 @@
           <w:szCs w:val="28"/>
         </w:rPr>
       </w:pPr>
+      <w:bookmarkStart w:id="5" w:name="_Toc22044"/>
       <w:r>
         <w:rPr>
           <w:rFonts w:hint="eastAsia" w:ascii="宋体" w:hAnsi="宋体" w:eastAsia="宋体"/>
@@ -1267,21 +7182,37 @@
         </w:rPr>
         <w:t>实验总结与思考</w:t>
       </w:r>
-    </w:p>
-    <w:p>
-      <w:pPr>
-        <w:pStyle w:val="6"/>
+      <w:bookmarkEnd w:id="5"/>
+    </w:p>
+    <w:p>
+      <w:pPr>
+        <w:pStyle w:val="10"/>
         <w:numPr>
           <w:ilvl w:val="0"/>
           <w:numId w:val="0"/>
         </w:numPr>
         <w:ind w:leftChars="0"/>
-        <w:rPr>
-          <w:rFonts w:hint="eastAsia" w:ascii="宋体" w:hAnsi="宋体" w:eastAsia="宋体"/>
-          <w:sz w:val="28"/>
-          <w:szCs w:val="28"/>
-        </w:rPr>
-      </w:pPr>
+        <w:jc w:val="both"/>
+        <w:rPr>
+          <w:rFonts w:hint="eastAsia" w:ascii="宋体" w:hAnsi="宋体" w:eastAsia="宋体"/>
+          <w:b w:val="0"/>
+          <w:bCs w:val="0"/>
+          <w:sz w:val="28"/>
+          <w:szCs w:val="28"/>
+          <w:lang w:val="en-US" w:eastAsia="zh-CN"/>
+        </w:rPr>
+      </w:pPr>
+      <w:r>
+        <w:rPr>
+          <w:rFonts w:hint="eastAsia" w:ascii="宋体" w:hAnsi="宋体" w:eastAsia="宋体"/>
+          <w:b w:val="0"/>
+          <w:bCs w:val="0"/>
+          <w:sz w:val="28"/>
+          <w:szCs w:val="28"/>
+          <w:lang w:val="en-US" w:eastAsia="zh-CN"/>
+        </w:rPr>
+        <w:t>本次实验成功在 ROS 环境中编译运行 P-LINS 工程，验证了基于 ESKF 的多传感器融合 SLAM 系统的核心逻辑，深入掌握了点云预处理、特征提取、K-d 树近邻搜索及点到平面 ICP 配准的原理与工程实现。通过在 WHU-helmet 数据集上的测试对比，证实了 PDR 行人模型的融合能有效提升定位精度，相比单纯 LIO 算法，P-LINS 在轨迹一致性和建图效果上更具优势。实验也发现系统仍有优化空间，后续可通过细化 PDR 模型参数、增加回环检测模块，进一步提升无轮速计辅助场景下的定位鲁棒性与全局一致性。</w:t>
+      </w:r>
     </w:p>
     <w:sectPr>
       <w:pgSz w:w="11906" w:h="16838"/>
@@ -1296,6 +7227,57 @@
 <file path=word/numbering.xml><?xml version="1.0" encoding="utf-8"?>
 <w:numbering xmlns:wpc="http://schemas.microsoft.com/office/word/2010/wordprocessingCanvas" xmlns:mc="http://schemas.openxmlformats.org/markup-compatibility/2006" xmlns:o="urn:schemas-microsoft-com:office:office" xmlns:r="http://schemas.openxmlformats.org/officeDocument/2006/relationships" xmlns:m="http://schemas.openxmlformats.org/officeDocument/2006/math" xmlns:v="urn:schemas-microsoft-com:vml" xmlns:wp14="http://schemas.microsoft.com/office/word/2010/wordprocessingDrawing" xmlns:wp="http://schemas.openxmlformats.org/drawingml/2006/wordprocessingDrawing" xmlns:w10="urn:schemas-microsoft-com:office:word" xmlns:w="http://schemas.openxmlformats.org/wordprocessingml/2006/main" xmlns:w14="http://schemas.microsoft.com/office/word/2010/wordml" xmlns:wpg="http://schemas.microsoft.com/office/word/2010/wordprocessingGroup" xmlns:wpi="http://schemas.microsoft.com/office/word/2010/wordprocessingInk" xmlns:wne="http://schemas.microsoft.com/office/word/2006/wordml" xmlns:wps="http://schemas.microsoft.com/office/word/2010/wordprocessingShape" xmlns:wpsCustomData="http://www.wps.cn/officeDocument/2013/wpsCustomData" mc:Ignorable="w14 wp14">
   <w:abstractNum w:abstractNumId="0">
+    <w:nsid w:val="8F85A509"/>
+    <w:multiLevelType w:val="singleLevel"/>
+    <w:tmpl w:val="8F85A509"/>
+    <w:lvl w:ilvl="0" w:tentative="0">
+      <w:start w:val="1"/>
+      <w:numFmt w:val="decimal"/>
+      <w:lvlText w:val="(%1)"/>
+      <w:lvlJc w:val="left"/>
+      <w:pPr>
+        <w:ind w:left="425" w:hanging="425"/>
+      </w:pPr>
+      <w:rPr>
+        <w:rFonts w:hint="default"/>
+      </w:rPr>
+    </w:lvl>
+  </w:abstractNum>
+  <w:abstractNum w:abstractNumId="1">
+    <w:nsid w:val="E770D066"/>
+    <w:multiLevelType w:val="singleLevel"/>
+    <w:tmpl w:val="E770D066"/>
+    <w:lvl w:ilvl="0" w:tentative="0">
+      <w:start w:val="1"/>
+      <w:numFmt w:val="decimal"/>
+      <w:lvlText w:val="%1."/>
+      <w:lvlJc w:val="left"/>
+      <w:pPr>
+        <w:ind w:left="425" w:hanging="425"/>
+      </w:pPr>
+      <w:rPr>
+        <w:rFonts w:hint="default"/>
+      </w:rPr>
+    </w:lvl>
+  </w:abstractNum>
+  <w:abstractNum w:abstractNumId="2">
+    <w:nsid w:val="EC70DC83"/>
+    <w:multiLevelType w:val="singleLevel"/>
+    <w:tmpl w:val="EC70DC83"/>
+    <w:lvl w:ilvl="0" w:tentative="0">
+      <w:start w:val="1"/>
+      <w:numFmt w:val="decimal"/>
+      <w:lvlText w:val="(%1)"/>
+      <w:lvlJc w:val="left"/>
+      <w:pPr>
+        <w:ind w:left="425" w:hanging="425"/>
+      </w:pPr>
+      <w:rPr>
+        <w:rFonts w:hint="default"/>
+      </w:rPr>
+    </w:lvl>
+  </w:abstractNum>
+  <w:abstractNum w:abstractNumId="3">
     <w:nsid w:val="EEE2A503"/>
     <w:multiLevelType w:val="singleLevel"/>
     <w:tmpl w:val="EEE2A503"/>
@@ -1313,7 +7295,7 @@
       </w:rPr>
     </w:lvl>
   </w:abstractNum>
-  <w:abstractNum w:abstractNumId="1">
+  <w:abstractNum w:abstractNumId="4">
     <w:nsid w:val="23B341BE"/>
     <w:multiLevelType w:val="multilevel"/>
     <w:tmpl w:val="23B341BE"/>
@@ -1402,7 +7384,41 @@
       </w:pPr>
     </w:lvl>
   </w:abstractNum>
-  <w:abstractNum w:abstractNumId="2">
+  <w:abstractNum w:abstractNumId="5">
+    <w:nsid w:val="3E78CB49"/>
+    <w:multiLevelType w:val="singleLevel"/>
+    <w:tmpl w:val="3E78CB49"/>
+    <w:lvl w:ilvl="0" w:tentative="0">
+      <w:start w:val="1"/>
+      <w:numFmt w:val="decimal"/>
+      <w:lvlText w:val="%1."/>
+      <w:lvlJc w:val="left"/>
+      <w:pPr>
+        <w:ind w:left="425" w:hanging="425"/>
+      </w:pPr>
+      <w:rPr>
+        <w:rFonts w:hint="default"/>
+      </w:rPr>
+    </w:lvl>
+  </w:abstractNum>
+  <w:abstractNum w:abstractNumId="6">
+    <w:nsid w:val="6E175012"/>
+    <w:multiLevelType w:val="singleLevel"/>
+    <w:tmpl w:val="6E175012"/>
+    <w:lvl w:ilvl="0" w:tentative="0">
+      <w:start w:val="1"/>
+      <w:numFmt w:val="decimal"/>
+      <w:lvlText w:val="%1."/>
+      <w:lvlJc w:val="left"/>
+      <w:pPr>
+        <w:ind w:left="425" w:hanging="425"/>
+      </w:pPr>
+      <w:rPr>
+        <w:rFonts w:hint="default"/>
+      </w:rPr>
+    </w:lvl>
+  </w:abstractNum>
+  <w:abstractNum w:abstractNumId="7">
     <w:nsid w:val="76DC6532"/>
     <w:multiLevelType w:val="singleLevel"/>
     <w:tmpl w:val="76DC6532"/>
@@ -1421,12 +7437,27 @@
     </w:lvl>
   </w:abstractNum>
   <w:num w:numId="1">
+    <w:abstractNumId w:val="4"/>
+  </w:num>
+  <w:num w:numId="2">
+    <w:abstractNumId w:val="3"/>
+  </w:num>
+  <w:num w:numId="3">
+    <w:abstractNumId w:val="7"/>
+  </w:num>
+  <w:num w:numId="4">
     <w:abstractNumId w:val="1"/>
   </w:num>
-  <w:num w:numId="2">
+  <w:num w:numId="5">
+    <w:abstractNumId w:val="6"/>
+  </w:num>
+  <w:num w:numId="6">
+    <w:abstractNumId w:val="5"/>
+  </w:num>
+  <w:num w:numId="7">
     <w:abstractNumId w:val="0"/>
   </w:num>
-  <w:num w:numId="3">
+  <w:num w:numId="8">
     <w:abstractNumId w:val="2"/>
   </w:num>
 </w:numbering>
@@ -1437,7 +7468,7 @@
   <w:docDefaults>
     <w:rPrDefault>
       <w:rPr>
-        <w:rFonts w:asciiTheme="minorHAnsi" w:hAnsiTheme="minorHAnsi" w:eastAsiaTheme="minorEastAsia" w:cstheme="minorBidi"/>
+        <w:rFonts w:ascii="Times New Roman" w:hAnsi="Times New Roman" w:eastAsia="宋体" w:cs="Times New Roman"/>
       </w:rPr>
     </w:rPrDefault>
     <w:pPrDefault/>
@@ -1709,13 +7740,35 @@
       <w:lang w:val="en-US" w:eastAsia="zh-CN" w:bidi="ar-SA"/>
     </w:rPr>
   </w:style>
-  <w:style w:type="character" w:default="1" w:styleId="3">
+  <w:style w:type="paragraph" w:styleId="2">
+    <w:name w:val="heading 3"/>
+    <w:basedOn w:val="1"/>
+    <w:next w:val="1"/>
+    <w:semiHidden/>
+    <w:unhideWhenUsed/>
+    <w:qFormat/>
+    <w:uiPriority w:val="9"/>
+    <w:pPr>
+      <w:spacing w:before="0" w:beforeAutospacing="1" w:after="0" w:afterAutospacing="1"/>
+      <w:jc w:val="left"/>
+    </w:pPr>
+    <w:rPr>
+      <w:rFonts w:hint="eastAsia" w:ascii="宋体" w:hAnsi="宋体" w:eastAsia="宋体" w:cs="宋体"/>
+      <w:b/>
+      <w:bCs/>
+      <w:kern w:val="0"/>
+      <w:sz w:val="27"/>
+      <w:szCs w:val="27"/>
+      <w:lang w:val="en-US" w:eastAsia="zh-CN" w:bidi="ar"/>
+    </w:rPr>
+  </w:style>
+  <w:style w:type="character" w:default="1" w:styleId="6">
     <w:name w:val="Default Paragraph Font"/>
     <w:semiHidden/>
     <w:unhideWhenUsed/>
     <w:uiPriority w:val="1"/>
   </w:style>
-  <w:style w:type="table" w:default="1" w:styleId="2">
+  <w:style w:type="table" w:default="1" w:styleId="5">
     <w:name w:val="Normal Table"/>
     <w:semiHidden/>
     <w:unhideWhenUsed/>
@@ -1729,9 +7782,61 @@
       </w:tblCellMar>
     </w:tblPr>
   </w:style>
-  <w:style w:type="character" w:styleId="4">
+  <w:style w:type="paragraph" w:styleId="3">
+    <w:name w:val="toc 1"/>
+    <w:basedOn w:val="1"/>
+    <w:next w:val="1"/>
+    <w:semiHidden/>
+    <w:unhideWhenUsed/>
+    <w:uiPriority w:val="39"/>
+  </w:style>
+  <w:style w:type="paragraph" w:styleId="4">
+    <w:name w:val="HTML Preformatted"/>
+    <w:basedOn w:val="1"/>
+    <w:semiHidden/>
+    <w:unhideWhenUsed/>
+    <w:uiPriority w:val="99"/>
+    <w:pPr>
+      <w:tabs>
+        <w:tab w:val="left" w:pos="916"/>
+        <w:tab w:val="left" w:pos="1832"/>
+        <w:tab w:val="left" w:pos="2748"/>
+        <w:tab w:val="left" w:pos="3664"/>
+        <w:tab w:val="left" w:pos="4580"/>
+        <w:tab w:val="left" w:pos="5496"/>
+        <w:tab w:val="left" w:pos="6412"/>
+        <w:tab w:val="left" w:pos="7328"/>
+        <w:tab w:val="left" w:pos="8244"/>
+        <w:tab w:val="left" w:pos="9160"/>
+        <w:tab w:val="left" w:pos="10076"/>
+        <w:tab w:val="left" w:pos="10992"/>
+        <w:tab w:val="left" w:pos="11908"/>
+        <w:tab w:val="left" w:pos="12824"/>
+        <w:tab w:val="left" w:pos="13740"/>
+        <w:tab w:val="left" w:pos="14656"/>
+      </w:tabs>
+      <w:jc w:val="left"/>
+    </w:pPr>
+    <w:rPr>
+      <w:rFonts w:hint="eastAsia" w:ascii="宋体" w:hAnsi="宋体" w:eastAsia="宋体" w:cs="宋体"/>
+      <w:kern w:val="0"/>
+      <w:sz w:val="24"/>
+      <w:szCs w:val="24"/>
+      <w:lang w:val="en-US" w:eastAsia="zh-CN" w:bidi="ar"/>
+    </w:rPr>
+  </w:style>
+  <w:style w:type="character" w:styleId="7">
+    <w:name w:val="Strong"/>
+    <w:basedOn w:val="6"/>
+    <w:qFormat/>
+    <w:uiPriority w:val="22"/>
+    <w:rPr>
+      <w:b/>
+    </w:rPr>
+  </w:style>
+  <w:style w:type="character" w:styleId="8">
     <w:name w:val="FollowedHyperlink"/>
-    <w:basedOn w:val="3"/>
+    <w:basedOn w:val="6"/>
     <w:semiHidden/>
     <w:unhideWhenUsed/>
     <w:uiPriority w:val="99"/>
@@ -1740,9 +7845,9 @@
       <w:u w:val="single"/>
     </w:rPr>
   </w:style>
-  <w:style w:type="character" w:styleId="5">
+  <w:style w:type="character" w:styleId="9">
     <w:name w:val="Hyperlink"/>
-    <w:basedOn w:val="3"/>
+    <w:basedOn w:val="6"/>
     <w:semiHidden/>
     <w:unhideWhenUsed/>
     <w:uiPriority w:val="99"/>
@@ -1751,7 +7856,7 @@
       <w:u w:val="single"/>
     </w:rPr>
   </w:style>
-  <w:style w:type="paragraph" w:styleId="6">
+  <w:style w:type="paragraph" w:styleId="10">
     <w:name w:val="List Paragraph"/>
     <w:basedOn w:val="1"/>
     <w:qFormat/>
